--- a/个人学习笔记/最近学习的/32HAL库笔记.docx
+++ b/个人学习笔记/最近学习的/32HAL库笔记.docx
@@ -2419,7 +2419,21 @@
         <w:rPr>
           <w:rFonts w:ascii="华文楷体" w:eastAsia="华文楷体" w:hAnsi="华文楷体"/>
         </w:rPr>
-        <w:t xml:space="preserve">：直接无视中间那一大堆乘法除法框，跑到 HCLK (MHz) 框里，输入你想要的频率（比如 </w:t>
+        <w:t xml:space="preserve">：直接无视中间那一大堆乘法除法框，跑到 HCLK </w:t>
+      </w:r>
+      <w:proofErr w:type="gramStart"/>
+      <w:r>
+        <w:rPr>
+          <w:rFonts w:ascii="华文楷体" w:eastAsia="华文楷体" w:hAnsi="华文楷体"/>
+        </w:rPr>
+        <w:t>(MHz)</w:t>
+      </w:r>
+      <w:proofErr w:type="gramEnd"/>
+      <w:r>
+        <w:rPr>
+          <w:rFonts w:ascii="华文楷体" w:eastAsia="华文楷体" w:hAnsi="华文楷体"/>
+        </w:rPr>
+        <w:t xml:space="preserve"> 框里，输入你想要的频率（比如 </w:t>
       </w:r>
       <w:r>
         <w:rPr>
@@ -2487,47 +2501,69 @@
           <w:color w:val="EE0000"/>
           <w:shd w:val="pct15" w:color="auto" w:fill="FFFFFF"/>
         </w:rPr>
-        <w:t>HCLK (MHz) 框里</w:t>
-      </w:r>
-      <w:r>
-        <w:rPr>
-          <w:rFonts w:ascii="华文楷体" w:eastAsia="华文楷体" w:hAnsi="华文楷体" w:hint="eastAsia"/>
+        <w:t xml:space="preserve">HCLK </w:t>
+      </w:r>
+      <w:proofErr w:type="gramStart"/>
+      <w:r>
+        <w:rPr>
+          <w:rFonts w:ascii="华文楷体" w:eastAsia="华文楷体" w:hAnsi="华文楷体"/>
           <w:b/>
           <w:bCs/>
           <w:color w:val="EE0000"/>
           <w:shd w:val="pct15" w:color="auto" w:fill="FFFFFF"/>
         </w:rPr>
-        <w:t>是我的内部时钟 不能弄错了</w:t>
-      </w:r>
-    </w:p>
-    <w:p>
-      <w:pPr>
-        <w:jc w:val="left"/>
-        <w:rPr>
-          <w:rFonts w:ascii="华文楷体" w:eastAsia="华文楷体" w:hAnsi="华文楷体" w:hint="eastAsia"/>
-          <w:strike/>
-        </w:rPr>
-      </w:pPr>
-    </w:p>
-    <w:p>
-      <w:pPr>
-        <w:jc w:val="left"/>
-        <w:rPr>
-          <w:rFonts w:ascii="华文楷体" w:eastAsia="华文楷体" w:hAnsi="华文楷体" w:hint="eastAsia"/>
-          <w:strike/>
-        </w:rPr>
-      </w:pPr>
-    </w:p>
-    <w:p>
-      <w:pPr>
-        <w:jc w:val="left"/>
-        <w:rPr>
-          <w:rFonts w:ascii="华文楷体" w:eastAsia="华文楷体" w:hAnsi="华文楷体" w:hint="eastAsia"/>
+        <w:t>(MHz)</w:t>
+      </w:r>
+      <w:proofErr w:type="gramEnd"/>
+      <w:r>
+        <w:rPr>
+          <w:rFonts w:ascii="华文楷体" w:eastAsia="华文楷体" w:hAnsi="华文楷体"/>
           <w:b/>
           <w:bCs/>
           <w:color w:val="EE0000"/>
           <w:shd w:val="pct15" w:color="auto" w:fill="FFFFFF"/>
         </w:rPr>
+        <w:t xml:space="preserve"> 框里</w:t>
+      </w:r>
+      <w:r>
+        <w:rPr>
+          <w:rFonts w:ascii="华文楷体" w:eastAsia="华文楷体" w:hAnsi="华文楷体" w:hint="eastAsia"/>
+          <w:b/>
+          <w:bCs/>
+          <w:color w:val="EE0000"/>
+          <w:shd w:val="pct15" w:color="auto" w:fill="FFFFFF"/>
+        </w:rPr>
+        <w:t>是我的内部时钟 不能弄错了</w:t>
+      </w:r>
+    </w:p>
+    <w:p>
+      <w:pPr>
+        <w:jc w:val="left"/>
+        <w:rPr>
+          <w:rFonts w:ascii="华文楷体" w:eastAsia="华文楷体" w:hAnsi="华文楷体" w:hint="eastAsia"/>
+          <w:strike/>
+        </w:rPr>
+      </w:pPr>
+    </w:p>
+    <w:p>
+      <w:pPr>
+        <w:jc w:val="left"/>
+        <w:rPr>
+          <w:rFonts w:ascii="华文楷体" w:eastAsia="华文楷体" w:hAnsi="华文楷体" w:hint="eastAsia"/>
+          <w:strike/>
+        </w:rPr>
+      </w:pPr>
+    </w:p>
+    <w:p>
+      <w:pPr>
+        <w:jc w:val="left"/>
+        <w:rPr>
+          <w:rFonts w:ascii="华文楷体" w:eastAsia="华文楷体" w:hAnsi="华文楷体" w:hint="eastAsia"/>
+          <w:b/>
+          <w:bCs/>
+          <w:color w:val="EE0000"/>
+          <w:shd w:val="pct15" w:color="auto" w:fill="FFFFFF"/>
+        </w:rPr>
       </w:pPr>
       <w:r>
         <w:rPr>
@@ -2535,7 +2571,7 @@
           <w:noProof/>
         </w:rPr>
         <w:drawing>
-          <wp:anchor distT="0" distB="0" distL="114300" distR="114300" simplePos="0" relativeHeight="251657216" behindDoc="0" locked="0" layoutInCell="1" allowOverlap="1" wp14:anchorId="2853F838" wp14:editId="79EFFC8C">
+          <wp:anchor distT="0" distB="0" distL="114300" distR="114300" simplePos="0" relativeHeight="251653120" behindDoc="0" locked="0" layoutInCell="1" allowOverlap="1" wp14:anchorId="2853F838" wp14:editId="40E91577">
             <wp:simplePos x="0" y="0"/>
             <wp:positionH relativeFrom="column">
               <wp:posOffset>0</wp:posOffset>
@@ -2799,7 +2835,7 @@
           <w:noProof/>
         </w:rPr>
         <w:drawing>
-          <wp:anchor distT="0" distB="0" distL="114300" distR="114300" simplePos="0" relativeHeight="251659264" behindDoc="0" locked="0" layoutInCell="1" allowOverlap="1" wp14:anchorId="1C38CA5B" wp14:editId="2D6E4B7A">
+          <wp:anchor distT="0" distB="0" distL="114300" distR="114300" simplePos="0" relativeHeight="251655168" behindDoc="0" locked="0" layoutInCell="1" allowOverlap="1" wp14:anchorId="1C38CA5B" wp14:editId="48E95936">
             <wp:simplePos x="0" y="0"/>
             <wp:positionH relativeFrom="column">
               <wp:posOffset>0</wp:posOffset>
@@ -2974,8 +3010,20 @@
           <w:sz w:val="17"/>
           <w:szCs w:val="18"/>
         </w:rPr>
-        <w:t>1. GPIO output level (初始输出电平)</w:t>
-      </w:r>
+        <w:t xml:space="preserve">1. GPIO output level </w:t>
+      </w:r>
+      <w:proofErr w:type="gramStart"/>
+      <w:r>
+        <w:rPr>
+          <w:rFonts w:ascii="华文楷体" w:eastAsia="华文楷体" w:hAnsi="华文楷体" w:hint="eastAsia"/>
+          <w:b/>
+          <w:bCs/>
+          <w:sz w:val="17"/>
+          <w:szCs w:val="18"/>
+        </w:rPr>
+        <w:t>(初始输出电平)</w:t>
+      </w:r>
+      <w:proofErr w:type="gramEnd"/>
     </w:p>
     <w:p>
       <w:pPr>
@@ -3012,7 +3060,43 @@
           <w:sz w:val="17"/>
           <w:szCs w:val="18"/>
         </w:rPr>
-        <w:t>：Low (低电平 / 0V) 或 High (高电平 / 3.3V)。</w:t>
+        <w:t xml:space="preserve">：Low </w:t>
+      </w:r>
+      <w:proofErr w:type="gramStart"/>
+      <w:r>
+        <w:rPr>
+          <w:rFonts w:ascii="华文楷体" w:eastAsia="华文楷体" w:hAnsi="华文楷体" w:hint="eastAsia"/>
+          <w:sz w:val="17"/>
+          <w:szCs w:val="18"/>
+        </w:rPr>
+        <w:t>(低电平 / 0V)</w:t>
+      </w:r>
+      <w:proofErr w:type="gramEnd"/>
+      <w:r>
+        <w:rPr>
+          <w:rFonts w:ascii="华文楷体" w:eastAsia="华文楷体" w:hAnsi="华文楷体" w:hint="eastAsia"/>
+          <w:sz w:val="17"/>
+          <w:szCs w:val="18"/>
+        </w:rPr>
+        <w:t xml:space="preserve"> 或 High </w:t>
+      </w:r>
+      <w:proofErr w:type="gramStart"/>
+      <w:r>
+        <w:rPr>
+          <w:rFonts w:ascii="华文楷体" w:eastAsia="华文楷体" w:hAnsi="华文楷体" w:hint="eastAsia"/>
+          <w:sz w:val="17"/>
+          <w:szCs w:val="18"/>
+        </w:rPr>
+        <w:t>(高电平 / 3.3V)</w:t>
+      </w:r>
+      <w:proofErr w:type="gramEnd"/>
+      <w:r>
+        <w:rPr>
+          <w:rFonts w:ascii="华文楷体" w:eastAsia="华文楷体" w:hAnsi="华文楷体" w:hint="eastAsia"/>
+          <w:sz w:val="17"/>
+          <w:szCs w:val="18"/>
+        </w:rPr>
+        <w:t>。</w:t>
       </w:r>
     </w:p>
     <w:p>
@@ -3112,8 +3196,20 @@
           <w:sz w:val="17"/>
           <w:szCs w:val="18"/>
         </w:rPr>
-        <w:t>2. GPIO mode (输出模式)</w:t>
-      </w:r>
+        <w:t xml:space="preserve">2. GPIO mode </w:t>
+      </w:r>
+      <w:proofErr w:type="gramStart"/>
+      <w:r>
+        <w:rPr>
+          <w:rFonts w:ascii="华文楷体" w:eastAsia="华文楷体" w:hAnsi="华文楷体" w:hint="eastAsia"/>
+          <w:b/>
+          <w:bCs/>
+          <w:sz w:val="17"/>
+          <w:szCs w:val="18"/>
+        </w:rPr>
+        <w:t>(输出模式)</w:t>
+      </w:r>
+      <w:proofErr w:type="gramEnd"/>
     </w:p>
     <w:p>
       <w:pPr>
@@ -3142,8 +3238,20 @@
           <w:sz w:val="17"/>
           <w:szCs w:val="18"/>
         </w:rPr>
-        <w:t>Push Pull (推挽输出)</w:t>
-      </w:r>
+        <w:t xml:space="preserve">Push Pull </w:t>
+      </w:r>
+      <w:proofErr w:type="gramStart"/>
+      <w:r>
+        <w:rPr>
+          <w:rFonts w:ascii="华文楷体" w:eastAsia="华文楷体" w:hAnsi="华文楷体" w:hint="eastAsia"/>
+          <w:b/>
+          <w:bCs/>
+          <w:sz w:val="17"/>
+          <w:szCs w:val="18"/>
+        </w:rPr>
+        <w:t>(推挽输出)</w:t>
+      </w:r>
+      <w:proofErr w:type="gramEnd"/>
       <w:r>
         <w:rPr>
           <w:rFonts w:ascii="华文楷体" w:eastAsia="华文楷体" w:hAnsi="华文楷体" w:hint="eastAsia"/>
@@ -3242,8 +3350,20 @@
           <w:sz w:val="17"/>
           <w:szCs w:val="18"/>
         </w:rPr>
-        <w:t>3. GPIO Pull-up/Pull-down (上下拉电阻)</w:t>
-      </w:r>
+        <w:t xml:space="preserve">3. GPIO Pull-up/Pull-down </w:t>
+      </w:r>
+      <w:proofErr w:type="gramStart"/>
+      <w:r>
+        <w:rPr>
+          <w:rFonts w:ascii="华文楷体" w:eastAsia="华文楷体" w:hAnsi="华文楷体" w:hint="eastAsia"/>
+          <w:b/>
+          <w:bCs/>
+          <w:sz w:val="17"/>
+          <w:szCs w:val="18"/>
+        </w:rPr>
+        <w:t>(上下拉电阻)</w:t>
+      </w:r>
+      <w:proofErr w:type="gramEnd"/>
     </w:p>
     <w:p>
       <w:pPr>
@@ -3272,8 +3392,20 @@
           <w:sz w:val="17"/>
           <w:szCs w:val="18"/>
         </w:rPr>
-        <w:t>No pull (无上下拉)</w:t>
-      </w:r>
+        <w:t xml:space="preserve">No pull </w:t>
+      </w:r>
+      <w:proofErr w:type="gramStart"/>
+      <w:r>
+        <w:rPr>
+          <w:rFonts w:ascii="华文楷体" w:eastAsia="华文楷体" w:hAnsi="华文楷体" w:hint="eastAsia"/>
+          <w:b/>
+          <w:bCs/>
+          <w:sz w:val="17"/>
+          <w:szCs w:val="18"/>
+        </w:rPr>
+        <w:t>(无上下拉)</w:t>
+      </w:r>
+      <w:proofErr w:type="gramEnd"/>
       <w:r>
         <w:rPr>
           <w:rFonts w:ascii="华文楷体" w:eastAsia="华文楷体" w:hAnsi="华文楷体" w:hint="eastAsia"/>
@@ -3310,8 +3442,20 @@
           <w:sz w:val="17"/>
           <w:szCs w:val="18"/>
         </w:rPr>
-        <w:t>Pull-up (上拉)</w:t>
-      </w:r>
+        <w:t xml:space="preserve">Pull-up </w:t>
+      </w:r>
+      <w:proofErr w:type="gramStart"/>
+      <w:r>
+        <w:rPr>
+          <w:rFonts w:ascii="华文楷体" w:eastAsia="华文楷体" w:hAnsi="华文楷体" w:hint="eastAsia"/>
+          <w:b/>
+          <w:bCs/>
+          <w:sz w:val="17"/>
+          <w:szCs w:val="18"/>
+        </w:rPr>
+        <w:t>(上拉)</w:t>
+      </w:r>
+      <w:proofErr w:type="gramEnd"/>
       <w:r>
         <w:rPr>
           <w:rFonts w:ascii="华文楷体" w:eastAsia="华文楷体" w:hAnsi="华文楷体" w:hint="eastAsia"/>
@@ -3348,8 +3492,20 @@
           <w:sz w:val="17"/>
           <w:szCs w:val="18"/>
         </w:rPr>
-        <w:t>Pull-down (下拉)</w:t>
-      </w:r>
+        <w:t xml:space="preserve">Pull-down </w:t>
+      </w:r>
+      <w:proofErr w:type="gramStart"/>
+      <w:r>
+        <w:rPr>
+          <w:rFonts w:ascii="华文楷体" w:eastAsia="华文楷体" w:hAnsi="华文楷体" w:hint="eastAsia"/>
+          <w:b/>
+          <w:bCs/>
+          <w:sz w:val="17"/>
+          <w:szCs w:val="18"/>
+        </w:rPr>
+        <w:t>(下拉)</w:t>
+      </w:r>
+      <w:proofErr w:type="gramEnd"/>
       <w:r>
         <w:rPr>
           <w:rFonts w:ascii="华文楷体" w:eastAsia="华文楷体" w:hAnsi="华文楷体" w:hint="eastAsia"/>
@@ -3454,8 +3610,20 @@
           <w:sz w:val="17"/>
           <w:szCs w:val="18"/>
         </w:rPr>
-        <w:t>4. Maximum output speed (最高输出速度)</w:t>
-      </w:r>
+        <w:t xml:space="preserve">4. Maximum output speed </w:t>
+      </w:r>
+      <w:proofErr w:type="gramStart"/>
+      <w:r>
+        <w:rPr>
+          <w:rFonts w:ascii="华文楷体" w:eastAsia="华文楷体" w:hAnsi="华文楷体" w:hint="eastAsia"/>
+          <w:b/>
+          <w:bCs/>
+          <w:sz w:val="17"/>
+          <w:szCs w:val="18"/>
+        </w:rPr>
+        <w:t>(最高输出速度)</w:t>
+      </w:r>
+      <w:proofErr w:type="gramEnd"/>
     </w:p>
     <w:p>
       <w:pPr>
@@ -3742,8 +3910,20 @@
           <w:sz w:val="17"/>
           <w:szCs w:val="18"/>
         </w:rPr>
-        <w:t>5. User Label (用户标签)</w:t>
-      </w:r>
+        <w:t xml:space="preserve">5. User Label </w:t>
+      </w:r>
+      <w:proofErr w:type="gramStart"/>
+      <w:r>
+        <w:rPr>
+          <w:rFonts w:ascii="华文楷体" w:eastAsia="华文楷体" w:hAnsi="华文楷体" w:hint="eastAsia"/>
+          <w:b/>
+          <w:bCs/>
+          <w:sz w:val="17"/>
+          <w:szCs w:val="18"/>
+        </w:rPr>
+        <w:t>(用户标签)</w:t>
+      </w:r>
+      <w:proofErr w:type="gramEnd"/>
     </w:p>
     <w:p>
       <w:pPr>
@@ -4440,8 +4620,20 @@
           <w:color w:val="EE0000"/>
           <w:shd w:val="pct15" w:color="auto" w:fill="FFFFFF"/>
         </w:rPr>
-        <w:t>且需注意 这个算出来的T是秒！！！</w:t>
-      </w:r>
+        <w:t>且需注意 这个算出来的T是</w:t>
+      </w:r>
+      <w:proofErr w:type="gramStart"/>
+      <w:r>
+        <w:rPr>
+          <w:rFonts w:ascii="华文楷体" w:eastAsia="华文楷体" w:hAnsi="华文楷体" w:hint="eastAsia"/>
+          <w:b/>
+          <w:bCs/>
+          <w:color w:val="EE0000"/>
+          <w:shd w:val="pct15" w:color="auto" w:fill="FFFFFF"/>
+        </w:rPr>
+        <w:t>秒！！！</w:t>
+      </w:r>
+      <w:proofErr w:type="gramEnd"/>
     </w:p>
     <w:p>
       <w:pPr>
@@ -4813,7 +5005,7 @@
           <w:szCs w:val="20"/>
         </w:rPr>
         <w:drawing>
-          <wp:anchor distT="0" distB="0" distL="114300" distR="114300" simplePos="0" relativeHeight="251660288" behindDoc="0" locked="0" layoutInCell="1" allowOverlap="1" wp14:anchorId="4421DA6E" wp14:editId="6F112EC5">
+          <wp:anchor distT="0" distB="0" distL="114300" distR="114300" simplePos="0" relativeHeight="251656192" behindDoc="0" locked="0" layoutInCell="1" allowOverlap="1" wp14:anchorId="4421DA6E" wp14:editId="3B10446F">
             <wp:simplePos x="0" y="0"/>
             <wp:positionH relativeFrom="column">
               <wp:posOffset>47246</wp:posOffset>
@@ -5477,6 +5669,105 @@
           <w:rFonts w:ascii="华文楷体" w:eastAsia="华文楷体" w:hAnsi="华文楷体" w:hint="eastAsia"/>
         </w:rPr>
       </w:pPr>
+      <w:r>
+        <w:rPr>
+          <w:rFonts w:ascii="华文楷体" w:eastAsia="华文楷体" w:hAnsi="华文楷体" w:hint="eastAsia"/>
+        </w:rPr>
+        <w:t>_ _</w:t>
+      </w:r>
+      <w:proofErr w:type="spellStart"/>
+      <w:r>
+        <w:rPr>
+          <w:rFonts w:ascii="华文楷体" w:eastAsia="华文楷体" w:hAnsi="华文楷体" w:hint="eastAsia"/>
+        </w:rPr>
+        <w:t>disable_irq</w:t>
+      </w:r>
+      <w:proofErr w:type="spellEnd"/>
+      <w:proofErr w:type="gramStart"/>
+      <w:r>
+        <w:rPr>
+          <w:rFonts w:ascii="华文楷体" w:eastAsia="华文楷体" w:hAnsi="华文楷体" w:hint="eastAsia"/>
+        </w:rPr>
+        <w:t xml:space="preserve">( </w:t>
+      </w:r>
+      <w:proofErr w:type="gramEnd"/>
+      <w:r>
+        <w:rPr>
+          <w:rFonts w:ascii="华文楷体" w:eastAsia="华文楷体" w:hAnsi="华文楷体" w:hint="eastAsia"/>
+        </w:rPr>
+        <w:t>);//开启中断</w:t>
+      </w:r>
+      <w:r>
+        <w:rPr>
+          <w:rFonts w:ascii="华文楷体" w:eastAsia="华文楷体" w:hAnsi="华文楷体"/>
+        </w:rPr>
+        <w:tab/>
+      </w:r>
+      <w:r>
+        <w:rPr>
+          <w:rFonts w:ascii="华文楷体" w:eastAsia="华文楷体" w:hAnsi="华文楷体" w:hint="eastAsia"/>
+        </w:rPr>
+        <w:t xml:space="preserve"> </w:t>
+      </w:r>
+      <w:r>
+        <w:rPr>
+          <w:rFonts w:ascii="华文楷体" w:eastAsia="华文楷体" w:hAnsi="华文楷体" w:hint="eastAsia"/>
+        </w:rPr>
+        <w:t>_ _</w:t>
+      </w:r>
+      <w:proofErr w:type="spellStart"/>
+      <w:r>
+        <w:rPr>
+          <w:rFonts w:ascii="华文楷体" w:eastAsia="华文楷体" w:hAnsi="华文楷体" w:hint="eastAsia"/>
+        </w:rPr>
+        <w:t>enable_irq</w:t>
+      </w:r>
+      <w:proofErr w:type="spellEnd"/>
+      <w:proofErr w:type="gramStart"/>
+      <w:r>
+        <w:rPr>
+          <w:rFonts w:ascii="华文楷体" w:eastAsia="华文楷体" w:hAnsi="华文楷体" w:hint="eastAsia"/>
+        </w:rPr>
+        <w:t xml:space="preserve">( </w:t>
+      </w:r>
+      <w:proofErr w:type="gramEnd"/>
+      <w:r>
+        <w:rPr>
+          <w:rFonts w:ascii="华文楷体" w:eastAsia="华文楷体" w:hAnsi="华文楷体" w:hint="eastAsia"/>
+        </w:rPr>
+        <w:t>);</w:t>
+      </w:r>
+      <w:r>
+        <w:rPr>
+          <w:rFonts w:ascii="华文楷体" w:eastAsia="华文楷体" w:hAnsi="华文楷体"/>
+        </w:rPr>
+        <w:tab/>
+      </w:r>
+      <w:r>
+        <w:rPr>
+          <w:rFonts w:ascii="华文楷体" w:eastAsia="华文楷体" w:hAnsi="华文楷体" w:hint="eastAsia"/>
+        </w:rPr>
+        <w:t>//</w:t>
+      </w:r>
+      <w:r>
+        <w:rPr>
+          <w:rFonts w:ascii="华文楷体" w:eastAsia="华文楷体" w:hAnsi="华文楷体" w:hint="eastAsia"/>
+        </w:rPr>
+        <w:t>关闭</w:t>
+      </w:r>
+      <w:r>
+        <w:rPr>
+          <w:rFonts w:ascii="华文楷体" w:eastAsia="华文楷体" w:hAnsi="华文楷体" w:hint="eastAsia"/>
+        </w:rPr>
+        <w:t>中断</w:t>
+      </w:r>
+    </w:p>
+    <w:p>
+      <w:pPr>
+        <w:rPr>
+          <w:rFonts w:ascii="华文楷体" w:eastAsia="华文楷体" w:hAnsi="华文楷体"/>
+        </w:rPr>
+      </w:pPr>
     </w:p>
     <w:p>
       <w:pPr>
@@ -5573,7 +5864,7 @@
           <w:noProof/>
         </w:rPr>
         <w:drawing>
-          <wp:anchor distT="0" distB="0" distL="114300" distR="114300" simplePos="0" relativeHeight="251661312" behindDoc="0" locked="0" layoutInCell="1" allowOverlap="1" wp14:anchorId="5BED3635" wp14:editId="013C1CD4">
+          <wp:anchor distT="0" distB="0" distL="114300" distR="114300" simplePos="0" relativeHeight="251657216" behindDoc="0" locked="0" layoutInCell="1" allowOverlap="1" wp14:anchorId="5BED3635" wp14:editId="7A1E2BAA">
             <wp:simplePos x="0" y="0"/>
             <wp:positionH relativeFrom="column">
               <wp:posOffset>1422</wp:posOffset>
@@ -5674,6 +5965,401 @@
       <w:r>
         <w:rPr>
           <w:rFonts w:ascii="华文楷体" w:eastAsia="华文楷体" w:hAnsi="华文楷体" w:hint="eastAsia"/>
+          <w:noProof/>
+        </w:rPr>
+        <mc:AlternateContent>
+          <mc:Choice Requires="wps">
+            <w:drawing>
+              <wp:anchor distT="0" distB="0" distL="114300" distR="114300" simplePos="0" relativeHeight="251677696" behindDoc="0" locked="0" layoutInCell="1" allowOverlap="1" wp14:anchorId="58962C36" wp14:editId="7072F6CF">
+                <wp:simplePos x="0" y="0"/>
+                <wp:positionH relativeFrom="column">
+                  <wp:posOffset>3693227</wp:posOffset>
+                </wp:positionH>
+                <wp:positionV relativeFrom="paragraph">
+                  <wp:posOffset>156952</wp:posOffset>
+                </wp:positionV>
+                <wp:extent cx="3105356" cy="771896"/>
+                <wp:effectExtent l="0" t="0" r="19050" b="28575"/>
+                <wp:wrapNone/>
+                <wp:docPr id="178060631" name="文本框 5"/>
+                <wp:cNvGraphicFramePr/>
+                <a:graphic xmlns:a="http://schemas.openxmlformats.org/drawingml/2006/main">
+                  <a:graphicData uri="http://schemas.microsoft.com/office/word/2010/wordprocessingShape">
+                    <wps:wsp>
+                      <wps:cNvSpPr txBox="1"/>
+                      <wps:spPr>
+                        <a:xfrm>
+                          <a:off x="0" y="0"/>
+                          <a:ext cx="3105356" cy="771896"/>
+                        </a:xfrm>
+                        <a:prstGeom prst="rect">
+                          <a:avLst/>
+                        </a:prstGeom>
+                        <a:noFill/>
+                        <a:ln w="6350">
+                          <a:solidFill>
+                            <a:srgbClr val="7030A0"/>
+                          </a:solidFill>
+                        </a:ln>
+                      </wps:spPr>
+                      <wps:txbx>
+                        <w:txbxContent>
+                          <w:p>
+                            <w:pPr>
+                              <w:spacing w:line="240" w:lineRule="exact"/>
+                              <w:rPr>
+                                <w:rFonts w:ascii="华文楷体" w:eastAsia="华文楷体" w:hAnsi="华文楷体"/>
+                                <w:sz w:val="15"/>
+                                <w:szCs w:val="16"/>
+                              </w:rPr>
+                            </w:pPr>
+                            <w:proofErr w:type="gramStart"/>
+                            <w:r>
+                              <w:rPr>
+                                <w:rFonts w:ascii="华文楷体" w:eastAsia="华文楷体" w:hAnsi="华文楷体" w:hint="eastAsia"/>
+                                <w:sz w:val="15"/>
+                                <w:szCs w:val="16"/>
+                              </w:rPr>
+                              <w:t>ODR</w:t>
+                            </w:r>
+                            <w:r>
+                              <w:rPr>
+                                <w:rFonts w:ascii="华文楷体" w:eastAsia="华文楷体" w:hAnsi="华文楷体" w:hint="eastAsia"/>
+                                <w:sz w:val="15"/>
+                                <w:szCs w:val="16"/>
+                              </w:rPr>
+                              <w:t xml:space="preserve">  </w:t>
+                            </w:r>
+                            <w:r>
+                              <w:rPr>
+                                <w:rFonts w:ascii="华文楷体" w:eastAsia="华文楷体" w:hAnsi="华文楷体" w:hint="eastAsia"/>
+                                <w:sz w:val="15"/>
+                                <w:szCs w:val="16"/>
+                              </w:rPr>
+                              <w:t>为</w:t>
+                            </w:r>
+                            <w:proofErr w:type="gramEnd"/>
+                            <w:r>
+                              <w:rPr>
+                                <w:rFonts w:ascii="华文楷体" w:eastAsia="华文楷体" w:hAnsi="华文楷体" w:hint="eastAsia"/>
+                                <w:sz w:val="15"/>
+                                <w:szCs w:val="16"/>
+                              </w:rPr>
+                              <w:t>32位数据寄存器—高16位保留 低16位有效</w:t>
+                            </w:r>
+                          </w:p>
+                          <w:p>
+                            <w:pPr>
+                              <w:spacing w:line="240" w:lineRule="exact"/>
+                              <w:rPr>
+                                <w:rFonts w:ascii="华文楷体" w:eastAsia="华文楷体" w:hAnsi="华文楷体"/>
+                                <w:sz w:val="15"/>
+                                <w:szCs w:val="16"/>
+                              </w:rPr>
+                            </w:pPr>
+                            <w:r>
+                              <w:rPr>
+                                <w:rFonts w:ascii="华文楷体" w:eastAsia="华文楷体" w:hAnsi="华文楷体" w:hint="eastAsia"/>
+                                <w:sz w:val="15"/>
+                                <w:szCs w:val="16"/>
+                              </w:rPr>
+                              <w:t>IDR   为数据寄存器 参考</w:t>
+                            </w:r>
+                            <w:proofErr w:type="spellStart"/>
+                            <w:r>
+                              <w:rPr>
+                                <w:rFonts w:ascii="华文楷体" w:eastAsia="华文楷体" w:hAnsi="华文楷体" w:hint="eastAsia"/>
+                                <w:sz w:val="15"/>
+                                <w:szCs w:val="16"/>
+                              </w:rPr>
+                              <w:t>hal_readpin</w:t>
+                            </w:r>
+                            <w:proofErr w:type="spellEnd"/>
+                            <w:r>
+                              <w:rPr>
+                                <w:rFonts w:ascii="华文楷体" w:eastAsia="华文楷体" w:hAnsi="华文楷体" w:hint="eastAsia"/>
+                                <w:sz w:val="15"/>
+                                <w:szCs w:val="16"/>
+                              </w:rPr>
+                              <w:t>函数内部</w:t>
+                            </w:r>
+                          </w:p>
+                          <w:p>
+                            <w:pPr>
+                              <w:spacing w:line="240" w:lineRule="exact"/>
+                              <w:rPr>
+                                <w:rFonts w:ascii="华文楷体" w:eastAsia="华文楷体" w:hAnsi="华文楷体" w:hint="eastAsia"/>
+                                <w:sz w:val="15"/>
+                                <w:szCs w:val="16"/>
+                              </w:rPr>
+                            </w:pPr>
+                            <w:proofErr w:type="gramStart"/>
+                            <w:r>
+                              <w:rPr>
+                                <w:rFonts w:ascii="华文楷体" w:eastAsia="华文楷体" w:hAnsi="华文楷体" w:hint="eastAsia"/>
+                                <w:sz w:val="15"/>
+                                <w:szCs w:val="16"/>
+                              </w:rPr>
+                              <w:t xml:space="preserve">BSRR  </w:t>
+                            </w:r>
+                            <w:r>
+                              <w:rPr>
+                                <w:rFonts w:ascii="华文楷体" w:eastAsia="华文楷体" w:hAnsi="华文楷体" w:hint="eastAsia"/>
+                                <w:sz w:val="15"/>
+                                <w:szCs w:val="16"/>
+                              </w:rPr>
+                              <w:t>只写</w:t>
+                            </w:r>
+                            <w:proofErr w:type="gramEnd"/>
+                            <w:r>
+                              <w:rPr>
+                                <w:rFonts w:ascii="华文楷体" w:eastAsia="华文楷体" w:hAnsi="华文楷体" w:hint="eastAsia"/>
+                                <w:sz w:val="15"/>
+                                <w:szCs w:val="16"/>
+                              </w:rPr>
+                              <w:t xml:space="preserve"> — 本质也就是操作ODR 但是不一样</w:t>
+                            </w:r>
+                            <w:proofErr w:type="gramStart"/>
+                            <w:r>
+                              <w:rPr>
+                                <w:rFonts w:ascii="华文楷体" w:eastAsia="华文楷体" w:hAnsi="华文楷体" w:hint="eastAsia"/>
+                                <w:sz w:val="15"/>
+                                <w:szCs w:val="16"/>
+                              </w:rPr>
+                              <w:t>的的</w:t>
+                            </w:r>
+                            <w:proofErr w:type="gramEnd"/>
+                            <w:r>
+                              <w:rPr>
+                                <w:rFonts w:ascii="华文楷体" w:eastAsia="华文楷体" w:hAnsi="华文楷体" w:hint="eastAsia"/>
+                                <w:sz w:val="15"/>
+                                <w:szCs w:val="16"/>
+                              </w:rPr>
+                              <w:t>是</w:t>
+                            </w:r>
+                            <w:r>
+                              <w:rPr>
+                                <w:rFonts w:ascii="华文楷体" w:eastAsia="华文楷体" w:hAnsi="华文楷体"/>
+                                <w:sz w:val="15"/>
+                                <w:szCs w:val="16"/>
+                              </w:rPr>
+                              <w:br/>
+                            </w:r>
+                            <w:r>
+                              <w:rPr>
+                                <w:rFonts w:ascii="华文楷体" w:eastAsia="华文楷体" w:hAnsi="华文楷体" w:hint="eastAsia"/>
+                                <w:sz w:val="15"/>
+                                <w:szCs w:val="16"/>
+                              </w:rPr>
+                              <w:t xml:space="preserve">   BSRR 32位 其他位即使为0 也不会影响原本的引脚（只有1有效）</w:t>
+                            </w:r>
+                          </w:p>
+                          <w:p>
+                            <w:pPr>
+                              <w:spacing w:line="240" w:lineRule="exact"/>
+                              <w:rPr>
+                                <w:rFonts w:ascii="华文楷体" w:eastAsia="华文楷体" w:hAnsi="华文楷体" w:hint="eastAsia"/>
+                                <w:sz w:val="15"/>
+                                <w:szCs w:val="16"/>
+                              </w:rPr>
+                            </w:pPr>
+                          </w:p>
+                        </w:txbxContent>
+                      </wps:txbx>
+                      <wps:bodyPr rot="0" spcFirstLastPara="0" vertOverflow="overflow" horzOverflow="overflow" vert="horz" wrap="square" lIns="91440" tIns="45720" rIns="91440" bIns="45720" numCol="1" spcCol="0" rtlCol="0" fromWordArt="0" anchor="t" anchorCtr="0" forceAA="0" compatLnSpc="1">
+                        <a:prstTxWarp prst="textNoShape">
+                          <a:avLst/>
+                        </a:prstTxWarp>
+                        <a:noAutofit/>
+                      </wps:bodyPr>
+                    </wps:wsp>
+                  </a:graphicData>
+                </a:graphic>
+                <wp14:sizeRelH relativeFrom="margin">
+                  <wp14:pctWidth>0</wp14:pctWidth>
+                </wp14:sizeRelH>
+              </wp:anchor>
+            </w:drawing>
+          </mc:Choice>
+          <mc:Fallback>
+            <w:pict>
+              <v:shapetype w14:anchorId="58962C36" id="_x0000_t202" coordsize="21600,21600" o:spt="202" path="m,l,21600r21600,l21600,xe">
+                <v:stroke joinstyle="miter"/>
+                <v:path gradientshapeok="t" o:connecttype="rect"/>
+              </v:shapetype>
+              <v:shape id="文本框 5" o:spid="_x0000_s1026" type="#_x0000_t202" style="position:absolute;margin-left:290.8pt;margin-top:12.35pt;width:244.5pt;height:60.8pt;z-index:251677696;visibility:visible;mso-wrap-style:square;mso-width-percent:0;mso-wrap-distance-left:9pt;mso-wrap-distance-top:0;mso-wrap-distance-right:9pt;mso-wrap-distance-bottom:0;mso-position-horizontal:absolute;mso-position-horizontal-relative:text;mso-position-vertical:absolute;mso-position-vertical-relative:text;mso-width-percent:0;mso-width-relative:margin;v-text-anchor:top" o:gfxdata="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" filled="f" strokecolor="#7030a0" strokeweight=".5pt">
+                <v:textbox>
+                  <w:txbxContent>
+                    <w:p>
+                      <w:pPr>
+                        <w:spacing w:line="240" w:lineRule="exact"/>
+                        <w:rPr>
+                          <w:rFonts w:ascii="华文楷体" w:eastAsia="华文楷体" w:hAnsi="华文楷体"/>
+                          <w:sz w:val="15"/>
+                          <w:szCs w:val="16"/>
+                        </w:rPr>
+                      </w:pPr>
+                      <w:proofErr w:type="gramStart"/>
+                      <w:r>
+                        <w:rPr>
+                          <w:rFonts w:ascii="华文楷体" w:eastAsia="华文楷体" w:hAnsi="华文楷体" w:hint="eastAsia"/>
+                          <w:sz w:val="15"/>
+                          <w:szCs w:val="16"/>
+                        </w:rPr>
+                        <w:t>ODR</w:t>
+                      </w:r>
+                      <w:r>
+                        <w:rPr>
+                          <w:rFonts w:ascii="华文楷体" w:eastAsia="华文楷体" w:hAnsi="华文楷体" w:hint="eastAsia"/>
+                          <w:sz w:val="15"/>
+                          <w:szCs w:val="16"/>
+                        </w:rPr>
+                        <w:t xml:space="preserve">  </w:t>
+                      </w:r>
+                      <w:r>
+                        <w:rPr>
+                          <w:rFonts w:ascii="华文楷体" w:eastAsia="华文楷体" w:hAnsi="华文楷体" w:hint="eastAsia"/>
+                          <w:sz w:val="15"/>
+                          <w:szCs w:val="16"/>
+                        </w:rPr>
+                        <w:t>为</w:t>
+                      </w:r>
+                      <w:proofErr w:type="gramEnd"/>
+                      <w:r>
+                        <w:rPr>
+                          <w:rFonts w:ascii="华文楷体" w:eastAsia="华文楷体" w:hAnsi="华文楷体" w:hint="eastAsia"/>
+                          <w:sz w:val="15"/>
+                          <w:szCs w:val="16"/>
+                        </w:rPr>
+                        <w:t>32位数据寄存器—高16位保留 低16位有效</w:t>
+                      </w:r>
+                    </w:p>
+                    <w:p>
+                      <w:pPr>
+                        <w:spacing w:line="240" w:lineRule="exact"/>
+                        <w:rPr>
+                          <w:rFonts w:ascii="华文楷体" w:eastAsia="华文楷体" w:hAnsi="华文楷体"/>
+                          <w:sz w:val="15"/>
+                          <w:szCs w:val="16"/>
+                        </w:rPr>
+                      </w:pPr>
+                      <w:r>
+                        <w:rPr>
+                          <w:rFonts w:ascii="华文楷体" w:eastAsia="华文楷体" w:hAnsi="华文楷体" w:hint="eastAsia"/>
+                          <w:sz w:val="15"/>
+                          <w:szCs w:val="16"/>
+                        </w:rPr>
+                        <w:t>IDR   为数据寄存器 参考</w:t>
+                      </w:r>
+                      <w:proofErr w:type="spellStart"/>
+                      <w:r>
+                        <w:rPr>
+                          <w:rFonts w:ascii="华文楷体" w:eastAsia="华文楷体" w:hAnsi="华文楷体" w:hint="eastAsia"/>
+                          <w:sz w:val="15"/>
+                          <w:szCs w:val="16"/>
+                        </w:rPr>
+                        <w:t>hal_readpin</w:t>
+                      </w:r>
+                      <w:proofErr w:type="spellEnd"/>
+                      <w:r>
+                        <w:rPr>
+                          <w:rFonts w:ascii="华文楷体" w:eastAsia="华文楷体" w:hAnsi="华文楷体" w:hint="eastAsia"/>
+                          <w:sz w:val="15"/>
+                          <w:szCs w:val="16"/>
+                        </w:rPr>
+                        <w:t>函数内部</w:t>
+                      </w:r>
+                    </w:p>
+                    <w:p>
+                      <w:pPr>
+                        <w:spacing w:line="240" w:lineRule="exact"/>
+                        <w:rPr>
+                          <w:rFonts w:ascii="华文楷体" w:eastAsia="华文楷体" w:hAnsi="华文楷体" w:hint="eastAsia"/>
+                          <w:sz w:val="15"/>
+                          <w:szCs w:val="16"/>
+                        </w:rPr>
+                      </w:pPr>
+                      <w:proofErr w:type="gramStart"/>
+                      <w:r>
+                        <w:rPr>
+                          <w:rFonts w:ascii="华文楷体" w:eastAsia="华文楷体" w:hAnsi="华文楷体" w:hint="eastAsia"/>
+                          <w:sz w:val="15"/>
+                          <w:szCs w:val="16"/>
+                        </w:rPr>
+                        <w:t xml:space="preserve">BSRR  </w:t>
+                      </w:r>
+                      <w:r>
+                        <w:rPr>
+                          <w:rFonts w:ascii="华文楷体" w:eastAsia="华文楷体" w:hAnsi="华文楷体" w:hint="eastAsia"/>
+                          <w:sz w:val="15"/>
+                          <w:szCs w:val="16"/>
+                        </w:rPr>
+                        <w:t>只写</w:t>
+                      </w:r>
+                      <w:proofErr w:type="gramEnd"/>
+                      <w:r>
+                        <w:rPr>
+                          <w:rFonts w:ascii="华文楷体" w:eastAsia="华文楷体" w:hAnsi="华文楷体" w:hint="eastAsia"/>
+                          <w:sz w:val="15"/>
+                          <w:szCs w:val="16"/>
+                        </w:rPr>
+                        <w:t xml:space="preserve"> — 本质也就是操作ODR 但是不一样</w:t>
+                      </w:r>
+                      <w:proofErr w:type="gramStart"/>
+                      <w:r>
+                        <w:rPr>
+                          <w:rFonts w:ascii="华文楷体" w:eastAsia="华文楷体" w:hAnsi="华文楷体" w:hint="eastAsia"/>
+                          <w:sz w:val="15"/>
+                          <w:szCs w:val="16"/>
+                        </w:rPr>
+                        <w:t>的的</w:t>
+                      </w:r>
+                      <w:proofErr w:type="gramEnd"/>
+                      <w:r>
+                        <w:rPr>
+                          <w:rFonts w:ascii="华文楷体" w:eastAsia="华文楷体" w:hAnsi="华文楷体" w:hint="eastAsia"/>
+                          <w:sz w:val="15"/>
+                          <w:szCs w:val="16"/>
+                        </w:rPr>
+                        <w:t>是</w:t>
+                      </w:r>
+                      <w:r>
+                        <w:rPr>
+                          <w:rFonts w:ascii="华文楷体" w:eastAsia="华文楷体" w:hAnsi="华文楷体"/>
+                          <w:sz w:val="15"/>
+                          <w:szCs w:val="16"/>
+                        </w:rPr>
+                        <w:br/>
+                      </w:r>
+                      <w:r>
+                        <w:rPr>
+                          <w:rFonts w:ascii="华文楷体" w:eastAsia="华文楷体" w:hAnsi="华文楷体" w:hint="eastAsia"/>
+                          <w:sz w:val="15"/>
+                          <w:szCs w:val="16"/>
+                        </w:rPr>
+                        <w:t xml:space="preserve">   BSRR 32位 其他位即使为0 也不会影响原本的引脚（只有1有效）</w:t>
+                      </w:r>
+                    </w:p>
+                    <w:p>
+                      <w:pPr>
+                        <w:spacing w:line="240" w:lineRule="exact"/>
+                        <w:rPr>
+                          <w:rFonts w:ascii="华文楷体" w:eastAsia="华文楷体" w:hAnsi="华文楷体" w:hint="eastAsia"/>
+                          <w:sz w:val="15"/>
+                          <w:szCs w:val="16"/>
+                        </w:rPr>
+                      </w:pPr>
+                    </w:p>
+                  </w:txbxContent>
+                </v:textbox>
+              </v:shape>
+            </w:pict>
+          </mc:Fallback>
+        </mc:AlternateContent>
+      </w:r>
+      <w:r>
+        <w:rPr>
+          <w:rFonts w:ascii="华文楷体" w:eastAsia="华文楷体" w:hAnsi="华文楷体" w:hint="eastAsia"/>
         </w:rPr>
         <w:t>官方给的LCD里面 只有六个函数最重要：</w:t>
       </w:r>
@@ -5700,11 +6386,19 @@
         <w:t>LCD_Init</w:t>
       </w:r>
       <w:proofErr w:type="spellEnd"/>
-      <w:r>
-        <w:rPr>
-          <w:rFonts w:ascii="华文楷体" w:eastAsia="华文楷体" w:hAnsi="华文楷体" w:hint="eastAsia"/>
-        </w:rPr>
-        <w:t>(void); //初始化</w:t>
+      <w:proofErr w:type="gramStart"/>
+      <w:r>
+        <w:rPr>
+          <w:rFonts w:ascii="华文楷体" w:eastAsia="华文楷体" w:hAnsi="华文楷体" w:hint="eastAsia"/>
+        </w:rPr>
+        <w:t>(void)</w:t>
+      </w:r>
+      <w:proofErr w:type="gramEnd"/>
+      <w:r>
+        <w:rPr>
+          <w:rFonts w:ascii="华文楷体" w:eastAsia="华文楷体" w:hAnsi="华文楷体" w:hint="eastAsia"/>
+        </w:rPr>
+        <w:t>; //初始化</w:t>
       </w:r>
     </w:p>
     <w:p>
@@ -5729,11 +6423,19 @@
         <w:t>LCD_SetTextColor</w:t>
       </w:r>
       <w:proofErr w:type="spellEnd"/>
-      <w:r>
-        <w:rPr>
-          <w:rFonts w:ascii="华文楷体" w:eastAsia="华文楷体" w:hAnsi="华文楷体" w:hint="eastAsia"/>
-        </w:rPr>
-        <w:t>(vu16 Color);//文字颜色</w:t>
+      <w:proofErr w:type="gramStart"/>
+      <w:r>
+        <w:rPr>
+          <w:rFonts w:ascii="华文楷体" w:eastAsia="华文楷体" w:hAnsi="华文楷体" w:hint="eastAsia"/>
+        </w:rPr>
+        <w:t>(vu16 Color)</w:t>
+      </w:r>
+      <w:proofErr w:type="gramEnd"/>
+      <w:r>
+        <w:rPr>
+          <w:rFonts w:ascii="华文楷体" w:eastAsia="华文楷体" w:hAnsi="华文楷体" w:hint="eastAsia"/>
+        </w:rPr>
+        <w:t>;//文字颜色</w:t>
       </w:r>
     </w:p>
     <w:p>
@@ -5748,7 +6450,29 @@
         <w:rPr>
           <w:rFonts w:ascii="华文楷体" w:eastAsia="华文楷体" w:hAnsi="华文楷体" w:hint="eastAsia"/>
         </w:rPr>
-        <w:t>void LCD_SetBackColor(vu16 Color);//背景颜色</w:t>
+        <w:t xml:space="preserve">void </w:t>
+      </w:r>
+      <w:proofErr w:type="spellStart"/>
+      <w:r>
+        <w:rPr>
+          <w:rFonts w:ascii="华文楷体" w:eastAsia="华文楷体" w:hAnsi="华文楷体" w:hint="eastAsia"/>
+        </w:rPr>
+        <w:t>LCD_SetBackColor</w:t>
+      </w:r>
+      <w:proofErr w:type="spellEnd"/>
+      <w:proofErr w:type="gramStart"/>
+      <w:r>
+        <w:rPr>
+          <w:rFonts w:ascii="华文楷体" w:eastAsia="华文楷体" w:hAnsi="华文楷体" w:hint="eastAsia"/>
+        </w:rPr>
+        <w:t>(vu16 Color)</w:t>
+      </w:r>
+      <w:proofErr w:type="gramEnd"/>
+      <w:r>
+        <w:rPr>
+          <w:rFonts w:ascii="华文楷体" w:eastAsia="华文楷体" w:hAnsi="华文楷体" w:hint="eastAsia"/>
+        </w:rPr>
+        <w:t>;//背景颜色</w:t>
       </w:r>
     </w:p>
     <w:p>
@@ -5773,11 +6497,19 @@
         <w:t>LCD_ClearLine</w:t>
       </w:r>
       <w:proofErr w:type="spellEnd"/>
-      <w:r>
-        <w:rPr>
-          <w:rFonts w:ascii="华文楷体" w:eastAsia="华文楷体" w:hAnsi="华文楷体" w:hint="eastAsia"/>
-        </w:rPr>
-        <w:t>(u8 Line);//清除指定行</w:t>
+      <w:proofErr w:type="gramStart"/>
+      <w:r>
+        <w:rPr>
+          <w:rFonts w:ascii="华文楷体" w:eastAsia="华文楷体" w:hAnsi="华文楷体" w:hint="eastAsia"/>
+        </w:rPr>
+        <w:t>(u8 Line)</w:t>
+      </w:r>
+      <w:proofErr w:type="gramEnd"/>
+      <w:r>
+        <w:rPr>
+          <w:rFonts w:ascii="华文楷体" w:eastAsia="华文楷体" w:hAnsi="华文楷体" w:hint="eastAsia"/>
+        </w:rPr>
+        <w:t>;//清除指定行</w:t>
       </w:r>
     </w:p>
     <w:p>
@@ -5792,7 +6524,29 @@
         <w:rPr>
           <w:rFonts w:ascii="华文楷体" w:eastAsia="华文楷体" w:hAnsi="华文楷体" w:hint="eastAsia"/>
         </w:rPr>
-        <w:t>void LCD_Clear(u16 Color);//清屏</w:t>
+        <w:t xml:space="preserve">void </w:t>
+      </w:r>
+      <w:proofErr w:type="spellStart"/>
+      <w:r>
+        <w:rPr>
+          <w:rFonts w:ascii="华文楷体" w:eastAsia="华文楷体" w:hAnsi="华文楷体" w:hint="eastAsia"/>
+        </w:rPr>
+        <w:t>LCD_Clear</w:t>
+      </w:r>
+      <w:proofErr w:type="spellEnd"/>
+      <w:proofErr w:type="gramStart"/>
+      <w:r>
+        <w:rPr>
+          <w:rFonts w:ascii="华文楷体" w:eastAsia="华文楷体" w:hAnsi="华文楷体" w:hint="eastAsia"/>
+        </w:rPr>
+        <w:t>(u16 Color)</w:t>
+      </w:r>
+      <w:proofErr w:type="gramEnd"/>
+      <w:r>
+        <w:rPr>
+          <w:rFonts w:ascii="华文楷体" w:eastAsia="华文楷体" w:hAnsi="华文楷体" w:hint="eastAsia"/>
+        </w:rPr>
+        <w:t>;//清屏</w:t>
       </w:r>
     </w:p>
     <w:p>
@@ -6123,6 +6877,50 @@
           <w:rFonts w:ascii="华文楷体" w:eastAsia="华文楷体" w:hAnsi="华文楷体" w:hint="eastAsia"/>
         </w:rPr>
       </w:pPr>
+      <w:r>
+        <w:rPr>
+          <w:rFonts w:ascii="华文楷体" w:eastAsia="华文楷体" w:hAnsi="华文楷体" w:hint="eastAsia"/>
+        </w:rPr>
+        <w:t>Uint8_t k=5,j=250;</w:t>
+      </w:r>
+      <w:r>
+        <w:rPr>
+          <w:rFonts w:ascii="华文楷体" w:eastAsia="华文楷体" w:hAnsi="华文楷体"/>
+        </w:rPr>
+        <w:tab/>
+      </w:r>
+      <w:r>
+        <w:rPr>
+          <w:rFonts w:ascii="华文楷体" w:eastAsia="华文楷体" w:hAnsi="华文楷体"/>
+        </w:rPr>
+        <w:tab/>
+      </w:r>
+      <w:r>
+        <w:rPr>
+          <w:rFonts w:ascii="华文楷体" w:eastAsia="华文楷体" w:hAnsi="华文楷体" w:hint="eastAsia"/>
+        </w:rPr>
+        <w:t>k=k-j</w:t>
+      </w:r>
+      <w:proofErr w:type="gramStart"/>
+      <w:r>
+        <w:rPr>
+          <w:rFonts w:ascii="华文楷体" w:eastAsia="华文楷体" w:hAnsi="华文楷体" w:hint="eastAsia"/>
+        </w:rPr>
+        <w:t>;  /</w:t>
+      </w:r>
+      <w:proofErr w:type="gramEnd"/>
+      <w:r>
+        <w:rPr>
+          <w:rFonts w:ascii="华文楷体" w:eastAsia="华文楷体" w:hAnsi="华文楷体" w:hint="eastAsia"/>
+        </w:rPr>
+        <w:t>/k=5-250=-245+255=10无符号数的</w:t>
+      </w:r>
+      <w:r>
+        <w:rPr>
+          <w:rFonts w:ascii="华文楷体" w:eastAsia="华文楷体" w:hAnsi="华文楷体" w:hint="eastAsia"/>
+        </w:rPr>
+        <w:t>特性</w:t>
+      </w:r>
     </w:p>
     <w:p>
       <w:pPr>
@@ -6173,8 +6971,188 @@
       <w:r>
         <w:rPr>
           <w:rFonts w:ascii="华文楷体" w:eastAsia="华文楷体" w:hAnsi="华文楷体" w:hint="eastAsia"/>
+          <w:noProof/>
         </w:rPr>
         <w:lastRenderedPageBreak/>
+        <mc:AlternateContent>
+          <mc:Choice Requires="wps">
+            <w:drawing>
+              <wp:anchor distT="0" distB="0" distL="114300" distR="114300" simplePos="0" relativeHeight="251679744" behindDoc="0" locked="0" layoutInCell="1" allowOverlap="1" wp14:anchorId="6B31A557" wp14:editId="057345F5">
+                <wp:simplePos x="0" y="0"/>
+                <wp:positionH relativeFrom="column">
+                  <wp:posOffset>3284764</wp:posOffset>
+                </wp:positionH>
+                <wp:positionV relativeFrom="paragraph">
+                  <wp:posOffset>-207818</wp:posOffset>
+                </wp:positionV>
+                <wp:extent cx="3436158" cy="409699"/>
+                <wp:effectExtent l="0" t="0" r="12065" b="28575"/>
+                <wp:wrapNone/>
+                <wp:docPr id="1274394179" name="文本框 5"/>
+                <wp:cNvGraphicFramePr/>
+                <a:graphic xmlns:a="http://schemas.openxmlformats.org/drawingml/2006/main">
+                  <a:graphicData uri="http://schemas.microsoft.com/office/word/2010/wordprocessingShape">
+                    <wps:wsp>
+                      <wps:cNvSpPr txBox="1"/>
+                      <wps:spPr>
+                        <a:xfrm>
+                          <a:off x="0" y="0"/>
+                          <a:ext cx="3436158" cy="409699"/>
+                        </a:xfrm>
+                        <a:prstGeom prst="rect">
+                          <a:avLst/>
+                        </a:prstGeom>
+                        <a:noFill/>
+                        <a:ln w="6350">
+                          <a:solidFill>
+                            <a:srgbClr val="7030A0"/>
+                          </a:solidFill>
+                        </a:ln>
+                      </wps:spPr>
+                      <wps:txbx>
+                        <w:txbxContent>
+                          <w:p>
+                            <w:pPr>
+                              <w:spacing w:line="240" w:lineRule="exact"/>
+                              <w:rPr>
+                                <w:rFonts w:ascii="华文楷体" w:eastAsia="华文楷体" w:hAnsi="华文楷体"/>
+                                <w:sz w:val="15"/>
+                                <w:szCs w:val="16"/>
+                              </w:rPr>
+                            </w:pPr>
+                            <w:r>
+                              <w:rPr>
+                                <w:rFonts w:ascii="华文楷体" w:eastAsia="华文楷体" w:hAnsi="华文楷体" w:hint="eastAsia"/>
+                                <w:sz w:val="15"/>
+                                <w:szCs w:val="16"/>
+                              </w:rPr>
+                              <w:t xml:space="preserve">PWM CH2N </w:t>
+                            </w:r>
+                            <w:r>
+                              <w:rPr>
+                                <w:rFonts w:ascii="华文楷体" w:eastAsia="华文楷体" w:hAnsi="华文楷体" w:hint="eastAsia"/>
+                                <w:sz w:val="15"/>
+                                <w:szCs w:val="16"/>
+                              </w:rPr>
+                              <w:t>为 CH2的互补通道，若CH2不开启 可做通道CH2使用</w:t>
+                            </w:r>
+                          </w:p>
+                          <w:p>
+                            <w:pPr>
+                              <w:spacing w:line="240" w:lineRule="exact"/>
+                              <w:jc w:val="right"/>
+                              <w:rPr>
+                                <w:rFonts w:ascii="华文楷体" w:eastAsia="华文楷体" w:hAnsi="华文楷体" w:hint="eastAsia"/>
+                                <w:sz w:val="15"/>
+                                <w:szCs w:val="16"/>
+                              </w:rPr>
+                            </w:pPr>
+                            <w:r>
+                              <w:rPr>
+                                <w:rFonts w:ascii="华文楷体" w:eastAsia="华文楷体" w:hAnsi="华文楷体"/>
+                                <w:sz w:val="15"/>
+                                <w:szCs w:val="16"/>
+                              </w:rPr>
+                              <w:tab/>
+                            </w:r>
+                            <w:r>
+                              <w:rPr>
+                                <w:rFonts w:ascii="华文楷体" w:eastAsia="华文楷体" w:hAnsi="华文楷体" w:hint="eastAsia"/>
+                                <w:sz w:val="15"/>
+                                <w:szCs w:val="16"/>
+                              </w:rPr>
+                              <w:t>（占空比80% 即高电平占一个周期的80%）</w:t>
+                            </w:r>
+                          </w:p>
+                        </w:txbxContent>
+                      </wps:txbx>
+                      <wps:bodyPr rot="0" spcFirstLastPara="0" vertOverflow="overflow" horzOverflow="overflow" vert="horz" wrap="square" lIns="91440" tIns="45720" rIns="91440" bIns="45720" numCol="1" spcCol="0" rtlCol="0" fromWordArt="0" anchor="t" anchorCtr="0" forceAA="0" compatLnSpc="1">
+                        <a:prstTxWarp prst="textNoShape">
+                          <a:avLst/>
+                        </a:prstTxWarp>
+                        <a:noAutofit/>
+                      </wps:bodyPr>
+                    </wps:wsp>
+                  </a:graphicData>
+                </a:graphic>
+                <wp14:sizeRelH relativeFrom="margin">
+                  <wp14:pctWidth>0</wp14:pctWidth>
+                </wp14:sizeRelH>
+                <wp14:sizeRelV relativeFrom="margin">
+                  <wp14:pctHeight>0</wp14:pctHeight>
+                </wp14:sizeRelV>
+              </wp:anchor>
+            </w:drawing>
+          </mc:Choice>
+          <mc:Fallback>
+            <w:pict>
+              <v:shape w14:anchorId="6B31A557" id="_x0000_s1027" type="#_x0000_t202" style="position:absolute;margin-left:258.65pt;margin-top:-16.35pt;width:270.55pt;height:32.25pt;z-index:251679744;visibility:visible;mso-wrap-style:square;mso-width-percent:0;mso-height-percent:0;mso-wrap-distance-left:9pt;mso-wrap-distance-top:0;mso-wrap-distance-right:9pt;mso-wrap-distance-bottom:0;mso-position-horizontal:absolute;mso-position-horizontal-relative:text;mso-position-vertical:absolute;mso-position-vertical-relative:text;mso-width-percent:0;mso-height-percent:0;mso-width-relative:margin;mso-height-relative:margin;v-text-anchor:top" o:gfxdata="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" filled="f" strokecolor="#7030a0" strokeweight=".5pt">
+                <v:textbox>
+                  <w:txbxContent>
+                    <w:p>
+                      <w:pPr>
+                        <w:spacing w:line="240" w:lineRule="exact"/>
+                        <w:rPr>
+                          <w:rFonts w:ascii="华文楷体" w:eastAsia="华文楷体" w:hAnsi="华文楷体"/>
+                          <w:sz w:val="15"/>
+                          <w:szCs w:val="16"/>
+                        </w:rPr>
+                      </w:pPr>
+                      <w:r>
+                        <w:rPr>
+                          <w:rFonts w:ascii="华文楷体" w:eastAsia="华文楷体" w:hAnsi="华文楷体" w:hint="eastAsia"/>
+                          <w:sz w:val="15"/>
+                          <w:szCs w:val="16"/>
+                        </w:rPr>
+                        <w:t xml:space="preserve">PWM CH2N </w:t>
+                      </w:r>
+                      <w:r>
+                        <w:rPr>
+                          <w:rFonts w:ascii="华文楷体" w:eastAsia="华文楷体" w:hAnsi="华文楷体" w:hint="eastAsia"/>
+                          <w:sz w:val="15"/>
+                          <w:szCs w:val="16"/>
+                        </w:rPr>
+                        <w:t>为 CH2的互补通道，若CH2不开启 可做通道CH2使用</w:t>
+                      </w:r>
+                    </w:p>
+                    <w:p>
+                      <w:pPr>
+                        <w:spacing w:line="240" w:lineRule="exact"/>
+                        <w:jc w:val="right"/>
+                        <w:rPr>
+                          <w:rFonts w:ascii="华文楷体" w:eastAsia="华文楷体" w:hAnsi="华文楷体" w:hint="eastAsia"/>
+                          <w:sz w:val="15"/>
+                          <w:szCs w:val="16"/>
+                        </w:rPr>
+                      </w:pPr>
+                      <w:r>
+                        <w:rPr>
+                          <w:rFonts w:ascii="华文楷体" w:eastAsia="华文楷体" w:hAnsi="华文楷体"/>
+                          <w:sz w:val="15"/>
+                          <w:szCs w:val="16"/>
+                        </w:rPr>
+                        <w:tab/>
+                      </w:r>
+                      <w:r>
+                        <w:rPr>
+                          <w:rFonts w:ascii="华文楷体" w:eastAsia="华文楷体" w:hAnsi="华文楷体" w:hint="eastAsia"/>
+                          <w:sz w:val="15"/>
+                          <w:szCs w:val="16"/>
+                        </w:rPr>
+                        <w:t>（占空比80% 即高电平占一个周期的80%）</w:t>
+                      </w:r>
+                    </w:p>
+                  </w:txbxContent>
+                </v:textbox>
+              </v:shape>
+            </w:pict>
+          </mc:Fallback>
+        </mc:AlternateContent>
+      </w:r>
+      <w:r>
+        <w:rPr>
+          <w:rFonts w:ascii="华文楷体" w:eastAsia="华文楷体" w:hAnsi="华文楷体" w:hint="eastAsia"/>
+        </w:rPr>
         <w:t>PWM</w:t>
       </w:r>
     </w:p>
@@ -6348,7 +7326,7 @@
           <w:noProof/>
         </w:rPr>
         <w:drawing>
-          <wp:anchor distT="0" distB="0" distL="114300" distR="114300" simplePos="0" relativeHeight="251662336" behindDoc="0" locked="0" layoutInCell="1" allowOverlap="1" wp14:anchorId="1E22627B" wp14:editId="7A2A9BCC">
+          <wp:anchor distT="0" distB="0" distL="114300" distR="114300" simplePos="0" relativeHeight="251658240" behindDoc="0" locked="0" layoutInCell="1" allowOverlap="1" wp14:anchorId="1E22627B" wp14:editId="727E14B0">
             <wp:simplePos x="0" y="0"/>
             <wp:positionH relativeFrom="column">
               <wp:posOffset>2125345</wp:posOffset>
@@ -6430,55 +7408,408 @@
           <w:rFonts w:ascii="华文楷体" w:eastAsia="华文楷体" w:hAnsi="华文楷体" w:hint="eastAsia"/>
         </w:rPr>
       </w:pPr>
-    </w:p>
-    <w:p>
-      <w:pPr>
-        <w:rPr>
-          <w:rFonts w:ascii="华文楷体" w:eastAsia="华文楷体" w:hAnsi="华文楷体" w:hint="eastAsia"/>
-        </w:rPr>
-      </w:pPr>
-      <w:r>
-        <w:rPr>
-          <w:rFonts w:ascii="华文楷体" w:eastAsia="华文楷体" w:hAnsi="华文楷体" w:hint="eastAsia"/>
+      <w:r>
+        <w:rPr>
+          <w:rFonts w:ascii="华文楷体" w:eastAsia="华文楷体" w:hAnsi="华文楷体" w:hint="eastAsia"/>
+          <w:noProof/>
+        </w:rPr>
+        <mc:AlternateContent>
+          <mc:Choice Requires="wps">
+            <w:drawing>
+              <wp:anchor distT="0" distB="0" distL="114300" distR="114300" simplePos="0" relativeHeight="251681792" behindDoc="0" locked="0" layoutInCell="1" allowOverlap="1" wp14:anchorId="168C6165" wp14:editId="324F8B11">
+                <wp:simplePos x="0" y="0"/>
+                <wp:positionH relativeFrom="column">
+                  <wp:posOffset>3847028</wp:posOffset>
+                </wp:positionH>
+                <wp:positionV relativeFrom="paragraph">
+                  <wp:posOffset>643503</wp:posOffset>
+                </wp:positionV>
+                <wp:extent cx="3046021" cy="415191"/>
+                <wp:effectExtent l="0" t="0" r="21590" b="23495"/>
+                <wp:wrapNone/>
+                <wp:docPr id="659776812" name="文本框 5"/>
+                <wp:cNvGraphicFramePr/>
+                <a:graphic xmlns:a="http://schemas.openxmlformats.org/drawingml/2006/main">
+                  <a:graphicData uri="http://schemas.microsoft.com/office/word/2010/wordprocessingShape">
+                    <wps:wsp>
+                      <wps:cNvSpPr txBox="1"/>
+                      <wps:spPr>
+                        <a:xfrm>
+                          <a:off x="0" y="0"/>
+                          <a:ext cx="3046021" cy="415191"/>
+                        </a:xfrm>
+                        <a:prstGeom prst="rect">
+                          <a:avLst/>
+                        </a:prstGeom>
+                        <a:noFill/>
+                        <a:ln w="6350">
+                          <a:solidFill>
+                            <a:srgbClr val="7030A0"/>
+                          </a:solidFill>
+                        </a:ln>
+                      </wps:spPr>
+                      <wps:txbx>
+                        <w:txbxContent>
+                          <w:p>
+                            <w:pPr>
+                              <w:spacing w:line="240" w:lineRule="exact"/>
+                              <w:jc w:val="left"/>
+                              <w:rPr>
+                                <w:rFonts w:ascii="华文楷体" w:eastAsia="华文楷体" w:hAnsi="华文楷体"/>
+                                <w:sz w:val="15"/>
+                                <w:szCs w:val="16"/>
+                              </w:rPr>
+                            </w:pPr>
+                            <w:r>
+                              <w:rPr>
+                                <w:rFonts w:ascii="华文楷体" w:eastAsia="华文楷体" w:hAnsi="华文楷体"/>
+                                <w:sz w:val="15"/>
+                                <w:szCs w:val="16"/>
+                              </w:rPr>
+                              <w:t>互补通道启动函数</w:t>
+                            </w:r>
+                            <w:r>
+                              <w:rPr>
+                                <w:rFonts w:ascii="华文楷体" w:eastAsia="华文楷体" w:hAnsi="华文楷体" w:hint="eastAsia"/>
+                                <w:sz w:val="15"/>
+                                <w:szCs w:val="16"/>
+                              </w:rPr>
+                              <w:t>为</w:t>
+                            </w:r>
+                            <w:r>
+                              <w:rPr>
+                                <w:rFonts w:ascii="华文楷体" w:eastAsia="华文楷体" w:hAnsi="华文楷体" w:hint="eastAsia"/>
+                                <w:sz w:val="15"/>
+                                <w:szCs w:val="16"/>
+                              </w:rPr>
+                              <w:t>：</w:t>
+                            </w:r>
+                          </w:p>
+                          <w:p>
+                            <w:pPr>
+                              <w:spacing w:line="240" w:lineRule="exact"/>
+                              <w:jc w:val="left"/>
+                              <w:rPr>
+                                <w:rFonts w:ascii="华文楷体" w:eastAsia="华文楷体" w:hAnsi="华文楷体" w:hint="eastAsia"/>
+                                <w:sz w:val="15"/>
+                                <w:szCs w:val="16"/>
+                              </w:rPr>
+                            </w:pPr>
+                            <w:r>
+                              <w:rPr>
+                                <w:rFonts w:ascii="华文楷体" w:eastAsia="华文楷体" w:hAnsi="华文楷体"/>
+                                <w:sz w:val="15"/>
+                                <w:szCs w:val="16"/>
+                              </w:rPr>
+                              <w:tab/>
+                            </w:r>
+                            <w:r>
+                              <w:rPr>
+                                <w:rFonts w:ascii="华文楷体" w:eastAsia="华文楷体" w:hAnsi="华文楷体" w:hint="eastAsia"/>
+                                <w:sz w:val="15"/>
+                                <w:szCs w:val="16"/>
+                              </w:rPr>
+                              <w:t>HAL_TIMEX_PWM_START（）</w:t>
+                            </w:r>
+                            <w:proofErr w:type="gramStart"/>
+                            <w:r>
+                              <w:rPr>
+                                <w:rFonts w:ascii="华文楷体" w:eastAsia="华文楷体" w:hAnsi="华文楷体" w:hint="eastAsia"/>
+                                <w:sz w:val="15"/>
+                                <w:szCs w:val="16"/>
+                              </w:rPr>
+                              <w:t>;  /</w:t>
+                            </w:r>
+                            <w:proofErr w:type="gramEnd"/>
+                            <w:r>
+                              <w:rPr>
+                                <w:rFonts w:ascii="华文楷体" w:eastAsia="华文楷体" w:hAnsi="华文楷体" w:hint="eastAsia"/>
+                                <w:sz w:val="15"/>
+                                <w:szCs w:val="16"/>
+                              </w:rPr>
+                              <w:t>/位于</w:t>
+                            </w:r>
+                            <w:proofErr w:type="spellStart"/>
+                            <w:r>
+                              <w:rPr>
+                                <w:rFonts w:ascii="华文楷体" w:eastAsia="华文楷体" w:hAnsi="华文楷体" w:hint="eastAsia"/>
+                                <w:sz w:val="15"/>
+                                <w:szCs w:val="16"/>
+                              </w:rPr>
+                              <w:t>xxx_tim_ex.c</w:t>
+                            </w:r>
+                            <w:proofErr w:type="spellEnd"/>
+                            <w:r>
+                              <w:rPr>
+                                <w:rFonts w:ascii="华文楷体" w:eastAsia="华文楷体" w:hAnsi="华文楷体" w:hint="eastAsia"/>
+                                <w:sz w:val="15"/>
+                                <w:szCs w:val="16"/>
+                              </w:rPr>
+                              <w:t>文件中</w:t>
+                            </w:r>
+                          </w:p>
+                        </w:txbxContent>
+                      </wps:txbx>
+                      <wps:bodyPr rot="0" spcFirstLastPara="0" vertOverflow="overflow" horzOverflow="overflow" vert="horz" wrap="square" lIns="91440" tIns="45720" rIns="91440" bIns="45720" numCol="1" spcCol="0" rtlCol="0" fromWordArt="0" anchor="t" anchorCtr="0" forceAA="0" compatLnSpc="1">
+                        <a:prstTxWarp prst="textNoShape">
+                          <a:avLst/>
+                        </a:prstTxWarp>
+                        <a:noAutofit/>
+                      </wps:bodyPr>
+                    </wps:wsp>
+                  </a:graphicData>
+                </a:graphic>
+                <wp14:sizeRelH relativeFrom="margin">
+                  <wp14:pctWidth>0</wp14:pctWidth>
+                </wp14:sizeRelH>
+                <wp14:sizeRelV relativeFrom="margin">
+                  <wp14:pctHeight>0</wp14:pctHeight>
+                </wp14:sizeRelV>
+              </wp:anchor>
+            </w:drawing>
+          </mc:Choice>
+          <mc:Fallback>
+            <w:pict>
+              <v:shape w14:anchorId="168C6165" id="_x0000_s1028" type="#_x0000_t202" style="position:absolute;left:0;text-align:left;margin-left:302.9pt;margin-top:50.65pt;width:239.85pt;height:32.7pt;z-index:251681792;visibility:visible;mso-wrap-style:square;mso-width-percent:0;mso-height-percent:0;mso-wrap-distance-left:9pt;mso-wrap-distance-top:0;mso-wrap-distance-right:9pt;mso-wrap-distance-bottom:0;mso-position-horizontal:absolute;mso-position-horizontal-relative:text;mso-position-vertical:absolute;mso-position-vertical-relative:text;mso-width-percent:0;mso-height-percent:0;mso-width-relative:margin;mso-height-relative:margin;v-text-anchor:top" o:gfxdata="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" filled="f" strokecolor="#7030a0" strokeweight=".5pt">
+                <v:textbox>
+                  <w:txbxContent>
+                    <w:p>
+                      <w:pPr>
+                        <w:spacing w:line="240" w:lineRule="exact"/>
+                        <w:jc w:val="left"/>
+                        <w:rPr>
+                          <w:rFonts w:ascii="华文楷体" w:eastAsia="华文楷体" w:hAnsi="华文楷体"/>
+                          <w:sz w:val="15"/>
+                          <w:szCs w:val="16"/>
+                        </w:rPr>
+                      </w:pPr>
+                      <w:r>
+                        <w:rPr>
+                          <w:rFonts w:ascii="华文楷体" w:eastAsia="华文楷体" w:hAnsi="华文楷体"/>
+                          <w:sz w:val="15"/>
+                          <w:szCs w:val="16"/>
+                        </w:rPr>
+                        <w:t>互补通道启动函数</w:t>
+                      </w:r>
+                      <w:r>
+                        <w:rPr>
+                          <w:rFonts w:ascii="华文楷体" w:eastAsia="华文楷体" w:hAnsi="华文楷体" w:hint="eastAsia"/>
+                          <w:sz w:val="15"/>
+                          <w:szCs w:val="16"/>
+                        </w:rPr>
+                        <w:t>为</w:t>
+                      </w:r>
+                      <w:r>
+                        <w:rPr>
+                          <w:rFonts w:ascii="华文楷体" w:eastAsia="华文楷体" w:hAnsi="华文楷体" w:hint="eastAsia"/>
+                          <w:sz w:val="15"/>
+                          <w:szCs w:val="16"/>
+                        </w:rPr>
+                        <w:t>：</w:t>
+                      </w:r>
+                    </w:p>
+                    <w:p>
+                      <w:pPr>
+                        <w:spacing w:line="240" w:lineRule="exact"/>
+                        <w:jc w:val="left"/>
+                        <w:rPr>
+                          <w:rFonts w:ascii="华文楷体" w:eastAsia="华文楷体" w:hAnsi="华文楷体" w:hint="eastAsia"/>
+                          <w:sz w:val="15"/>
+                          <w:szCs w:val="16"/>
+                        </w:rPr>
+                      </w:pPr>
+                      <w:r>
+                        <w:rPr>
+                          <w:rFonts w:ascii="华文楷体" w:eastAsia="华文楷体" w:hAnsi="华文楷体"/>
+                          <w:sz w:val="15"/>
+                          <w:szCs w:val="16"/>
+                        </w:rPr>
+                        <w:tab/>
+                      </w:r>
+                      <w:r>
+                        <w:rPr>
+                          <w:rFonts w:ascii="华文楷体" w:eastAsia="华文楷体" w:hAnsi="华文楷体" w:hint="eastAsia"/>
+                          <w:sz w:val="15"/>
+                          <w:szCs w:val="16"/>
+                        </w:rPr>
+                        <w:t>HAL_TIMEX_PWM_START（）</w:t>
+                      </w:r>
+                      <w:proofErr w:type="gramStart"/>
+                      <w:r>
+                        <w:rPr>
+                          <w:rFonts w:ascii="华文楷体" w:eastAsia="华文楷体" w:hAnsi="华文楷体" w:hint="eastAsia"/>
+                          <w:sz w:val="15"/>
+                          <w:szCs w:val="16"/>
+                        </w:rPr>
+                        <w:t>;  /</w:t>
+                      </w:r>
+                      <w:proofErr w:type="gramEnd"/>
+                      <w:r>
+                        <w:rPr>
+                          <w:rFonts w:ascii="华文楷体" w:eastAsia="华文楷体" w:hAnsi="华文楷体" w:hint="eastAsia"/>
+                          <w:sz w:val="15"/>
+                          <w:szCs w:val="16"/>
+                        </w:rPr>
+                        <w:t>/位于</w:t>
+                      </w:r>
+                      <w:proofErr w:type="spellStart"/>
+                      <w:r>
+                        <w:rPr>
+                          <w:rFonts w:ascii="华文楷体" w:eastAsia="华文楷体" w:hAnsi="华文楷体" w:hint="eastAsia"/>
+                          <w:sz w:val="15"/>
+                          <w:szCs w:val="16"/>
+                        </w:rPr>
+                        <w:t>xxx_tim_ex.c</w:t>
+                      </w:r>
+                      <w:proofErr w:type="spellEnd"/>
+                      <w:r>
+                        <w:rPr>
+                          <w:rFonts w:ascii="华文楷体" w:eastAsia="华文楷体" w:hAnsi="华文楷体" w:hint="eastAsia"/>
+                          <w:sz w:val="15"/>
+                          <w:szCs w:val="16"/>
+                        </w:rPr>
+                        <w:t>文件中</w:t>
+                      </w:r>
+                    </w:p>
+                  </w:txbxContent>
+                </v:textbox>
+              </v:shape>
+            </w:pict>
+          </mc:Fallback>
+        </mc:AlternateContent>
+      </w:r>
+    </w:p>
+    <w:p>
+      <w:pPr>
+        <w:spacing w:line="240" w:lineRule="exact"/>
+        <w:rPr>
+          <w:rFonts w:ascii="华文楷体" w:eastAsia="华文楷体" w:hAnsi="华文楷体" w:hint="eastAsia"/>
+          <w:sz w:val="19"/>
+          <w:szCs w:val="20"/>
+        </w:rPr>
+      </w:pPr>
+      <w:r>
+        <w:rPr>
+          <w:rFonts w:ascii="华文楷体" w:eastAsia="华文楷体" w:hAnsi="华文楷体" w:hint="eastAsia"/>
+          <w:sz w:val="19"/>
+          <w:szCs w:val="20"/>
         </w:rPr>
         <w:t>HAL库</w:t>
       </w:r>
       <w:r>
         <w:rPr>
           <w:rFonts w:ascii="华文楷体" w:eastAsia="华文楷体" w:hAnsi="华文楷体" w:hint="eastAsia"/>
+          <w:sz w:val="19"/>
+          <w:szCs w:val="20"/>
         </w:rPr>
         <w:t>PWM用的</w:t>
       </w:r>
       <w:r>
         <w:rPr>
           <w:rFonts w:ascii="华文楷体" w:eastAsia="华文楷体" w:hAnsi="华文楷体" w:hint="eastAsia"/>
+          <w:sz w:val="19"/>
+          <w:szCs w:val="20"/>
         </w:rPr>
         <w:t>两个函数</w:t>
       </w:r>
     </w:p>
     <w:p>
       <w:pPr>
-        <w:jc w:val="left"/>
-        <w:rPr>
-          <w:rFonts w:ascii="华文楷体" w:eastAsia="华文楷体" w:hAnsi="华文楷体" w:hint="eastAsia"/>
+        <w:spacing w:line="240" w:lineRule="exact"/>
+        <w:jc w:val="left"/>
+        <w:rPr>
+          <w:rFonts w:ascii="华文楷体" w:eastAsia="华文楷体" w:hAnsi="华文楷体" w:hint="eastAsia"/>
+          <w:sz w:val="19"/>
+          <w:szCs w:val="20"/>
+        </w:rPr>
+      </w:pPr>
+      <w:proofErr w:type="spellStart"/>
+      <w:r>
+        <w:rPr>
+          <w:rFonts w:ascii="华文楷体" w:eastAsia="华文楷体" w:hAnsi="华文楷体" w:hint="eastAsia"/>
+          <w:sz w:val="19"/>
+          <w:szCs w:val="20"/>
+        </w:rPr>
+        <w:t>HAL_TIM_PWM_Start</w:t>
+      </w:r>
+      <w:proofErr w:type="spellEnd"/>
+      <w:r>
+        <w:rPr>
+          <w:rFonts w:ascii="华文楷体" w:eastAsia="华文楷体" w:hAnsi="华文楷体" w:hint="eastAsia"/>
+          <w:sz w:val="19"/>
+          <w:szCs w:val="20"/>
+        </w:rPr>
+        <w:t>(&amp;htim2,TIM_CHANNEL_2);</w:t>
+      </w:r>
+      <w:r>
+        <w:rPr>
+          <w:rFonts w:ascii="华文楷体" w:eastAsia="华文楷体" w:hAnsi="华文楷体"/>
+          <w:sz w:val="19"/>
+          <w:szCs w:val="20"/>
+        </w:rPr>
+        <w:tab/>
+      </w:r>
+      <w:r>
+        <w:rPr>
+          <w:rFonts w:ascii="华文楷体" w:eastAsia="华文楷体" w:hAnsi="华文楷体" w:hint="eastAsia"/>
+          <w:sz w:val="19"/>
+          <w:szCs w:val="20"/>
+        </w:rPr>
+        <w:t xml:space="preserve"> </w:t>
+      </w:r>
+      <w:r>
+        <w:rPr>
+          <w:rFonts w:ascii="华文楷体" w:eastAsia="华文楷体" w:hAnsi="华文楷体" w:hint="eastAsia"/>
+          <w:sz w:val="19"/>
+          <w:szCs w:val="20"/>
+        </w:rPr>
+        <w:t>//</w:t>
+      </w:r>
+      <w:r>
+        <w:rPr>
+          <w:rFonts w:ascii="华文楷体" w:eastAsia="华文楷体" w:hAnsi="华文楷体" w:hint="eastAsia"/>
+          <w:sz w:val="19"/>
+          <w:szCs w:val="20"/>
+        </w:rPr>
+        <w:t xml:space="preserve">定时器2 </w:t>
+      </w:r>
+      <w:r>
+        <w:rPr>
+          <w:rFonts w:ascii="华文楷体" w:eastAsia="华文楷体" w:hAnsi="华文楷体" w:hint="eastAsia"/>
+          <w:sz w:val="19"/>
+          <w:szCs w:val="20"/>
+        </w:rPr>
+        <w:t>通道2</w:t>
+      </w:r>
+    </w:p>
+    <w:p>
+      <w:pPr>
+        <w:spacing w:line="240" w:lineRule="exact"/>
+        <w:jc w:val="left"/>
+        <w:rPr>
+          <w:rFonts w:ascii="华文楷体" w:eastAsia="华文楷体" w:hAnsi="华文楷体" w:hint="eastAsia"/>
+          <w:sz w:val="19"/>
+          <w:szCs w:val="20"/>
         </w:rPr>
       </w:pPr>
       <w:r>
         <w:rPr>
           <w:rFonts w:ascii="华文楷体" w:eastAsia="华文楷体" w:hAnsi="华文楷体"/>
           <w:noProof/>
+          <w:sz w:val="19"/>
+          <w:szCs w:val="20"/>
         </w:rPr>
         <w:drawing>
-          <wp:anchor distT="0" distB="0" distL="114300" distR="114300" simplePos="0" relativeHeight="251663360" behindDoc="0" locked="0" layoutInCell="1" allowOverlap="1" wp14:anchorId="09E88DDA" wp14:editId="4FA7D673">
+          <wp:anchor distT="0" distB="0" distL="114300" distR="114300" simplePos="0" relativeHeight="251659264" behindDoc="0" locked="0" layoutInCell="1" allowOverlap="1" wp14:anchorId="09E88DDA" wp14:editId="69EC8E8F">
             <wp:simplePos x="0" y="0"/>
             <wp:positionH relativeFrom="column">
-              <wp:posOffset>0</wp:posOffset>
+              <wp:posOffset>635</wp:posOffset>
             </wp:positionH>
             <wp:positionV relativeFrom="paragraph">
-              <wp:posOffset>95885</wp:posOffset>
+              <wp:posOffset>71120</wp:posOffset>
             </wp:positionV>
-            <wp:extent cx="1508125" cy="588010"/>
-            <wp:effectExtent l="19050" t="19050" r="15875" b="21590"/>
+            <wp:extent cx="1061085" cy="413385"/>
+            <wp:effectExtent l="19050" t="19050" r="24765" b="24765"/>
             <wp:wrapSquare wrapText="bothSides"/>
             <wp:docPr id="977373849" name="图片 1"/>
             <wp:cNvGraphicFramePr>
@@ -6507,7 +7838,7 @@
                   <pic:spPr bwMode="auto">
                     <a:xfrm>
                       <a:off x="0" y="0"/>
-                      <a:ext cx="1508125" cy="588010"/>
+                      <a:ext cx="1061085" cy="413385"/>
                     </a:xfrm>
                     <a:prstGeom prst="rect">
                       <a:avLst/>
@@ -6538,128 +7869,94 @@
       <w:r>
         <w:rPr>
           <w:rFonts w:ascii="华文楷体" w:eastAsia="华文楷体" w:hAnsi="华文楷体" w:hint="eastAsia"/>
-        </w:rPr>
-        <w:t xml:space="preserve">  </w:t>
-      </w:r>
-      <w:proofErr w:type="spellStart"/>
-      <w:r>
-        <w:rPr>
-          <w:rFonts w:ascii="华文楷体" w:eastAsia="华文楷体" w:hAnsi="华文楷体" w:hint="eastAsia"/>
-        </w:rPr>
-        <w:t>HAL_TIM_PWM_Start</w:t>
-      </w:r>
-      <w:proofErr w:type="spellEnd"/>
-      <w:r>
-        <w:rPr>
-          <w:rFonts w:ascii="华文楷体" w:eastAsia="华文楷体" w:hAnsi="华文楷体" w:hint="eastAsia"/>
-        </w:rPr>
-        <w:t>(&amp;htim2,TIM_CHANNEL_2);</w:t>
-      </w:r>
-      <w:r>
-        <w:rPr>
-          <w:rFonts w:ascii="华文楷体" w:eastAsia="华文楷体" w:hAnsi="华文楷体"/>
+          <w:sz w:val="19"/>
+          <w:szCs w:val="20"/>
+        </w:rPr>
+        <w:t>TIM1-&gt;CCR2 = 50;</w:t>
+      </w:r>
+      <w:r>
+        <w:rPr>
+          <w:rFonts w:ascii="华文楷体" w:eastAsia="华文楷体" w:hAnsi="华文楷体"/>
+          <w:sz w:val="19"/>
+          <w:szCs w:val="20"/>
         </w:rPr>
         <w:tab/>
       </w:r>
       <w:r>
         <w:rPr>
           <w:rFonts w:ascii="华文楷体" w:eastAsia="华文楷体" w:hAnsi="华文楷体"/>
+          <w:sz w:val="19"/>
+          <w:szCs w:val="20"/>
         </w:rPr>
         <w:tab/>
       </w:r>
       <w:r>
         <w:rPr>
-          <w:rFonts w:ascii="华文楷体" w:eastAsia="华文楷体" w:hAnsi="华文楷体"/>
-        </w:rPr>
-        <w:tab/>
-      </w:r>
-      <w:r>
-        <w:rPr>
-          <w:rFonts w:ascii="华文楷体" w:eastAsia="华文楷体" w:hAnsi="华文楷体" w:hint="eastAsia"/>
-        </w:rPr>
-        <w:t>//</w:t>
-      </w:r>
-      <w:r>
-        <w:rPr>
-          <w:rFonts w:ascii="华文楷体" w:eastAsia="华文楷体" w:hAnsi="华文楷体" w:hint="eastAsia"/>
-        </w:rPr>
-        <w:t xml:space="preserve">定时器2 </w:t>
-      </w:r>
-      <w:r>
-        <w:rPr>
-          <w:rFonts w:ascii="华文楷体" w:eastAsia="华文楷体" w:hAnsi="华文楷体" w:hint="eastAsia"/>
-        </w:rPr>
-        <w:t>通道2</w:t>
-      </w:r>
-    </w:p>
-    <w:p>
-      <w:pPr>
-        <w:jc w:val="left"/>
-        <w:rPr>
-          <w:rFonts w:ascii="华文楷体" w:eastAsia="华文楷体" w:hAnsi="华文楷体" w:hint="eastAsia"/>
-        </w:rPr>
-      </w:pPr>
-      <w:r>
-        <w:rPr>
-          <w:rFonts w:ascii="华文楷体" w:eastAsia="华文楷体" w:hAnsi="华文楷体" w:hint="eastAsia"/>
-        </w:rPr>
-        <w:t xml:space="preserve">  TIM1-&gt;CCR2 = 50;</w:t>
-      </w:r>
-      <w:r>
-        <w:rPr>
-          <w:rFonts w:ascii="华文楷体" w:eastAsia="华文楷体" w:hAnsi="华文楷体"/>
-        </w:rPr>
-        <w:tab/>
-      </w:r>
-      <w:r>
-        <w:rPr>
-          <w:rFonts w:ascii="华文楷体" w:eastAsia="华文楷体" w:hAnsi="华文楷体"/>
-        </w:rPr>
-        <w:tab/>
-      </w:r>
-      <w:r>
-        <w:rPr>
-          <w:rFonts w:ascii="华文楷体" w:eastAsia="华文楷体" w:hAnsi="华文楷体" w:hint="eastAsia"/>
+          <w:rFonts w:ascii="华文楷体" w:eastAsia="华文楷体" w:hAnsi="华文楷体" w:hint="eastAsia"/>
+          <w:sz w:val="19"/>
+          <w:szCs w:val="20"/>
+        </w:rPr>
+        <w:t xml:space="preserve"> </w:t>
+      </w:r>
+      <w:r>
+        <w:rPr>
+          <w:rFonts w:ascii="华文楷体" w:eastAsia="华文楷体" w:hAnsi="华文楷体" w:hint="eastAsia"/>
+          <w:sz w:val="19"/>
+          <w:szCs w:val="20"/>
         </w:rPr>
         <w:t>//因为ARR为100 占空比1/2的话 CCR就要为50</w:t>
       </w:r>
     </w:p>
     <w:p>
       <w:pPr>
-        <w:jc w:val="left"/>
-        <w:rPr>
-          <w:rFonts w:ascii="华文楷体" w:eastAsia="华文楷体" w:hAnsi="华文楷体" w:hint="eastAsia"/>
-        </w:rPr>
-      </w:pPr>
-    </w:p>
-    <w:p>
-      <w:pPr>
-        <w:jc w:val="left"/>
-        <w:rPr>
-          <w:rFonts w:ascii="华文楷体" w:eastAsia="华文楷体" w:hAnsi="华文楷体" w:hint="eastAsia"/>
-        </w:rPr>
-      </w:pPr>
-      <w:r>
-        <w:rPr>
-          <w:rFonts w:ascii="华文楷体" w:eastAsia="华文楷体" w:hAnsi="华文楷体" w:hint="eastAsia"/>
-        </w:rPr>
-        <w:t xml:space="preserve"> C</w:t>
-      </w:r>
-      <w:r>
-        <w:rPr>
-          <w:rFonts w:ascii="华文楷体" w:eastAsia="华文楷体" w:hAnsi="华文楷体" w:hint="eastAsia"/>
+        <w:spacing w:line="240" w:lineRule="exact"/>
+        <w:jc w:val="left"/>
+        <w:rPr>
+          <w:rFonts w:ascii="华文楷体" w:eastAsia="华文楷体" w:hAnsi="华文楷体" w:hint="eastAsia"/>
+          <w:sz w:val="19"/>
+          <w:szCs w:val="20"/>
+        </w:rPr>
+      </w:pPr>
+    </w:p>
+    <w:p>
+      <w:pPr>
+        <w:spacing w:line="240" w:lineRule="exact"/>
+        <w:jc w:val="left"/>
+        <w:rPr>
+          <w:rFonts w:ascii="华文楷体" w:eastAsia="华文楷体" w:hAnsi="华文楷体" w:hint="eastAsia"/>
+          <w:sz w:val="19"/>
+          <w:szCs w:val="20"/>
+        </w:rPr>
+      </w:pPr>
+      <w:r>
+        <w:rPr>
+          <w:rFonts w:ascii="华文楷体" w:eastAsia="华文楷体" w:hAnsi="华文楷体" w:hint="eastAsia"/>
+          <w:sz w:val="19"/>
+          <w:szCs w:val="20"/>
         </w:rPr>
         <w:t>C</w:t>
       </w:r>
       <w:r>
         <w:rPr>
           <w:rFonts w:ascii="华文楷体" w:eastAsia="华文楷体" w:hAnsi="华文楷体" w:hint="eastAsia"/>
+          <w:sz w:val="19"/>
+          <w:szCs w:val="20"/>
+        </w:rPr>
+        <w:t>C</w:t>
+      </w:r>
+      <w:r>
+        <w:rPr>
+          <w:rFonts w:ascii="华文楷体" w:eastAsia="华文楷体" w:hAnsi="华文楷体" w:hint="eastAsia"/>
+          <w:sz w:val="19"/>
+          <w:szCs w:val="20"/>
         </w:rPr>
         <w:t>R 为输出比较寄存器</w:t>
       </w:r>
       <w:r>
         <w:rPr>
           <w:rFonts w:ascii="华文楷体" w:eastAsia="华文楷体" w:hAnsi="华文楷体" w:hint="eastAsia"/>
+          <w:sz w:val="19"/>
+          <w:szCs w:val="20"/>
         </w:rPr>
         <w:t xml:space="preserve"> </w:t>
       </w:r>
@@ -6674,6 +7971,7 @@
     </w:p>
     <w:p>
       <w:pPr>
+        <w:spacing w:line="240" w:lineRule="exact"/>
         <w:jc w:val="left"/>
         <w:rPr>
           <w:rFonts w:ascii="华文楷体" w:eastAsia="华文楷体" w:hAnsi="华文楷体" w:hint="eastAsia"/>
@@ -6681,6 +7979,8 @@
           <w:bCs/>
           <w:i/>
           <w:iCs/>
+          <w:sz w:val="17"/>
+          <w:szCs w:val="18"/>
         </w:rPr>
       </w:pPr>
       <w:r>
@@ -6690,6 +7990,8 @@
           <w:bCs/>
           <w:i/>
           <w:iCs/>
+          <w:sz w:val="17"/>
+          <w:szCs w:val="18"/>
           <w:highlight w:val="yellow"/>
         </w:rPr>
         <w:t xml:space="preserve">TIM1-&gt;PSC=x; </w:t>
@@ -6701,6 +8003,8 @@
           <w:bCs/>
           <w:i/>
           <w:iCs/>
+          <w:sz w:val="17"/>
+          <w:szCs w:val="18"/>
           <w:highlight w:val="yellow"/>
         </w:rPr>
         <w:tab/>
@@ -6712,6 +8016,8 @@
           <w:bCs/>
           <w:i/>
           <w:iCs/>
+          <w:sz w:val="17"/>
+          <w:szCs w:val="18"/>
           <w:highlight w:val="yellow"/>
         </w:rPr>
         <w:t>这个可以修改</w:t>
@@ -6724,6 +8030,8 @@
           <w:bCs/>
           <w:i/>
           <w:iCs/>
+          <w:sz w:val="17"/>
+          <w:szCs w:val="18"/>
           <w:highlight w:val="yellow"/>
         </w:rPr>
         <w:t>psc</w:t>
@@ -6736,6 +8044,8 @@
           <w:bCs/>
           <w:i/>
           <w:iCs/>
+          <w:sz w:val="17"/>
+          <w:szCs w:val="18"/>
           <w:highlight w:val="yellow"/>
         </w:rPr>
         <w:t>但会等定时器溢出才会变 最好的操作如下：</w:t>
@@ -6743,15 +8053,20 @@
     </w:p>
     <w:p>
       <w:pPr>
-        <w:jc w:val="left"/>
-        <w:rPr>
-          <w:rFonts w:ascii="华文楷体" w:eastAsia="华文楷体" w:hAnsi="华文楷体" w:hint="eastAsia"/>
+        <w:spacing w:line="240" w:lineRule="exact"/>
+        <w:jc w:val="left"/>
+        <w:rPr>
+          <w:rFonts w:ascii="华文楷体" w:eastAsia="华文楷体" w:hAnsi="华文楷体" w:hint="eastAsia"/>
+          <w:sz w:val="17"/>
+          <w:szCs w:val="18"/>
         </w:rPr>
       </w:pPr>
       <w:proofErr w:type="spellStart"/>
       <w:r>
         <w:rPr>
           <w:rFonts w:ascii="华文楷体" w:eastAsia="华文楷体" w:hAnsi="华文楷体" w:hint="eastAsia"/>
+          <w:sz w:val="17"/>
+          <w:szCs w:val="18"/>
         </w:rPr>
         <w:t>HAL_TIM_PWM_Stop</w:t>
       </w:r>
@@ -6759,32 +8074,43 @@
       <w:r>
         <w:rPr>
           <w:rFonts w:ascii="华文楷体" w:eastAsia="华文楷体" w:hAnsi="华文楷体" w:hint="eastAsia"/>
+          <w:sz w:val="17"/>
+          <w:szCs w:val="18"/>
         </w:rPr>
         <w:t>(&amp;htim3, TIM_CHANNEL_2);   // 停止输出</w:t>
       </w:r>
       <w:r>
         <w:rPr>
           <w:rFonts w:ascii="华文楷体" w:eastAsia="华文楷体" w:hAnsi="华文楷体" w:hint="eastAsia"/>
+          <w:sz w:val="17"/>
+          <w:szCs w:val="18"/>
         </w:rPr>
         <w:t xml:space="preserve"> </w:t>
       </w:r>
       <w:r>
         <w:rPr>
           <w:rFonts w:ascii="华文楷体" w:eastAsia="华文楷体" w:hAnsi="华文楷体"/>
+          <w:sz w:val="17"/>
+          <w:szCs w:val="18"/>
         </w:rPr>
         <w:t>修改完再启动，避免毛刺</w:t>
       </w:r>
     </w:p>
     <w:p>
       <w:pPr>
-        <w:jc w:val="left"/>
-        <w:rPr>
-          <w:rFonts w:ascii="华文楷体" w:eastAsia="华文楷体" w:hAnsi="华文楷体" w:hint="eastAsia"/>
-        </w:rPr>
-      </w:pPr>
-      <w:r>
-        <w:rPr>
-          <w:rFonts w:ascii="华文楷体" w:eastAsia="华文楷体" w:hAnsi="华文楷体" w:hint="eastAsia"/>
+        <w:spacing w:line="240" w:lineRule="exact"/>
+        <w:jc w:val="left"/>
+        <w:rPr>
+          <w:rFonts w:ascii="华文楷体" w:eastAsia="华文楷体" w:hAnsi="华文楷体" w:hint="eastAsia"/>
+          <w:sz w:val="17"/>
+          <w:szCs w:val="18"/>
+        </w:rPr>
+      </w:pPr>
+      <w:r>
+        <w:rPr>
+          <w:rFonts w:ascii="华文楷体" w:eastAsia="华文楷体" w:hAnsi="华文楷体" w:hint="eastAsia"/>
+          <w:sz w:val="17"/>
+          <w:szCs w:val="18"/>
         </w:rPr>
         <w:t xml:space="preserve">TIM3-&gt;PSC = </w:t>
       </w:r>
@@ -6792,6 +8118,8 @@
       <w:r>
         <w:rPr>
           <w:rFonts w:ascii="华文楷体" w:eastAsia="华文楷体" w:hAnsi="华文楷体" w:hint="eastAsia"/>
+          <w:sz w:val="17"/>
+          <w:szCs w:val="18"/>
         </w:rPr>
         <w:t>new_psc</w:t>
       </w:r>
@@ -6799,71 +8127,113 @@
       <w:r>
         <w:rPr>
           <w:rFonts w:ascii="华文楷体" w:eastAsia="华文楷体" w:hAnsi="华文楷体" w:hint="eastAsia"/>
+          <w:sz w:val="17"/>
+          <w:szCs w:val="18"/>
         </w:rPr>
         <w:t>;</w:t>
       </w:r>
     </w:p>
     <w:p>
       <w:pPr>
-        <w:jc w:val="left"/>
-        <w:rPr>
-          <w:rFonts w:ascii="华文楷体" w:eastAsia="华文楷体" w:hAnsi="华文楷体" w:hint="eastAsia"/>
-        </w:rPr>
-      </w:pPr>
-      <w:r>
-        <w:rPr>
-          <w:rFonts w:ascii="华文楷体" w:eastAsia="华文楷体" w:hAnsi="华文楷体" w:hint="eastAsia"/>
-        </w:rPr>
-        <w:t>TIM3-&gt;EGR |= TIM_EGR_UG;  //</w:t>
-      </w:r>
-      <w:r>
-        <w:rPr>
-          <w:rFonts w:ascii="华文楷体" w:eastAsia="华文楷体" w:hAnsi="华文楷体" w:hint="eastAsia"/>
+        <w:spacing w:line="240" w:lineRule="exact"/>
+        <w:jc w:val="left"/>
+        <w:rPr>
+          <w:rFonts w:ascii="华文楷体" w:eastAsia="华文楷体" w:hAnsi="华文楷体" w:hint="eastAsia"/>
+          <w:sz w:val="17"/>
+          <w:szCs w:val="18"/>
+        </w:rPr>
+      </w:pPr>
+      <w:r>
+        <w:rPr>
+          <w:rFonts w:ascii="华文楷体" w:eastAsia="华文楷体" w:hAnsi="华文楷体" w:hint="eastAsia"/>
+          <w:sz w:val="17"/>
+          <w:szCs w:val="18"/>
+        </w:rPr>
+        <w:t>TIM3-&gt;EGR |= TIM_EGR_UG</w:t>
+      </w:r>
+      <w:proofErr w:type="gramStart"/>
+      <w:r>
+        <w:rPr>
+          <w:rFonts w:ascii="华文楷体" w:eastAsia="华文楷体" w:hAnsi="华文楷体" w:hint="eastAsia"/>
+          <w:sz w:val="17"/>
+          <w:szCs w:val="18"/>
+        </w:rPr>
+        <w:t>;  /</w:t>
+      </w:r>
+      <w:proofErr w:type="gramEnd"/>
+      <w:r>
+        <w:rPr>
+          <w:rFonts w:ascii="华文楷体" w:eastAsia="华文楷体" w:hAnsi="华文楷体" w:hint="eastAsia"/>
+          <w:sz w:val="17"/>
+          <w:szCs w:val="18"/>
+        </w:rPr>
+        <w:t>/</w:t>
+      </w:r>
+      <w:r>
+        <w:rPr>
+          <w:rFonts w:ascii="华文楷体" w:eastAsia="华文楷体" w:hAnsi="华文楷体" w:hint="eastAsia"/>
+          <w:sz w:val="17"/>
+          <w:szCs w:val="18"/>
         </w:rPr>
         <w:t xml:space="preserve"> 如果不停止PWM</w:t>
       </w:r>
       <w:r>
         <w:rPr>
           <w:rFonts w:ascii="华文楷体" w:eastAsia="华文楷体" w:hAnsi="华文楷体" w:hint="eastAsia"/>
+          <w:sz w:val="17"/>
+          <w:szCs w:val="18"/>
         </w:rPr>
         <w:t xml:space="preserve"> </w:t>
       </w:r>
       <w:r>
         <w:rPr>
           <w:rFonts w:ascii="华文楷体" w:eastAsia="华文楷体" w:hAnsi="华文楷体" w:hint="eastAsia"/>
+          <w:sz w:val="17"/>
+          <w:szCs w:val="18"/>
         </w:rPr>
         <w:t>也</w:t>
       </w:r>
       <w:r>
         <w:rPr>
           <w:rFonts w:ascii="华文楷体" w:eastAsia="华文楷体" w:hAnsi="华文楷体"/>
+          <w:sz w:val="17"/>
+          <w:szCs w:val="18"/>
         </w:rPr>
         <w:t>可以用 EGR 强制</w:t>
       </w:r>
       <w:r>
         <w:rPr>
           <w:rFonts w:ascii="华文楷体" w:eastAsia="华文楷体" w:hAnsi="华文楷体" w:hint="eastAsia"/>
+          <w:sz w:val="17"/>
+          <w:szCs w:val="18"/>
         </w:rPr>
         <w:t>立刻</w:t>
       </w:r>
       <w:r>
         <w:rPr>
           <w:rFonts w:ascii="华文楷体" w:eastAsia="华文楷体" w:hAnsi="华文楷体"/>
+          <w:sz w:val="17"/>
+          <w:szCs w:val="18"/>
         </w:rPr>
         <w:t>更新，但波形可能有一个周期异常</w:t>
       </w:r>
     </w:p>
     <w:p>
       <w:pPr>
-        <w:jc w:val="left"/>
-        <w:rPr>
-          <w:rFonts w:ascii="华文楷体" w:eastAsia="华文楷体" w:hAnsi="华文楷体" w:hint="eastAsia"/>
+        <w:spacing w:line="240" w:lineRule="exact"/>
+        <w:jc w:val="left"/>
+        <w:rPr>
+          <w:rFonts w:ascii="华文楷体" w:eastAsia="华文楷体" w:hAnsi="华文楷体" w:hint="eastAsia"/>
+          <w:sz w:val="17"/>
+          <w:szCs w:val="18"/>
         </w:rPr>
       </w:pPr>
       <w:proofErr w:type="spellStart"/>
       <w:r>
         <w:rPr>
           <w:rFonts w:ascii="华文楷体" w:eastAsia="华文楷体" w:hAnsi="华文楷体" w:hint="eastAsia"/>
+          <w:sz w:val="17"/>
+          <w:szCs w:val="18"/>
         </w:rPr>
         <w:t>HAL_TIM_PWM_Start</w:t>
       </w:r>
@@ -6871,6 +8241,8 @@
       <w:r>
         <w:rPr>
           <w:rFonts w:ascii="华文楷体" w:eastAsia="华文楷体" w:hAnsi="华文楷体" w:hint="eastAsia"/>
+          <w:sz w:val="17"/>
+          <w:szCs w:val="18"/>
         </w:rPr>
         <w:t>(&amp;htim3, TIM_CHANNEL_2); // 重新启动</w:t>
       </w:r>
@@ -6885,46 +8257,62 @@
     </w:p>
     <w:p>
       <w:pPr>
-        <w:jc w:val="left"/>
-        <w:rPr>
-          <w:rFonts w:ascii="华文楷体" w:eastAsia="华文楷体" w:hAnsi="华文楷体" w:hint="eastAsia"/>
-        </w:rPr>
-      </w:pPr>
-      <w:r>
-        <w:rPr>
-          <w:rFonts w:ascii="华文楷体" w:eastAsia="华文楷体" w:hAnsi="华文楷体" w:hint="eastAsia"/>
+        <w:spacing w:line="240" w:lineRule="exact"/>
+        <w:jc w:val="left"/>
+        <w:rPr>
+          <w:rFonts w:ascii="华文楷体" w:eastAsia="华文楷体" w:hAnsi="华文楷体" w:hint="eastAsia"/>
+          <w:sz w:val="17"/>
+          <w:szCs w:val="18"/>
+        </w:rPr>
+      </w:pPr>
+      <w:r>
+        <w:rPr>
+          <w:rFonts w:ascii="华文楷体" w:eastAsia="华文楷体" w:hAnsi="华文楷体" w:hint="eastAsia"/>
+          <w:sz w:val="17"/>
+          <w:szCs w:val="18"/>
         </w:rPr>
         <w:t>输入捕获测量引脚PWM频率</w:t>
       </w:r>
       <w:r>
         <w:rPr>
           <w:rFonts w:ascii="华文楷体" w:eastAsia="华文楷体" w:hAnsi="华文楷体" w:hint="eastAsia"/>
+          <w:sz w:val="17"/>
+          <w:szCs w:val="18"/>
         </w:rPr>
         <w:t>：</w:t>
       </w:r>
     </w:p>
     <w:p>
       <w:pPr>
-        <w:jc w:val="left"/>
-        <w:rPr>
-          <w:rFonts w:ascii="华文楷体" w:eastAsia="华文楷体" w:hAnsi="华文楷体" w:hint="eastAsia"/>
-        </w:rPr>
-      </w:pPr>
-      <w:r>
-        <w:rPr>
-          <w:rFonts w:ascii="华文楷体" w:eastAsia="华文楷体" w:hAnsi="华文楷体"/>
+        <w:spacing w:line="240" w:lineRule="exact"/>
+        <w:jc w:val="left"/>
+        <w:rPr>
+          <w:rFonts w:ascii="华文楷体" w:eastAsia="华文楷体" w:hAnsi="华文楷体" w:hint="eastAsia"/>
+          <w:sz w:val="17"/>
+          <w:szCs w:val="18"/>
+        </w:rPr>
+      </w:pPr>
+      <w:r>
+        <w:rPr>
+          <w:rFonts w:ascii="华文楷体" w:eastAsia="华文楷体" w:hAnsi="华文楷体"/>
+          <w:sz w:val="17"/>
+          <w:szCs w:val="18"/>
         </w:rPr>
         <w:tab/>
       </w:r>
       <w:r>
         <w:rPr>
           <w:rFonts w:ascii="华文楷体" w:eastAsia="华文楷体" w:hAnsi="华文楷体" w:hint="eastAsia"/>
+          <w:sz w:val="17"/>
+          <w:szCs w:val="18"/>
         </w:rPr>
         <w:t>输入捕获 就是在PWM波在产生</w:t>
       </w:r>
       <w:r>
         <w:rPr>
           <w:rFonts w:ascii="华文楷体" w:eastAsia="华文楷体" w:hAnsi="华文楷体" w:hint="eastAsia"/>
+          <w:sz w:val="17"/>
+          <w:szCs w:val="18"/>
           <w:u w:val="single"/>
         </w:rPr>
         <w:t>上升沿</w:t>
@@ -6932,12 +8320,16 @@
       <w:r>
         <w:rPr>
           <w:rFonts w:ascii="华文楷体" w:eastAsia="华文楷体" w:hAnsi="华文楷体" w:hint="eastAsia"/>
+          <w:sz w:val="17"/>
+          <w:szCs w:val="18"/>
         </w:rPr>
         <w:t>或者</w:t>
       </w:r>
       <w:r>
         <w:rPr>
           <w:rFonts w:ascii="华文楷体" w:eastAsia="华文楷体" w:hAnsi="华文楷体" w:hint="eastAsia"/>
+          <w:sz w:val="17"/>
+          <w:szCs w:val="18"/>
           <w:u w:val="single"/>
         </w:rPr>
         <w:t>下降沿</w:t>
@@ -6945,12 +8337,15 @@
       <w:r>
         <w:rPr>
           <w:rFonts w:ascii="华文楷体" w:eastAsia="华文楷体" w:hAnsi="华文楷体" w:hint="eastAsia"/>
+          <w:sz w:val="17"/>
+          <w:szCs w:val="18"/>
         </w:rPr>
         <w:t>的时候可以去产生一个中断（根据自己的设置来）</w:t>
       </w:r>
     </w:p>
     <w:p>
       <w:pPr>
+        <w:spacing w:line="240" w:lineRule="exact"/>
         <w:jc w:val="left"/>
         <w:rPr>
           <w:rFonts w:ascii="华文楷体" w:eastAsia="华文楷体" w:hAnsi="华文楷体" w:hint="eastAsia"/>
@@ -6960,6 +8355,8 @@
       <w:r>
         <w:rPr>
           <w:rFonts w:ascii="华文楷体" w:eastAsia="华文楷体" w:hAnsi="华文楷体" w:hint="eastAsia"/>
+          <w:sz w:val="17"/>
+          <w:szCs w:val="18"/>
           <w:highlight w:val="yellow"/>
           <w:u w:val="single"/>
         </w:rPr>
@@ -6968,6 +8365,8 @@
       <w:r>
         <w:rPr>
           <w:rFonts w:ascii="华文楷体" w:eastAsia="华文楷体" w:hAnsi="华文楷体" w:hint="eastAsia"/>
+          <w:sz w:val="17"/>
+          <w:szCs w:val="18"/>
           <w:highlight w:val="yellow"/>
           <w:u w:val="single"/>
         </w:rPr>
@@ -6976,6 +8375,8 @@
       <w:r>
         <w:rPr>
           <w:rFonts w:ascii="华文楷体" w:eastAsia="华文楷体" w:hAnsi="华文楷体" w:hint="eastAsia"/>
+          <w:sz w:val="17"/>
+          <w:szCs w:val="18"/>
           <w:highlight w:val="yellow"/>
           <w:u w:val="single"/>
         </w:rPr>
@@ -7103,14 +8504,24 @@
       <w:pPr>
         <w:jc w:val="left"/>
         <w:rPr>
-          <w:rFonts w:hint="eastAsia"/>
+          <w:rFonts w:ascii="华文楷体" w:eastAsia="华文楷体" w:hAnsi="华文楷体" w:hint="eastAsia"/>
+          <w:b/>
+          <w:bCs/>
           <w:noProof/>
-        </w:rPr>
-      </w:pPr>
-      <w:r>
-        <w:rPr>
-          <w:rFonts w:hint="eastAsia"/>
+          <w:sz w:val="17"/>
+          <w:szCs w:val="18"/>
+          <w:shd w:val="pct15" w:color="auto" w:fill="FFFFFF"/>
+        </w:rPr>
+      </w:pPr>
+      <w:r>
+        <w:rPr>
+          <w:rFonts w:ascii="华文楷体" w:eastAsia="华文楷体" w:hAnsi="华文楷体" w:hint="eastAsia"/>
+          <w:b/>
+          <w:bCs/>
           <w:noProof/>
+          <w:sz w:val="17"/>
+          <w:szCs w:val="18"/>
+          <w:shd w:val="pct15" w:color="auto" w:fill="FFFFFF"/>
         </w:rPr>
         <w:t>输入捕获：</w:t>
       </w:r>
@@ -7119,19 +8530,27 @@
       <w:pPr>
         <w:jc w:val="left"/>
         <w:rPr>
-          <w:rFonts w:hint="eastAsia"/>
+          <w:rFonts w:ascii="华文楷体" w:eastAsia="华文楷体" w:hAnsi="华文楷体" w:hint="eastAsia"/>
           <w:noProof/>
-        </w:rPr>
-      </w:pPr>
-      <w:r>
-        <w:rPr>
+          <w:sz w:val="17"/>
+          <w:szCs w:val="18"/>
+        </w:rPr>
+      </w:pPr>
+      <w:r>
+        <w:rPr>
+          <w:rFonts w:ascii="华文楷体" w:eastAsia="华文楷体" w:hAnsi="华文楷体"/>
           <w:noProof/>
+          <w:sz w:val="17"/>
+          <w:szCs w:val="18"/>
         </w:rPr>
         <w:tab/>
       </w:r>
       <w:r>
         <w:rPr>
+          <w:rFonts w:ascii="华文楷体" w:eastAsia="华文楷体" w:hAnsi="华文楷体"/>
           <w:noProof/>
+          <w:sz w:val="17"/>
+          <w:szCs w:val="18"/>
         </w:rPr>
         <w:drawing>
           <wp:inline distT="0" distB="0" distL="0" distR="0" wp14:anchorId="36BB444E" wp14:editId="60C397F4">
@@ -7171,58 +8590,87 @@
       </w:r>
       <w:r>
         <w:rPr>
-          <w:rFonts w:hint="eastAsia"/>
+          <w:rFonts w:ascii="华文楷体" w:eastAsia="华文楷体" w:hAnsi="华文楷体" w:hint="eastAsia"/>
           <w:noProof/>
+          <w:sz w:val="17"/>
+          <w:szCs w:val="18"/>
         </w:rPr>
         <w:t xml:space="preserve">找到一个定时器 配置他的通道模式 然后改一下PSC </w:t>
       </w:r>
       <w:r>
         <w:rPr>
-          <w:rFonts w:hint="eastAsia"/>
+          <w:rFonts w:ascii="华文楷体" w:eastAsia="华文楷体" w:hAnsi="华文楷体" w:hint="eastAsia"/>
           <w:noProof/>
-        </w:rPr>
-        <w:t>【通常除以PSC后为 抓取信号的1000倍</w:t>
-      </w:r>
-      <w:r>
-        <w:rPr>
-          <w:rFonts w:hint="eastAsia"/>
+          <w:sz w:val="17"/>
+          <w:szCs w:val="18"/>
+        </w:rPr>
+        <w:t>【</w:t>
+      </w:r>
+      <w:r>
+        <w:rPr>
+          <w:rFonts w:ascii="华文楷体" w:eastAsia="华文楷体" w:hAnsi="华文楷体" w:hint="eastAsia"/>
+          <w:i/>
+          <w:iCs/>
           <w:noProof/>
+          <w:sz w:val="17"/>
+          <w:szCs w:val="18"/>
+          <w:u w:val="single"/>
+        </w:rPr>
+        <w:t>通常除以PSC后为 抓取信号的1000倍</w:t>
+      </w:r>
+      <w:r>
+        <w:rPr>
+          <w:rFonts w:ascii="华文楷体" w:eastAsia="华文楷体" w:hAnsi="华文楷体" w:hint="eastAsia"/>
+          <w:noProof/>
+          <w:sz w:val="17"/>
+          <w:szCs w:val="18"/>
         </w:rPr>
         <w:t xml:space="preserve"> 蓝桥杯通常用80-1</w:t>
       </w:r>
       <w:r>
         <w:rPr>
-          <w:rFonts w:hint="eastAsia"/>
+          <w:rFonts w:ascii="华文楷体" w:eastAsia="华文楷体" w:hAnsi="华文楷体" w:hint="eastAsia"/>
           <w:noProof/>
+          <w:sz w:val="17"/>
+          <w:szCs w:val="18"/>
         </w:rPr>
         <w:t>】</w:t>
       </w:r>
       <w:r>
         <w:rPr>
-          <w:rFonts w:hint="eastAsia"/>
+          <w:rFonts w:ascii="华文楷体" w:eastAsia="华文楷体" w:hAnsi="华文楷体" w:hint="eastAsia"/>
           <w:noProof/>
+          <w:sz w:val="17"/>
+          <w:szCs w:val="18"/>
         </w:rPr>
         <w:t>其中还要打开</w:t>
       </w:r>
       <w:r>
         <w:rPr>
-          <w:rFonts w:hint="eastAsia"/>
+          <w:rFonts w:ascii="华文楷体" w:eastAsia="华文楷体" w:hAnsi="华文楷体" w:hint="eastAsia"/>
           <w:b/>
           <w:bCs/>
           <w:noProof/>
+          <w:sz w:val="17"/>
+          <w:szCs w:val="18"/>
         </w:rPr>
         <w:t xml:space="preserve">NVIC </w:t>
       </w:r>
       <w:r>
         <w:rPr>
-          <w:rFonts w:hint="eastAsia"/>
+          <w:rFonts w:ascii="华文楷体" w:eastAsia="华文楷体" w:hAnsi="华文楷体" w:hint="eastAsia"/>
           <w:noProof/>
+          <w:sz w:val="17"/>
+          <w:szCs w:val="18"/>
         </w:rPr>
         <w:t>中断使能</w:t>
       </w:r>
       <w:r>
         <w:rPr>
+          <w:rFonts w:ascii="华文楷体" w:eastAsia="华文楷体" w:hAnsi="华文楷体"/>
           <w:noProof/>
+          <w:sz w:val="17"/>
+          <w:szCs w:val="18"/>
         </w:rPr>
         <w:drawing>
           <wp:inline distT="0" distB="0" distL="0" distR="0" wp14:anchorId="5BFD6921" wp14:editId="737A1961">
@@ -7277,29 +8725,39 @@
         <w:jc w:val="left"/>
         <w:rPr>
           <w:rFonts w:ascii="华文楷体" w:eastAsia="华文楷体" w:hAnsi="华文楷体" w:hint="eastAsia"/>
-        </w:rPr>
-      </w:pPr>
-      <w:r>
-        <w:rPr>
-          <w:rFonts w:ascii="华文楷体" w:eastAsia="华文楷体" w:hAnsi="华文楷体" w:hint="eastAsia"/>
+          <w:sz w:val="17"/>
+          <w:szCs w:val="18"/>
+        </w:rPr>
+      </w:pPr>
+      <w:r>
+        <w:rPr>
+          <w:rFonts w:ascii="华文楷体" w:eastAsia="华文楷体" w:hAnsi="华文楷体" w:hint="eastAsia"/>
+          <w:sz w:val="17"/>
+          <w:szCs w:val="18"/>
         </w:rPr>
         <w:t>再生成代码</w:t>
       </w:r>
       <w:r>
         <w:rPr>
           <w:rFonts w:ascii="华文楷体" w:eastAsia="华文楷体" w:hAnsi="华文楷体" w:hint="eastAsia"/>
+          <w:sz w:val="17"/>
+          <w:szCs w:val="18"/>
         </w:rPr>
         <w:t xml:space="preserve"> 进入后要用的两个函数：</w:t>
       </w:r>
       <w:r>
         <w:rPr>
           <w:rFonts w:ascii="华文楷体" w:eastAsia="华文楷体" w:hAnsi="华文楷体" w:hint="eastAsia"/>
+          <w:sz w:val="17"/>
+          <w:szCs w:val="18"/>
         </w:rPr>
         <w:t>【</w:t>
       </w:r>
       <w:r>
         <w:rPr>
           <w:rFonts w:ascii="华文楷体" w:eastAsia="华文楷体" w:hAnsi="华文楷体" w:hint="eastAsia"/>
+          <w:sz w:val="17"/>
+          <w:szCs w:val="18"/>
           <w:highlight w:val="yellow"/>
         </w:rPr>
         <w:t>注意被采取的PWM一定要设置过占空比不然测不出来</w:t>
@@ -7307,6 +8765,8 @@
       <w:r>
         <w:rPr>
           <w:rFonts w:ascii="华文楷体" w:eastAsia="华文楷体" w:hAnsi="华文楷体" w:hint="eastAsia"/>
+          <w:sz w:val="17"/>
+          <w:szCs w:val="18"/>
         </w:rPr>
         <w:t>】</w:t>
       </w:r>
@@ -7324,7 +8784,7 @@
           <w:noProof/>
         </w:rPr>
         <w:drawing>
-          <wp:inline distT="0" distB="0" distL="0" distR="0" wp14:anchorId="04B8F3F2" wp14:editId="633CC569">
+          <wp:inline distT="0" distB="0" distL="0" distR="0" wp14:anchorId="04B8F3F2" wp14:editId="1EC6C97A">
             <wp:extent cx="3889169" cy="761772"/>
             <wp:effectExtent l="0" t="0" r="0" b="635"/>
             <wp:docPr id="1308434854" name="图片 1"/>
@@ -7430,78 +8890,104 @@
     </w:p>
     <w:p>
       <w:pPr>
-        <w:jc w:val="left"/>
-        <w:rPr>
-          <w:rFonts w:ascii="华文楷体" w:eastAsia="华文楷体" w:hAnsi="华文楷体" w:hint="eastAsia"/>
-        </w:rPr>
-      </w:pPr>
-      <w:r>
-        <w:rPr>
-          <w:rFonts w:ascii="华文楷体" w:eastAsia="华文楷体" w:hAnsi="华文楷体" w:hint="eastAsia"/>
+        <w:spacing w:line="240" w:lineRule="exact"/>
+        <w:jc w:val="left"/>
+        <w:rPr>
+          <w:rFonts w:ascii="华文楷体" w:eastAsia="华文楷体" w:hAnsi="华文楷体" w:hint="eastAsia"/>
+          <w:sz w:val="17"/>
+          <w:szCs w:val="18"/>
+        </w:rPr>
+      </w:pPr>
+      <w:r>
+        <w:rPr>
+          <w:rFonts w:ascii="华文楷体" w:eastAsia="华文楷体" w:hAnsi="华文楷体" w:hint="eastAsia"/>
+          <w:sz w:val="17"/>
+          <w:szCs w:val="18"/>
         </w:rPr>
         <w:t>1、</w:t>
       </w:r>
       <w:r>
         <w:rPr>
           <w:rFonts w:ascii="华文楷体" w:eastAsia="华文楷体" w:hAnsi="华文楷体" w:hint="eastAsia"/>
+          <w:sz w:val="17"/>
+          <w:szCs w:val="18"/>
         </w:rPr>
         <w:t>注意回调函数的函数名</w:t>
       </w:r>
       <w:r>
         <w:rPr>
           <w:rFonts w:ascii="华文楷体" w:eastAsia="华文楷体" w:hAnsi="华文楷体" w:hint="eastAsia"/>
+          <w:sz w:val="17"/>
+          <w:szCs w:val="18"/>
         </w:rPr>
         <w:t>；</w:t>
       </w:r>
       <w:r>
         <w:rPr>
           <w:rFonts w:ascii="华文楷体" w:eastAsia="华文楷体" w:hAnsi="华文楷体"/>
+          <w:sz w:val="17"/>
+          <w:szCs w:val="18"/>
         </w:rPr>
         <w:tab/>
       </w:r>
       <w:r>
         <w:rPr>
           <w:rFonts w:ascii="华文楷体" w:eastAsia="华文楷体" w:hAnsi="华文楷体"/>
+          <w:sz w:val="17"/>
+          <w:szCs w:val="18"/>
         </w:rPr>
         <w:tab/>
       </w:r>
       <w:r>
         <w:rPr>
           <w:rFonts w:ascii="华文楷体" w:eastAsia="华文楷体" w:hAnsi="华文楷体"/>
+          <w:sz w:val="17"/>
+          <w:szCs w:val="18"/>
         </w:rPr>
         <w:tab/>
       </w:r>
       <w:r>
         <w:rPr>
           <w:rFonts w:ascii="华文楷体" w:eastAsia="华文楷体" w:hAnsi="华文楷体" w:hint="eastAsia"/>
+          <w:sz w:val="17"/>
+          <w:szCs w:val="18"/>
         </w:rPr>
         <w:t>2、</w:t>
       </w:r>
       <w:r>
         <w:rPr>
           <w:rFonts w:ascii="华文楷体" w:eastAsia="华文楷体" w:hAnsi="华文楷体" w:hint="eastAsia"/>
+          <w:sz w:val="17"/>
+          <w:szCs w:val="18"/>
         </w:rPr>
         <w:t>还有用Instance区分中断来自那个定时器</w:t>
       </w:r>
       <w:r>
         <w:rPr>
           <w:rFonts w:ascii="华文楷体" w:eastAsia="华文楷体" w:hAnsi="华文楷体" w:hint="eastAsia"/>
+          <w:sz w:val="17"/>
+          <w:szCs w:val="18"/>
         </w:rPr>
         <w:t>；</w:t>
       </w:r>
     </w:p>
     <w:p>
       <w:pPr>
+        <w:spacing w:line="240" w:lineRule="exact"/>
         <w:jc w:val="left"/>
         <w:rPr>
           <w:rFonts w:ascii="华文楷体" w:eastAsia="华文楷体" w:hAnsi="华文楷体" w:hint="eastAsia"/>
           <w:color w:val="EE0000"/>
+          <w:sz w:val="17"/>
+          <w:szCs w:val="18"/>
         </w:rPr>
       </w:pPr>
       <w:r>
         <w:rPr>
           <w:rFonts w:ascii="华文楷体" w:eastAsia="华文楷体" w:hAnsi="华文楷体" w:hint="eastAsia"/>
           <w:color w:val="EE0000"/>
+          <w:sz w:val="17"/>
+          <w:szCs w:val="18"/>
           <w:highlight w:val="yellow"/>
         </w:rPr>
         <w:t>3、</w:t>
@@ -7510,6 +8996,8 @@
         <w:rPr>
           <w:rFonts w:ascii="华文楷体" w:eastAsia="华文楷体" w:hAnsi="华文楷体" w:hint="eastAsia"/>
           <w:color w:val="EE0000"/>
+          <w:sz w:val="17"/>
+          <w:szCs w:val="18"/>
           <w:highlight w:val="yellow"/>
         </w:rPr>
         <w:t>以及</w:t>
@@ -7519,6 +9007,8 @@
         <w:rPr>
           <w:rFonts w:ascii="华文楷体" w:eastAsia="华文楷体" w:hAnsi="华文楷体" w:hint="eastAsia"/>
           <w:color w:val="EE0000"/>
+          <w:sz w:val="17"/>
+          <w:szCs w:val="18"/>
           <w:highlight w:val="yellow"/>
         </w:rPr>
         <w:t>HAL_ReadCaptureValue</w:t>
@@ -7528,6 +9018,8 @@
         <w:rPr>
           <w:rFonts w:ascii="华文楷体" w:eastAsia="华文楷体" w:hAnsi="华文楷体" w:hint="eastAsia"/>
           <w:color w:val="EE0000"/>
+          <w:sz w:val="17"/>
+          <w:szCs w:val="18"/>
           <w:highlight w:val="yellow"/>
         </w:rPr>
         <w:t>（）；读取捕获值</w:t>
@@ -7536,6 +9028,8 @@
         <w:rPr>
           <w:rFonts w:ascii="华文楷体" w:eastAsia="华文楷体" w:hAnsi="华文楷体" w:hint="eastAsia"/>
           <w:color w:val="EE0000"/>
+          <w:sz w:val="17"/>
+          <w:szCs w:val="18"/>
           <w:highlight w:val="yellow"/>
         </w:rPr>
         <w:t xml:space="preserve"> 也可以替换为 capture=TIM-&gt;CCR1;因为CNT产生捕获中断时会将CNT值传入CCR</w:t>
@@ -7544,97 +9038,246 @@
         <w:rPr>
           <w:rFonts w:ascii="华文楷体" w:eastAsia="华文楷体" w:hAnsi="华文楷体"/>
           <w:color w:val="EE0000"/>
+          <w:sz w:val="17"/>
+          <w:szCs w:val="18"/>
         </w:rPr>
         <w:tab/>
       </w:r>
-      <w:r>
-        <w:rPr>
-          <w:rFonts w:ascii="华文楷体" w:eastAsia="华文楷体" w:hAnsi="华文楷体"/>
-          <w:color w:val="EE0000"/>
+    </w:p>
+    <w:p>
+      <w:pPr>
+        <w:spacing w:line="240" w:lineRule="exact"/>
+        <w:jc w:val="left"/>
+        <w:rPr>
+          <w:rFonts w:ascii="华文楷体" w:eastAsia="华文楷体" w:hAnsi="华文楷体" w:hint="eastAsia"/>
+          <w:sz w:val="17"/>
+          <w:szCs w:val="18"/>
+        </w:rPr>
+      </w:pPr>
+      <w:r>
+        <w:rPr>
+          <w:rFonts w:ascii="华文楷体" w:eastAsia="华文楷体" w:hAnsi="华文楷体" w:hint="eastAsia"/>
+          <w:sz w:val="17"/>
+          <w:szCs w:val="18"/>
+        </w:rPr>
+        <w:t>4、</w:t>
+      </w:r>
+      <w:r>
+        <w:rPr>
+          <w:rFonts w:ascii="华文楷体" w:eastAsia="华文楷体" w:hAnsi="华文楷体" w:hint="eastAsia"/>
+          <w:sz w:val="17"/>
+          <w:szCs w:val="18"/>
+        </w:rPr>
+        <w:t>然后清空CNT计数器</w:t>
+      </w:r>
+      <w:r>
+        <w:rPr>
+          <w:rFonts w:ascii="华文楷体" w:eastAsia="华文楷体" w:hAnsi="华文楷体" w:hint="eastAsia"/>
+          <w:sz w:val="17"/>
+          <w:szCs w:val="18"/>
+        </w:rPr>
+        <w:t>；</w:t>
+      </w:r>
+      <w:r>
+        <w:rPr>
+          <w:rFonts w:ascii="华文楷体" w:eastAsia="华文楷体" w:hAnsi="华文楷体"/>
+          <w:sz w:val="17"/>
+          <w:szCs w:val="18"/>
         </w:rPr>
         <w:tab/>
       </w:r>
       <w:r>
         <w:rPr>
           <w:rFonts w:ascii="华文楷体" w:eastAsia="华文楷体" w:hAnsi="华文楷体"/>
-          <w:color w:val="EE0000"/>
+          <w:sz w:val="17"/>
+          <w:szCs w:val="18"/>
         </w:rPr>
         <w:tab/>
       </w:r>
       <w:r>
         <w:rPr>
-          <w:rFonts w:ascii="华文楷体" w:eastAsia="华文楷体" w:hAnsi="华文楷体"/>
-          <w:color w:val="EE0000"/>
+          <w:rFonts w:ascii="华文楷体" w:eastAsia="华文楷体" w:hAnsi="华文楷体" w:hint="eastAsia"/>
+          <w:sz w:val="17"/>
+          <w:szCs w:val="18"/>
+        </w:rPr>
+        <w:t>5、</w:t>
+      </w:r>
+      <w:r>
+        <w:rPr>
+          <w:rFonts w:ascii="华文楷体" w:eastAsia="华文楷体" w:hAnsi="华文楷体" w:hint="eastAsia"/>
+          <w:sz w:val="17"/>
+          <w:szCs w:val="18"/>
+        </w:rPr>
+        <w:t>然后就是计算公式</w:t>
+      </w:r>
+      <w:r>
+        <w:rPr>
+          <w:rFonts w:ascii="华文楷体" w:eastAsia="华文楷体" w:hAnsi="华文楷体" w:hint="eastAsia"/>
+          <w:sz w:val="17"/>
+          <w:szCs w:val="18"/>
+        </w:rPr>
+        <w:t>；</w:t>
+      </w:r>
+    </w:p>
+    <w:p>
+      <w:pPr>
+        <w:spacing w:line="240" w:lineRule="exact"/>
+        <w:jc w:val="left"/>
+        <w:rPr>
+          <w:rFonts w:ascii="华文楷体" w:eastAsia="华文楷体" w:hAnsi="华文楷体" w:hint="eastAsia"/>
+          <w:sz w:val="17"/>
+          <w:szCs w:val="18"/>
+        </w:rPr>
+      </w:pPr>
+    </w:p>
+    <w:p>
+      <w:pPr>
+        <w:spacing w:line="240" w:lineRule="exact"/>
+        <w:jc w:val="left"/>
+        <w:rPr>
+          <w:rFonts w:ascii="华文楷体" w:eastAsia="华文楷体" w:hAnsi="华文楷体" w:hint="eastAsia"/>
+          <w:sz w:val="17"/>
+          <w:szCs w:val="18"/>
+        </w:rPr>
+      </w:pPr>
+    </w:p>
+    <w:p>
+      <w:pPr>
+        <w:jc w:val="left"/>
+        <w:rPr>
+          <w:rFonts w:ascii="华文楷体" w:eastAsia="华文楷体" w:hAnsi="华文楷体" w:hint="eastAsia"/>
+          <w:sz w:val="17"/>
+          <w:szCs w:val="18"/>
+        </w:rPr>
+      </w:pPr>
+      <w:r>
+        <w:rPr>
+          <w:rFonts w:ascii="华文楷体" w:eastAsia="华文楷体" w:hAnsi="华文楷体" w:hint="eastAsia"/>
+          <w:sz w:val="17"/>
+          <w:szCs w:val="18"/>
+        </w:rPr>
+        <w:t>可以通过指针直接修改TIM的PSC和ARR</w:t>
+      </w:r>
+      <w:r>
+        <w:rPr>
+          <w:rFonts w:ascii="华文楷体" w:eastAsia="华文楷体" w:hAnsi="华文楷体" w:hint="eastAsia"/>
+          <w:sz w:val="17"/>
+          <w:szCs w:val="18"/>
+        </w:rPr>
+        <w:t>（如下）</w:t>
+      </w:r>
+    </w:p>
+    <w:p>
+      <w:pPr>
+        <w:jc w:val="left"/>
+        <w:rPr>
+          <w:rFonts w:ascii="华文楷体" w:eastAsia="华文楷体" w:hAnsi="华文楷体" w:hint="eastAsia"/>
+          <w:sz w:val="17"/>
+          <w:szCs w:val="18"/>
+        </w:rPr>
+      </w:pPr>
+      <w:r>
+        <w:rPr>
+          <w:rFonts w:ascii="华文楷体" w:eastAsia="华文楷体" w:hAnsi="华文楷体"/>
+          <w:sz w:val="17"/>
+          <w:szCs w:val="18"/>
         </w:rPr>
         <w:tab/>
       </w:r>
-    </w:p>
-    <w:p>
-      <w:pPr>
-        <w:jc w:val="left"/>
-        <w:rPr>
-          <w:rFonts w:ascii="华文楷体" w:eastAsia="华文楷体" w:hAnsi="华文楷体" w:hint="eastAsia"/>
-        </w:rPr>
-      </w:pPr>
-      <w:r>
-        <w:rPr>
-          <w:rFonts w:ascii="华文楷体" w:eastAsia="华文楷体" w:hAnsi="华文楷体" w:hint="eastAsia"/>
-        </w:rPr>
-        <w:t>4、</w:t>
-      </w:r>
-      <w:r>
-        <w:rPr>
-          <w:rFonts w:ascii="华文楷体" w:eastAsia="华文楷体" w:hAnsi="华文楷体" w:hint="eastAsia"/>
-        </w:rPr>
-        <w:t>然后清空CNT计数器</w:t>
-      </w:r>
-      <w:r>
-        <w:rPr>
-          <w:rFonts w:ascii="华文楷体" w:eastAsia="华文楷体" w:hAnsi="华文楷体" w:hint="eastAsia"/>
-        </w:rPr>
-        <w:t>；</w:t>
-      </w:r>
-      <w:r>
-        <w:rPr>
-          <w:rFonts w:ascii="华文楷体" w:eastAsia="华文楷体" w:hAnsi="华文楷体"/>
+      <w:r>
+        <w:rPr>
+          <w:rFonts w:ascii="华文楷体" w:eastAsia="华文楷体" w:hAnsi="华文楷体"/>
+          <w:sz w:val="17"/>
+          <w:szCs w:val="18"/>
         </w:rPr>
         <w:tab/>
       </w:r>
       <w:r>
         <w:rPr>
           <w:rFonts w:ascii="华文楷体" w:eastAsia="华文楷体" w:hAnsi="华文楷体"/>
-        </w:rPr>
-        <w:tab/>
-      </w:r>
-      <w:r>
-        <w:rPr>
-          <w:rFonts w:ascii="华文楷体" w:eastAsia="华文楷体" w:hAnsi="华文楷体" w:hint="eastAsia"/>
-        </w:rPr>
-        <w:t>5、</w:t>
-      </w:r>
-      <w:r>
-        <w:rPr>
-          <w:rFonts w:ascii="华文楷体" w:eastAsia="华文楷体" w:hAnsi="华文楷体" w:hint="eastAsia"/>
-        </w:rPr>
-        <w:t>然后就是计算公式</w:t>
-      </w:r>
-      <w:r>
-        <w:rPr>
-          <w:rFonts w:ascii="华文楷体" w:eastAsia="华文楷体" w:hAnsi="华文楷体" w:hint="eastAsia"/>
-        </w:rPr>
-        <w:t>；</w:t>
-      </w:r>
-    </w:p>
-    <w:p>
-      <w:pPr>
-        <w:jc w:val="left"/>
-        <w:rPr>
-          <w:rFonts w:ascii="华文楷体" w:eastAsia="华文楷体" w:hAnsi="华文楷体" w:hint="eastAsia"/>
-        </w:rPr>
-      </w:pPr>
-      <w:r>
-        <w:rPr>
-          <w:rFonts w:ascii="华文楷体" w:eastAsia="华文楷体" w:hAnsi="华文楷体" w:hint="eastAsia"/>
+          <w:sz w:val="17"/>
+          <w:szCs w:val="18"/>
+        </w:rPr>
+        <w:drawing>
+          <wp:inline distT="0" distB="0" distL="0" distR="0" wp14:anchorId="7F816B75" wp14:editId="47DA3482">
+            <wp:extent cx="2230982" cy="178130"/>
+            <wp:effectExtent l="0" t="0" r="0" b="0"/>
+            <wp:docPr id="1429363051" name="图片 1"/>
+            <wp:cNvGraphicFramePr>
+              <a:graphicFrameLocks xmlns:a="http://schemas.openxmlformats.org/drawingml/2006/main" noChangeAspect="1"/>
+            </wp:cNvGraphicFramePr>
+            <a:graphic xmlns:a="http://schemas.openxmlformats.org/drawingml/2006/main">
+              <a:graphicData uri="http://schemas.openxmlformats.org/drawingml/2006/picture">
+                <pic:pic xmlns:pic="http://schemas.openxmlformats.org/drawingml/2006/picture">
+                  <pic:nvPicPr>
+                    <pic:cNvPr id="1429363051" name=""/>
+                    <pic:cNvPicPr/>
+                  </pic:nvPicPr>
+                  <pic:blipFill rotWithShape="1">
+                    <a:blip r:embed="rId65"/>
+                    <a:srcRect t="16587" b="21181"/>
+                    <a:stretch>
+                      <a:fillRect/>
+                    </a:stretch>
+                  </pic:blipFill>
+                  <pic:spPr bwMode="auto">
+                    <a:xfrm>
+                      <a:off x="0" y="0"/>
+                      <a:ext cx="2255818" cy="180113"/>
+                    </a:xfrm>
+                    <a:prstGeom prst="rect">
+                      <a:avLst/>
+                    </a:prstGeom>
+                    <a:ln>
+                      <a:noFill/>
+                    </a:ln>
+                    <a:extLst>
+                      <a:ext uri="{53640926-AAD7-44D8-BBD7-CCE9431645EC}">
+                        <a14:shadowObscured xmlns:a14="http://schemas.microsoft.com/office/drawing/2010/main"/>
+                      </a:ext>
+                    </a:extLst>
+                  </pic:spPr>
+                </pic:pic>
+              </a:graphicData>
+            </a:graphic>
+          </wp:inline>
+        </w:drawing>
+      </w:r>
+    </w:p>
+    <w:p>
+      <w:pPr>
+        <w:widowControl/>
+        <w:jc w:val="left"/>
+        <w:rPr>
+          <w:rFonts w:ascii="华文楷体" w:eastAsia="华文楷体" w:hAnsi="华文楷体" w:hint="eastAsia"/>
+          <w:sz w:val="17"/>
+          <w:szCs w:val="18"/>
+        </w:rPr>
+      </w:pPr>
+      <w:r>
+        <w:rPr>
+          <w:rFonts w:ascii="华文楷体" w:eastAsia="华文楷体" w:hAnsi="华文楷体" w:hint="eastAsia"/>
+          <w:sz w:val="17"/>
+          <w:szCs w:val="18"/>
+        </w:rPr>
+        <w:br w:type="page"/>
+      </w:r>
+    </w:p>
+    <w:p>
+      <w:pPr>
+        <w:spacing w:line="240" w:lineRule="exact"/>
+        <w:jc w:val="left"/>
+        <w:rPr>
+          <w:rFonts w:ascii="华文楷体" w:eastAsia="华文楷体" w:hAnsi="华文楷体"/>
+          <w:sz w:val="17"/>
+          <w:szCs w:val="18"/>
+        </w:rPr>
+      </w:pPr>
+      <w:r>
+        <w:rPr>
+          <w:rFonts w:ascii="华文楷体" w:eastAsia="华文楷体" w:hAnsi="华文楷体" w:hint="eastAsia"/>
+          <w:sz w:val="17"/>
+          <w:szCs w:val="18"/>
         </w:rPr>
         <w:lastRenderedPageBreak/>
         <w:t>定时器、PWM频率、以及输入捕获公式理解：</w:t>
@@ -7642,6 +9285,7 @@
     </w:p>
     <w:p>
       <w:pPr>
+        <w:widowControl/>
         <w:jc w:val="left"/>
         <w:rPr>
           <w:rFonts w:ascii="华文楷体" w:eastAsia="华文楷体" w:hAnsi="华文楷体" w:hint="eastAsia"/>
@@ -7653,7 +9297,7 @@
           <w:noProof/>
         </w:rPr>
         <w:drawing>
-          <wp:inline distT="0" distB="0" distL="0" distR="0" wp14:anchorId="74501261" wp14:editId="2DC2C774">
+          <wp:inline distT="0" distB="0" distL="0" distR="0" wp14:anchorId="74501261" wp14:editId="7B05A1D9">
             <wp:extent cx="2441923" cy="676140"/>
             <wp:effectExtent l="0" t="0" r="0" b="0"/>
             <wp:docPr id="167192140" name="图片 1"/>
@@ -7668,7 +9312,7 @@
                     <pic:cNvPicPr/>
                   </pic:nvPicPr>
                   <pic:blipFill>
-                    <a:blip r:embed="rId65"/>
+                    <a:blip r:embed="rId66"/>
                     <a:stretch>
                       <a:fillRect/>
                     </a:stretch>
@@ -7709,7 +9353,7 @@
                     <pic:cNvPicPr/>
                   </pic:nvPicPr>
                   <pic:blipFill>
-                    <a:blip r:embed="rId66"/>
+                    <a:blip r:embed="rId67"/>
                     <a:stretch>
                       <a:fillRect/>
                     </a:stretch>
@@ -7743,7 +9387,7 @@
           <w:noProof/>
         </w:rPr>
         <w:drawing>
-          <wp:inline distT="0" distB="0" distL="0" distR="0" wp14:anchorId="61089ED3" wp14:editId="728A6F9C">
+          <wp:inline distT="0" distB="0" distL="0" distR="0" wp14:anchorId="61089ED3" wp14:editId="45D7827D">
             <wp:extent cx="2716772" cy="617979"/>
             <wp:effectExtent l="0" t="0" r="7620" b="0"/>
             <wp:docPr id="1777365706" name="图片 1"/>
@@ -7758,7 +9402,7 @@
                     <pic:cNvPicPr/>
                   </pic:nvPicPr>
                   <pic:blipFill>
-                    <a:blip r:embed="rId67"/>
+                    <a:blip r:embed="rId68"/>
                     <a:stretch>
                       <a:fillRect/>
                     </a:stretch>
@@ -7799,7 +9443,7 @@
                     <pic:cNvPicPr/>
                   </pic:nvPicPr>
                   <pic:blipFill>
-                    <a:blip r:embed="rId68"/>
+                    <a:blip r:embed="rId69"/>
                     <a:stretch>
                       <a:fillRect/>
                     </a:stretch>
@@ -7822,56 +9466,24 @@
     </w:p>
     <w:p>
       <w:pPr>
+        <w:spacing w:line="240" w:lineRule="exact"/>
         <w:ind w:firstLine="420"/>
         <w:jc w:val="left"/>
         <w:rPr>
           <w:rFonts w:ascii="华文楷体" w:eastAsia="华文楷体" w:hAnsi="华文楷体" w:hint="eastAsia"/>
-          <w:strike/>
-        </w:rPr>
-      </w:pPr>
-      <w:r>
-        <w:rPr>
-          <w:rFonts w:ascii="华文楷体" w:eastAsia="华文楷体" w:hAnsi="华文楷体" w:hint="eastAsia"/>
-          <w:strike/>
-        </w:rPr>
-        <w:t>输入捕获的目的 是在一个</w:t>
-      </w:r>
-      <w:r>
-        <w:rPr>
-          <w:rFonts w:ascii="华文楷体" w:eastAsia="华文楷体" w:hAnsi="华文楷体" w:hint="eastAsia"/>
-          <w:strike/>
-        </w:rPr>
-        <w:t>PWM</w:t>
-      </w:r>
-      <w:r>
-        <w:rPr>
-          <w:rFonts w:ascii="华文楷体" w:eastAsia="华文楷体" w:hAnsi="华文楷体" w:hint="eastAsia"/>
-          <w:strike/>
-        </w:rPr>
-        <w:t>周期T内 有多少个t0</w:t>
-      </w:r>
-      <w:r>
-        <w:rPr>
-          <w:rFonts w:ascii="华文楷体" w:eastAsia="华文楷体" w:hAnsi="华文楷体" w:hint="eastAsia"/>
-          <w:strike/>
-        </w:rPr>
-        <w:t>：所以只要会调PWM 然后再通过上升沿抓取一个周期的</w:t>
-      </w:r>
-      <w:proofErr w:type="spellStart"/>
-      <w:r>
-        <w:rPr>
-          <w:rFonts w:ascii="华文楷体" w:eastAsia="华文楷体" w:hAnsi="华文楷体" w:hint="eastAsia"/>
-          <w:strike/>
-        </w:rPr>
-        <w:t>Cnt</w:t>
-      </w:r>
-      <w:proofErr w:type="spellEnd"/>
-      <w:r>
-        <w:rPr>
-          <w:rFonts w:ascii="华文楷体" w:eastAsia="华文楷体" w:hAnsi="华文楷体" w:hint="eastAsia"/>
-          <w:strike/>
-        </w:rPr>
-        <w:t>数值即可</w:t>
+          <w:sz w:val="17"/>
+          <w:szCs w:val="18"/>
+        </w:rPr>
+      </w:pPr>
+      <w:r>
+        <w:rPr>
+          <w:rFonts w:ascii="华文楷体" w:eastAsia="华文楷体" w:hAnsi="华文楷体"/>
+          <w:b/>
+          <w:bCs/>
+          <w:sz w:val="17"/>
+          <w:szCs w:val="18"/>
+        </w:rPr>
+        <w:t>输入捕获的目的是测量外部信号的时序（如周期、脉宽）。通过配置定时器捕获上升/下降沿，硬件会自动锁存当前的CNT值。通过比较两次捕获的CNT差值（并考虑定时器溢出次数），再乘以定时器的时钟周期，即可算出PWM的周期T或高电平时间。</w:t>
       </w:r>
     </w:p>
     <w:p>
@@ -7879,16 +9491,82 @@
         <w:ind w:firstLine="420"/>
         <w:jc w:val="left"/>
         <w:rPr>
-          <w:rFonts w:ascii="华文楷体" w:eastAsia="华文楷体" w:hAnsi="华文楷体" w:hint="eastAsia"/>
-        </w:rPr>
-      </w:pPr>
-      <w:r>
-        <w:rPr>
-          <w:rFonts w:ascii="华文楷体" w:eastAsia="华文楷体" w:hAnsi="华文楷体"/>
-          <w:b/>
-          <w:bCs/>
-        </w:rPr>
-        <w:t>输入捕获的目的是测量外部信号的时序（如周期、脉宽）。通过配置定时器捕获上升/下降沿，硬件会自动锁存当前的CNT值。通过比较两次捕获的CNT差值（并考虑定时器溢出次数），再乘以定时器的时钟周期，即可算出PWM的周期T或高电平时间。</w:t>
+          <w:rFonts w:ascii="华文楷体" w:eastAsia="华文楷体" w:hAnsi="华文楷体"/>
+        </w:rPr>
+      </w:pPr>
+      <w:r>
+        <w:rPr>
+          <w:rFonts w:ascii="华文楷体" w:eastAsia="华文楷体" w:hAnsi="华文楷体" w:hint="eastAsia"/>
+        </w:rPr>
+        <w:t xml:space="preserve"> </w:t>
+      </w:r>
+    </w:p>
+    <w:p>
+      <w:pPr>
+        <w:jc w:val="left"/>
+        <w:rPr>
+          <w:rFonts w:ascii="华文楷体" w:eastAsia="华文楷体" w:hAnsi="华文楷体"/>
+        </w:rPr>
+      </w:pPr>
+      <w:r>
+        <w:rPr>
+          <w:rFonts w:ascii="华文楷体" w:eastAsia="华文楷体" w:hAnsi="华文楷体" w:hint="eastAsia"/>
+          <w:sz w:val="17"/>
+          <w:szCs w:val="18"/>
+        </w:rPr>
+        <w:t>同样频率下</w:t>
+      </w:r>
+      <w:proofErr w:type="gramStart"/>
+      <w:r>
+        <w:rPr>
+          <w:rFonts w:ascii="华文楷体" w:eastAsia="华文楷体" w:hAnsi="华文楷体" w:hint="eastAsia"/>
+          <w:sz w:val="17"/>
+          <w:szCs w:val="18"/>
+        </w:rPr>
+        <w:t xml:space="preserve"> </w:t>
+      </w:r>
+      <w:r>
+        <w:rPr>
+          <w:rFonts w:ascii="华文楷体" w:eastAsia="华文楷体" w:hAnsi="华文楷体" w:hint="eastAsia"/>
+          <w:sz w:val="17"/>
+          <w:szCs w:val="18"/>
+        </w:rPr>
+        <w:t>：</w:t>
+      </w:r>
+      <w:proofErr w:type="gramEnd"/>
+      <w:r>
+        <w:rPr>
+          <w:rFonts w:ascii="华文楷体" w:eastAsia="华文楷体" w:hAnsi="华文楷体" w:hint="eastAsia"/>
+          <w:sz w:val="17"/>
+          <w:szCs w:val="18"/>
+        </w:rPr>
+        <w:t>【脉冲宽度就是一个周期的高电平时间】</w:t>
+      </w:r>
+    </w:p>
+    <w:p>
+      <w:pPr>
+        <w:jc w:val="left"/>
+        <w:rPr>
+          <w:rFonts w:ascii="华文楷体" w:eastAsia="华文楷体" w:hAnsi="华文楷体"/>
+          <w:sz w:val="17"/>
+          <w:szCs w:val="18"/>
+        </w:rPr>
+      </w:pPr>
+      <w:r>
+        <w:rPr>
+          <w:rFonts w:ascii="华文楷体" w:eastAsia="华文楷体" w:hAnsi="华文楷体"/>
+          <w:sz w:val="17"/>
+          <w:szCs w:val="18"/>
+        </w:rPr>
+        <w:tab/>
+      </w:r>
+      <w:r>
+        <w:rPr>
+          <w:rFonts w:ascii="华文楷体" w:eastAsia="华文楷体" w:hAnsi="华文楷体" w:hint="eastAsia"/>
+          <w:sz w:val="17"/>
+          <w:szCs w:val="18"/>
+        </w:rPr>
+        <w:t>占空比就是 脉冲宽度/周期；</w:t>
       </w:r>
     </w:p>
     <w:p>
@@ -7897,45 +9575,106 @@
         <w:jc w:val="left"/>
         <w:rPr>
           <w:rFonts w:ascii="华文楷体" w:eastAsia="华文楷体" w:hAnsi="华文楷体" w:hint="eastAsia"/>
-        </w:rPr>
-      </w:pPr>
-    </w:p>
-    <w:p>
-      <w:pPr>
-        <w:jc w:val="left"/>
-        <w:rPr>
-          <w:rFonts w:ascii="华文楷体" w:eastAsia="华文楷体" w:hAnsi="华文楷体" w:hint="eastAsia"/>
-        </w:rPr>
-      </w:pPr>
-      <w:r>
-        <w:rPr>
-          <w:rFonts w:ascii="华文楷体" w:eastAsia="华文楷体" w:hAnsi="华文楷体" w:hint="eastAsia"/>
+          <w:sz w:val="17"/>
+          <w:szCs w:val="18"/>
+        </w:rPr>
+      </w:pPr>
+      <w:r>
+        <w:rPr>
+          <w:rFonts w:ascii="华文楷体" w:eastAsia="华文楷体" w:hAnsi="华文楷体" w:hint="eastAsia"/>
+          <w:sz w:val="17"/>
+          <w:szCs w:val="18"/>
+        </w:rPr>
+        <w:t>一个HZ为一个周期 也就是一个整个高低电平</w:t>
+      </w:r>
+    </w:p>
+    <w:p>
+      <w:pPr>
+        <w:ind w:firstLine="420"/>
+        <w:jc w:val="left"/>
+        <w:rPr>
+          <w:rFonts w:ascii="华文楷体" w:eastAsia="华文楷体" w:hAnsi="华文楷体"/>
+          <w:sz w:val="17"/>
+          <w:szCs w:val="18"/>
+        </w:rPr>
+      </w:pPr>
+      <w:r>
+        <w:rPr>
+          <w:rFonts w:ascii="华文楷体" w:eastAsia="华文楷体" w:hAnsi="华文楷体"/>
+          <w:sz w:val="17"/>
+          <w:szCs w:val="18"/>
+        </w:rPr>
+        <w:t>PSC 越小，ARR 就可以设得越大，PWM 占空比的调节精度（分辨率）就越高；反之 PSC 越大，ARR 越小，占空比可调级数变少</w:t>
+      </w:r>
+      <w:r>
+        <w:rPr>
+          <w:rFonts w:ascii="华文楷体" w:eastAsia="华文楷体" w:hAnsi="华文楷体" w:hint="eastAsia"/>
+          <w:sz w:val="17"/>
+          <w:szCs w:val="18"/>
+        </w:rPr>
+        <w:t xml:space="preserve"> </w:t>
+      </w:r>
+    </w:p>
+    <w:p>
+      <w:pPr>
+        <w:ind w:firstLine="420"/>
+        <w:jc w:val="left"/>
+        <w:rPr>
+          <w:rFonts w:ascii="华文楷体" w:eastAsia="华文楷体" w:hAnsi="华文楷体"/>
+          <w:sz w:val="17"/>
+          <w:szCs w:val="18"/>
+        </w:rPr>
+      </w:pPr>
+    </w:p>
+    <w:p>
+      <w:pPr>
+        <w:ind w:firstLine="420"/>
+        <w:jc w:val="left"/>
+        <w:rPr>
+          <w:rFonts w:ascii="华文楷体" w:eastAsia="华文楷体" w:hAnsi="华文楷体" w:hint="eastAsia"/>
+          <w:sz w:val="17"/>
+          <w:szCs w:val="18"/>
+        </w:rPr>
+      </w:pPr>
+    </w:p>
+    <w:p>
+      <w:pPr>
+        <w:jc w:val="left"/>
+        <w:rPr>
+          <w:rFonts w:ascii="华文楷体" w:eastAsia="华文楷体" w:hAnsi="华文楷体" w:hint="eastAsia"/>
+          <w:sz w:val="19"/>
+          <w:szCs w:val="20"/>
+        </w:rPr>
+      </w:pPr>
+      <w:r>
+        <w:rPr>
+          <w:rFonts w:ascii="华文楷体" w:eastAsia="华文楷体" w:hAnsi="华文楷体" w:hint="eastAsia"/>
+          <w:sz w:val="19"/>
+          <w:szCs w:val="20"/>
         </w:rPr>
         <w:t>ADC采集：</w:t>
       </w:r>
     </w:p>
     <w:p>
       <w:pPr>
-        <w:jc w:val="left"/>
-        <w:rPr>
-          <w:rFonts w:ascii="华文楷体" w:eastAsia="华文楷体" w:hAnsi="华文楷体" w:hint="eastAsia"/>
-        </w:rPr>
-      </w:pPr>
-      <w:r>
-        <w:rPr>
-          <w:rFonts w:ascii="华文楷体" w:eastAsia="华文楷体" w:hAnsi="华文楷体"/>
-        </w:rPr>
-        <w:tab/>
-      </w:r>
+        <w:jc w:val="center"/>
+        <w:rPr>
+          <w:rFonts w:ascii="华文楷体" w:eastAsia="华文楷体" w:hAnsi="华文楷体" w:hint="eastAsia"/>
+          <w:sz w:val="19"/>
+          <w:szCs w:val="20"/>
+        </w:rPr>
+      </w:pPr>
       <w:r>
         <w:rPr>
           <w:rFonts w:ascii="华文楷体" w:eastAsia="华文楷体" w:hAnsi="华文楷体"/>
           <w:noProof/>
+          <w:sz w:val="19"/>
+          <w:szCs w:val="20"/>
         </w:rPr>
         <w:drawing>
-          <wp:inline distT="0" distB="0" distL="0" distR="0" wp14:anchorId="25957A2B" wp14:editId="6AE1D213">
-            <wp:extent cx="1238911" cy="253111"/>
-            <wp:effectExtent l="19050" t="19050" r="18415" b="13970"/>
+          <wp:inline distT="0" distB="0" distL="0" distR="0" wp14:anchorId="25957A2B" wp14:editId="537A2E4A">
+            <wp:extent cx="954726" cy="195052"/>
+            <wp:effectExtent l="19050" t="19050" r="17145" b="14605"/>
             <wp:docPr id="878067788" name="图片 1"/>
             <wp:cNvGraphicFramePr>
               <a:graphicFrameLocks xmlns:a="http://schemas.openxmlformats.org/drawingml/2006/main" noChangeAspect="1"/>
@@ -7948,7 +9687,7 @@
                     <pic:cNvPicPr/>
                   </pic:nvPicPr>
                   <pic:blipFill>
-                    <a:blip r:embed="rId69"/>
+                    <a:blip r:embed="rId70"/>
                     <a:stretch>
                       <a:fillRect/>
                     </a:stretch>
@@ -7956,7 +9695,7 @@
                   <pic:spPr>
                     <a:xfrm>
                       <a:off x="0" y="0"/>
-                      <a:ext cx="1250647" cy="255509"/>
+                      <a:ext cx="977274" cy="199659"/>
                     </a:xfrm>
                     <a:prstGeom prst="rect">
                       <a:avLst/>
@@ -7976,20 +9715,26 @@
       <w:r>
         <w:rPr>
           <w:rFonts w:ascii="华文楷体" w:eastAsia="华文楷体" w:hAnsi="华文楷体" w:hint="eastAsia"/>
-        </w:rPr>
-        <w:t xml:space="preserve">将端口设置为 ADC输入采集模式 </w:t>
-      </w:r>
-    </w:p>
-    <w:p>
-      <w:pPr>
-        <w:jc w:val="left"/>
-        <w:rPr>
-          <w:rFonts w:ascii="华文楷体" w:eastAsia="华文楷体" w:hAnsi="华文楷体" w:hint="eastAsia"/>
-        </w:rPr>
-      </w:pPr>
-      <w:r>
-        <w:rPr>
-          <w:rFonts w:ascii="华文楷体" w:eastAsia="华文楷体" w:hAnsi="华文楷体" w:hint="eastAsia"/>
+          <w:sz w:val="19"/>
+          <w:szCs w:val="20"/>
+        </w:rPr>
+        <w:t>将端口设置为 ADC输入采集模式</w:t>
+      </w:r>
+    </w:p>
+    <w:p>
+      <w:pPr>
+        <w:jc w:val="center"/>
+        <w:rPr>
+          <w:rFonts w:ascii="华文楷体" w:eastAsia="华文楷体" w:hAnsi="华文楷体" w:hint="eastAsia"/>
+          <w:sz w:val="19"/>
+          <w:szCs w:val="20"/>
+        </w:rPr>
+      </w:pPr>
+      <w:r>
+        <w:rPr>
+          <w:rFonts w:ascii="华文楷体" w:eastAsia="华文楷体" w:hAnsi="华文楷体" w:hint="eastAsia"/>
+          <w:sz w:val="19"/>
+          <w:szCs w:val="20"/>
         </w:rPr>
         <w:t>然后再将对应的ADC以及通道 设置为单通道模式</w:t>
       </w:r>
@@ -7997,11 +9742,13 @@
         <w:rPr>
           <w:rFonts w:ascii="华文楷体" w:eastAsia="华文楷体" w:hAnsi="华文楷体"/>
           <w:noProof/>
+          <w:sz w:val="19"/>
+          <w:szCs w:val="20"/>
         </w:rPr>
         <w:drawing>
-          <wp:inline distT="0" distB="0" distL="0" distR="0" wp14:anchorId="38F89ECA" wp14:editId="2E51097C">
-            <wp:extent cx="1355193" cy="247971"/>
-            <wp:effectExtent l="19050" t="19050" r="16510" b="19050"/>
+          <wp:inline distT="0" distB="0" distL="0" distR="0" wp14:anchorId="38F89ECA" wp14:editId="4DA5D8BA">
+            <wp:extent cx="1073479" cy="196423"/>
+            <wp:effectExtent l="19050" t="19050" r="12700" b="13335"/>
             <wp:docPr id="787685917" name="图片 1"/>
             <wp:cNvGraphicFramePr>
               <a:graphicFrameLocks xmlns:a="http://schemas.openxmlformats.org/drawingml/2006/main" noChangeAspect="1"/>
@@ -8014,7 +9761,7 @@
                     <pic:cNvPicPr/>
                   </pic:nvPicPr>
                   <pic:blipFill>
-                    <a:blip r:embed="rId70"/>
+                    <a:blip r:embed="rId71"/>
                     <a:stretch>
                       <a:fillRect/>
                     </a:stretch>
@@ -8022,7 +9769,7 @@
                   <pic:spPr>
                     <a:xfrm>
                       <a:off x="0" y="0"/>
-                      <a:ext cx="1376748" cy="251915"/>
+                      <a:ext cx="1111644" cy="203406"/>
                     </a:xfrm>
                     <a:prstGeom prst="rect">
                       <a:avLst/>
@@ -8042,20 +9789,38 @@
     </w:p>
     <w:p>
       <w:pPr>
-        <w:jc w:val="left"/>
-        <w:rPr>
-          <w:rFonts w:ascii="华文楷体" w:eastAsia="华文楷体" w:hAnsi="华文楷体" w:hint="eastAsia"/>
-        </w:rPr>
-      </w:pPr>
-      <w:r>
-        <w:rPr>
-          <w:rFonts w:ascii="华文楷体" w:eastAsia="华文楷体" w:hAnsi="华文楷体" w:hint="eastAsia"/>
+        <w:spacing w:line="240" w:lineRule="exact"/>
+        <w:jc w:val="left"/>
+        <w:rPr>
+          <w:rFonts w:ascii="华文楷体" w:eastAsia="华文楷体" w:hAnsi="华文楷体"/>
+          <w:sz w:val="17"/>
+          <w:szCs w:val="18"/>
+        </w:rPr>
+      </w:pPr>
+    </w:p>
+    <w:p>
+      <w:pPr>
+        <w:spacing w:line="240" w:lineRule="exact"/>
+        <w:jc w:val="left"/>
+        <w:rPr>
+          <w:rFonts w:ascii="华文楷体" w:eastAsia="华文楷体" w:hAnsi="华文楷体" w:hint="eastAsia"/>
+          <w:sz w:val="17"/>
+          <w:szCs w:val="18"/>
+        </w:rPr>
+      </w:pPr>
+      <w:r>
+        <w:rPr>
+          <w:rFonts w:ascii="华文楷体" w:eastAsia="华文楷体" w:hAnsi="华文楷体" w:hint="eastAsia"/>
+          <w:sz w:val="17"/>
+          <w:szCs w:val="18"/>
         </w:rPr>
         <w:t>ADC采集要用的函数：</w:t>
       </w:r>
       <w:r>
         <w:rPr>
           <w:rFonts w:ascii="华文楷体" w:eastAsia="华文楷体" w:hAnsi="华文楷体" w:hint="eastAsia"/>
+          <w:sz w:val="17"/>
+          <w:szCs w:val="18"/>
         </w:rPr>
         <w:t>【</w:t>
       </w:r>
@@ -8063,40 +9828,55 @@
       <w:r>
         <w:rPr>
           <w:rFonts w:ascii="华文楷体" w:eastAsia="华文楷体" w:hAnsi="华文楷体" w:hint="eastAsia"/>
+          <w:sz w:val="17"/>
+          <w:szCs w:val="18"/>
         </w:rPr>
         <w:t>HAL_ADC_Init</w:t>
       </w:r>
       <w:proofErr w:type="spellEnd"/>
-      <w:r>
-        <w:rPr>
-          <w:rFonts w:ascii="华文楷体" w:eastAsia="华文楷体" w:hAnsi="华文楷体" w:hint="eastAsia"/>
-        </w:rPr>
-        <w:t>(&amp;hadc1);</w:t>
-      </w:r>
-      <w:r>
-        <w:rPr>
-          <w:rFonts w:ascii="华文楷体" w:eastAsia="华文楷体" w:hAnsi="华文楷体" w:hint="eastAsia"/>
-        </w:rPr>
-        <w:t>这个不用写 已经配置过了】</w:t>
-      </w:r>
-      <w:r>
-        <w:rPr>
-          <w:rFonts w:ascii="华文楷体" w:eastAsia="华文楷体" w:hAnsi="华文楷体" w:hint="eastAsia"/>
+      <w:proofErr w:type="gramStart"/>
+      <w:r>
+        <w:rPr>
+          <w:rFonts w:ascii="华文楷体" w:eastAsia="华文楷体" w:hAnsi="华文楷体" w:hint="eastAsia"/>
+          <w:sz w:val="17"/>
+          <w:szCs w:val="18"/>
+        </w:rPr>
+        <w:t>(&amp;hadc1)</w:t>
+      </w:r>
+      <w:proofErr w:type="gramEnd"/>
+      <w:r>
+        <w:rPr>
+          <w:rFonts w:ascii="华文楷体" w:eastAsia="华文楷体" w:hAnsi="华文楷体" w:hint="eastAsia"/>
+          <w:sz w:val="17"/>
+          <w:szCs w:val="18"/>
+        </w:rPr>
+        <w:t>;这个不用写 已经配置过了】</w:t>
+      </w:r>
+      <w:r>
+        <w:rPr>
+          <w:rFonts w:ascii="华文楷体" w:eastAsia="华文楷体" w:hAnsi="华文楷体" w:hint="eastAsia"/>
+          <w:sz w:val="17"/>
+          <w:szCs w:val="18"/>
         </w:rPr>
         <w:t xml:space="preserve"> </w:t>
       </w:r>
     </w:p>
     <w:p>
       <w:pPr>
-        <w:jc w:val="left"/>
-        <w:rPr>
-          <w:rFonts w:ascii="华文楷体" w:eastAsia="华文楷体" w:hAnsi="华文楷体" w:hint="eastAsia"/>
+        <w:spacing w:line="240" w:lineRule="exact"/>
+        <w:jc w:val="left"/>
+        <w:rPr>
+          <w:rFonts w:ascii="华文楷体" w:eastAsia="华文楷体" w:hAnsi="华文楷体" w:hint="eastAsia"/>
+          <w:sz w:val="17"/>
+          <w:szCs w:val="18"/>
         </w:rPr>
       </w:pPr>
       <w:proofErr w:type="spellStart"/>
       <w:r>
         <w:rPr>
           <w:rFonts w:ascii="华文楷体" w:eastAsia="华文楷体" w:hAnsi="华文楷体" w:hint="eastAsia"/>
+          <w:sz w:val="17"/>
+          <w:szCs w:val="18"/>
         </w:rPr>
         <w:t>HAL_ADC_</w:t>
       </w:r>
@@ -8104,6 +9884,8 @@
       <w:r>
         <w:rPr>
           <w:rFonts w:ascii="华文楷体" w:eastAsia="华文楷体" w:hAnsi="华文楷体" w:hint="eastAsia"/>
+          <w:sz w:val="17"/>
+          <w:szCs w:val="18"/>
         </w:rPr>
         <w:t>Start</w:t>
       </w:r>
@@ -8111,6 +9893,8 @@
       <w:r>
         <w:rPr>
           <w:rFonts w:ascii="华文楷体" w:eastAsia="华文楷体" w:hAnsi="华文楷体" w:hint="eastAsia"/>
+          <w:sz w:val="17"/>
+          <w:szCs w:val="18"/>
         </w:rPr>
         <w:t>( )</w:t>
       </w:r>
@@ -8118,34 +9902,55 @@
       <w:r>
         <w:rPr>
           <w:rFonts w:ascii="华文楷体" w:eastAsia="华文楷体" w:hAnsi="华文楷体" w:hint="eastAsia"/>
+          <w:sz w:val="17"/>
+          <w:szCs w:val="18"/>
         </w:rPr>
         <w:t>;</w:t>
       </w:r>
     </w:p>
     <w:p>
       <w:pPr>
-        <w:jc w:val="left"/>
-        <w:rPr>
-          <w:rFonts w:ascii="华文楷体" w:eastAsia="华文楷体" w:hAnsi="华文楷体" w:hint="eastAsia"/>
+        <w:spacing w:line="240" w:lineRule="exact"/>
+        <w:jc w:val="left"/>
+        <w:rPr>
+          <w:rFonts w:ascii="华文楷体" w:eastAsia="华文楷体" w:hAnsi="华文楷体" w:hint="eastAsia"/>
+          <w:sz w:val="17"/>
+          <w:szCs w:val="18"/>
         </w:rPr>
       </w:pPr>
       <w:proofErr w:type="spellStart"/>
       <w:r>
         <w:rPr>
           <w:rFonts w:ascii="华文楷体" w:eastAsia="华文楷体" w:hAnsi="华文楷体" w:hint="eastAsia"/>
+          <w:sz w:val="17"/>
+          <w:szCs w:val="18"/>
         </w:rPr>
         <w:t>HAL_ADC_GetValue</w:t>
       </w:r>
       <w:proofErr w:type="spellEnd"/>
-      <w:r>
-        <w:rPr>
-          <w:rFonts w:ascii="华文楷体" w:eastAsia="华文楷体" w:hAnsi="华文楷体" w:hint="eastAsia"/>
-        </w:rPr>
-        <w:t>( );</w:t>
-      </w:r>
-      <w:r>
-        <w:rPr>
-          <w:rFonts w:ascii="华文楷体" w:eastAsia="华文楷体" w:hAnsi="华文楷体" w:hint="eastAsia"/>
+      <w:proofErr w:type="gramStart"/>
+      <w:r>
+        <w:rPr>
+          <w:rFonts w:ascii="华文楷体" w:eastAsia="华文楷体" w:hAnsi="华文楷体" w:hint="eastAsia"/>
+          <w:sz w:val="17"/>
+          <w:szCs w:val="18"/>
+        </w:rPr>
+        <w:t xml:space="preserve">( </w:t>
+      </w:r>
+      <w:proofErr w:type="gramEnd"/>
+      <w:r>
+        <w:rPr>
+          <w:rFonts w:ascii="华文楷体" w:eastAsia="华文楷体" w:hAnsi="华文楷体" w:hint="eastAsia"/>
+          <w:sz w:val="17"/>
+          <w:szCs w:val="18"/>
+        </w:rPr>
+        <w:t>);</w:t>
+      </w:r>
+      <w:r>
+        <w:rPr>
+          <w:rFonts w:ascii="华文楷体" w:eastAsia="华文楷体" w:hAnsi="华文楷体" w:hint="eastAsia"/>
+          <w:sz w:val="17"/>
+          <w:szCs w:val="18"/>
         </w:rPr>
         <w:t xml:space="preserve"> //值除以4096 是因为</w:t>
       </w:r>
@@ -8153,6 +9958,8 @@
       <w:r>
         <w:rPr>
           <w:rFonts w:ascii="华文楷体" w:eastAsia="华文楷体" w:hAnsi="华文楷体" w:hint="eastAsia"/>
+          <w:sz w:val="17"/>
+          <w:szCs w:val="18"/>
         </w:rPr>
         <w:t>adc</w:t>
       </w:r>
@@ -8160,20 +9967,27 @@
       <w:r>
         <w:rPr>
           <w:rFonts w:ascii="华文楷体" w:eastAsia="华文楷体" w:hAnsi="华文楷体" w:hint="eastAsia"/>
+          <w:sz w:val="17"/>
+          <w:szCs w:val="18"/>
         </w:rPr>
         <w:t>寄存器是12bit的</w:t>
       </w:r>
     </w:p>
     <w:p>
       <w:pPr>
-        <w:jc w:val="left"/>
-        <w:rPr>
-          <w:rFonts w:ascii="华文楷体" w:eastAsia="华文楷体" w:hAnsi="华文楷体" w:hint="eastAsia"/>
-        </w:rPr>
-      </w:pPr>
-      <w:r>
-        <w:rPr>
-          <w:rFonts w:ascii="华文楷体" w:eastAsia="华文楷体" w:hAnsi="华文楷体"/>
+        <w:spacing w:line="240" w:lineRule="exact"/>
+        <w:jc w:val="left"/>
+        <w:rPr>
+          <w:rFonts w:ascii="华文楷体" w:eastAsia="华文楷体" w:hAnsi="华文楷体" w:hint="eastAsia"/>
+          <w:sz w:val="17"/>
+          <w:szCs w:val="18"/>
+        </w:rPr>
+      </w:pPr>
+      <w:r>
+        <w:rPr>
+          <w:rFonts w:ascii="华文楷体" w:eastAsia="华文楷体" w:hAnsi="华文楷体"/>
+          <w:sz w:val="17"/>
+          <w:szCs w:val="18"/>
         </w:rPr>
         <w:t>if (</w:t>
       </w:r>
@@ -8181,6 +9995,8 @@
       <w:r>
         <w:rPr>
           <w:rFonts w:ascii="华文楷体" w:eastAsia="华文楷体" w:hAnsi="华文楷体"/>
+          <w:sz w:val="17"/>
+          <w:szCs w:val="18"/>
         </w:rPr>
         <w:t>HAL_ADC_PollForConversion</w:t>
       </w:r>
@@ -8188,75 +10004,121 @@
       <w:r>
         <w:rPr>
           <w:rFonts w:ascii="华文楷体" w:eastAsia="华文楷体" w:hAnsi="华文楷体"/>
-        </w:rPr>
-        <w:t>(&amp;hadc1, 50) == HAL_OK)</w:t>
-      </w:r>
-      <w:r>
-        <w:rPr>
-          <w:rFonts w:ascii="华文楷体" w:eastAsia="华文楷体" w:hAnsi="华文楷体" w:hint="eastAsia"/>
+          <w:sz w:val="17"/>
+          <w:szCs w:val="18"/>
+        </w:rPr>
+        <w:t xml:space="preserve">(&amp;hadc1, </w:t>
+      </w:r>
+      <w:proofErr w:type="gramStart"/>
+      <w:r>
+        <w:rPr>
+          <w:rFonts w:ascii="华文楷体" w:eastAsia="华文楷体" w:hAnsi="华文楷体"/>
+          <w:sz w:val="17"/>
+          <w:szCs w:val="18"/>
+        </w:rPr>
+        <w:t>50)</w:t>
+      </w:r>
+      <w:proofErr w:type="gramEnd"/>
+      <w:r>
+        <w:rPr>
+          <w:rFonts w:ascii="华文楷体" w:eastAsia="华文楷体" w:hAnsi="华文楷体"/>
+          <w:sz w:val="17"/>
+          <w:szCs w:val="18"/>
+        </w:rPr>
+        <w:t xml:space="preserve"> == HAL_OK)</w:t>
+      </w:r>
+      <w:r>
+        <w:rPr>
+          <w:rFonts w:ascii="华文楷体" w:eastAsia="华文楷体" w:hAnsi="华文楷体" w:hint="eastAsia"/>
+          <w:sz w:val="17"/>
+          <w:szCs w:val="18"/>
         </w:rPr>
         <w:t xml:space="preserve"> 这个是等待转换的 最好加</w:t>
       </w:r>
     </w:p>
     <w:p>
       <w:pPr>
-        <w:jc w:val="left"/>
-        <w:rPr>
-          <w:rFonts w:ascii="华文楷体" w:eastAsia="华文楷体" w:hAnsi="华文楷体" w:hint="eastAsia"/>
-        </w:rPr>
-      </w:pPr>
-    </w:p>
-    <w:p>
-      <w:pPr>
-        <w:jc w:val="left"/>
-        <w:rPr>
-          <w:rFonts w:ascii="华文楷体" w:eastAsia="华文楷体" w:hAnsi="华文楷体" w:hint="eastAsia"/>
-        </w:rPr>
-      </w:pPr>
-    </w:p>
-    <w:p>
-      <w:pPr>
-        <w:jc w:val="left"/>
-        <w:rPr>
-          <w:rFonts w:ascii="华文楷体" w:eastAsia="华文楷体" w:hAnsi="华文楷体" w:hint="eastAsia"/>
-        </w:rPr>
-      </w:pPr>
-    </w:p>
-    <w:p>
-      <w:pPr>
-        <w:jc w:val="left"/>
-        <w:rPr>
-          <w:rFonts w:ascii="华文楷体" w:eastAsia="华文楷体" w:hAnsi="华文楷体" w:hint="eastAsia"/>
-        </w:rPr>
-      </w:pPr>
-    </w:p>
-    <w:p>
-      <w:pPr>
-        <w:jc w:val="left"/>
-        <w:rPr>
-          <w:rFonts w:ascii="华文楷体" w:eastAsia="华文楷体" w:hAnsi="华文楷体" w:hint="eastAsia"/>
-        </w:rPr>
-      </w:pPr>
-    </w:p>
-    <w:p>
-      <w:pPr>
-        <w:jc w:val="left"/>
-        <w:rPr>
-          <w:rFonts w:ascii="华文楷体" w:eastAsia="华文楷体" w:hAnsi="华文楷体" w:hint="eastAsia"/>
-        </w:rPr>
-      </w:pPr>
-      <w:r>
-        <w:rPr>
-          <w:rFonts w:ascii="华文楷体" w:eastAsia="华文楷体" w:hAnsi="华文楷体" w:hint="eastAsia"/>
-        </w:rPr>
-        <w:t>IIC参考下面四张图就可以了（at24c02与at24c256只有片内地址不一样 256片内地址为16位）</w:t>
-      </w:r>
-    </w:p>
-    <w:p>
-      <w:pPr>
-        <w:jc w:val="left"/>
-        <w:rPr>
-          <w:rFonts w:ascii="华文楷体" w:eastAsia="华文楷体" w:hAnsi="华文楷体" w:hint="eastAsia"/>
+        <w:spacing w:line="240" w:lineRule="exact"/>
+        <w:jc w:val="left"/>
+        <w:rPr>
+          <w:rFonts w:ascii="华文楷体" w:eastAsia="华文楷体" w:hAnsi="华文楷体" w:hint="eastAsia"/>
+          <w:sz w:val="17"/>
+          <w:szCs w:val="18"/>
+        </w:rPr>
+      </w:pPr>
+    </w:p>
+    <w:p>
+      <w:pPr>
+        <w:spacing w:line="240" w:lineRule="exact"/>
+        <w:jc w:val="left"/>
+        <w:rPr>
+          <w:rFonts w:ascii="华文楷体" w:eastAsia="华文楷体" w:hAnsi="华文楷体"/>
+          <w:sz w:val="17"/>
+          <w:szCs w:val="18"/>
+        </w:rPr>
+      </w:pPr>
+      <w:proofErr w:type="spellStart"/>
+      <w:r>
+        <w:rPr>
+          <w:rFonts w:ascii="华文楷体" w:eastAsia="华文楷体" w:hAnsi="华文楷体"/>
+          <w:sz w:val="17"/>
+          <w:szCs w:val="18"/>
+        </w:rPr>
+        <w:t>HAL_ADC_ConfigChannel</w:t>
+      </w:r>
+      <w:proofErr w:type="spellEnd"/>
+      <w:r>
+        <w:rPr>
+          <w:rFonts w:ascii="华文楷体" w:eastAsia="华文楷体" w:hAnsi="华文楷体" w:hint="eastAsia"/>
+          <w:sz w:val="17"/>
+          <w:szCs w:val="18"/>
+        </w:rPr>
+        <w:t>（）//</w:t>
+      </w:r>
+      <w:r>
+        <w:rPr>
+          <w:rFonts w:ascii="华文楷体" w:eastAsia="华文楷体" w:hAnsi="华文楷体" w:hint="eastAsia"/>
+          <w:sz w:val="17"/>
+          <w:szCs w:val="18"/>
+        </w:rPr>
+        <w:t xml:space="preserve">可以用来设置当前采集通道 </w:t>
+      </w:r>
+      <w:r>
+        <w:rPr>
+          <w:rFonts w:ascii="华文楷体" w:eastAsia="华文楷体" w:hAnsi="华文楷体"/>
+          <w:sz w:val="17"/>
+          <w:szCs w:val="18"/>
+        </w:rPr>
+        <w:t>–</w:t>
+      </w:r>
+      <w:r>
+        <w:rPr>
+          <w:rFonts w:ascii="华文楷体" w:eastAsia="华文楷体" w:hAnsi="华文楷体" w:hint="eastAsia"/>
+          <w:sz w:val="17"/>
+          <w:szCs w:val="18"/>
+        </w:rPr>
+        <w:t xml:space="preserve"> 同时修改采集时的参数</w:t>
+      </w:r>
+    </w:p>
+    <w:p>
+      <w:pPr>
+        <w:spacing w:line="240" w:lineRule="exact"/>
+        <w:jc w:val="left"/>
+        <w:rPr>
+          <w:rFonts w:ascii="华文楷体" w:eastAsia="华文楷体" w:hAnsi="华文楷体" w:hint="eastAsia"/>
+          <w:sz w:val="17"/>
+          <w:szCs w:val="18"/>
+        </w:rPr>
+      </w:pPr>
+    </w:p>
+    <w:p>
+      <w:pPr>
+        <w:spacing w:line="240" w:lineRule="exact"/>
+        <w:jc w:val="left"/>
+        <w:rPr>
+          <w:rFonts w:ascii="华文楷体" w:eastAsia="华文楷体" w:hAnsi="华文楷体" w:hint="eastAsia"/>
+          <w:sz w:val="17"/>
+          <w:szCs w:val="18"/>
         </w:rPr>
       </w:pPr>
       <w:r>
@@ -8264,309 +10126,372 @@
           <w:rFonts w:ascii="华文楷体" w:eastAsia="华文楷体" w:hAnsi="华文楷体"/>
           <w:noProof/>
         </w:rPr>
-        <w:drawing>
-          <wp:anchor distT="0" distB="0" distL="114300" distR="114300" simplePos="0" relativeHeight="251667456" behindDoc="0" locked="0" layoutInCell="1" allowOverlap="1" wp14:anchorId="15B5B72D" wp14:editId="40DE7379">
-            <wp:simplePos x="0" y="0"/>
-            <wp:positionH relativeFrom="column">
-              <wp:posOffset>2963364</wp:posOffset>
-            </wp:positionH>
-            <wp:positionV relativeFrom="paragraph">
-              <wp:posOffset>67780</wp:posOffset>
-            </wp:positionV>
-            <wp:extent cx="1896745" cy="1560830"/>
-            <wp:effectExtent l="0" t="0" r="8255" b="1270"/>
-            <wp:wrapSquare wrapText="bothSides"/>
-            <wp:docPr id="1631663057" name="图片 1"/>
-            <wp:cNvGraphicFramePr>
-              <a:graphicFrameLocks xmlns:a="http://schemas.openxmlformats.org/drawingml/2006/main" noChangeAspect="1"/>
-            </wp:cNvGraphicFramePr>
-            <a:graphic xmlns:a="http://schemas.openxmlformats.org/drawingml/2006/main">
-              <a:graphicData uri="http://schemas.openxmlformats.org/drawingml/2006/picture">
-                <pic:pic xmlns:pic="http://schemas.openxmlformats.org/drawingml/2006/picture">
-                  <pic:nvPicPr>
-                    <pic:cNvPr id="1631663057" name=""/>
-                    <pic:cNvPicPr/>
-                  </pic:nvPicPr>
-                  <pic:blipFill>
-                    <a:blip r:embed="rId71">
-                      <a:extLst>
-                        <a:ext uri="{28A0092B-C50C-407E-A947-70E740481C1C}">
-                          <a14:useLocalDpi xmlns:a14="http://schemas.microsoft.com/office/drawing/2010/main" val="0"/>
-                        </a:ext>
-                      </a:extLst>
-                    </a:blip>
-                    <a:stretch>
-                      <a:fillRect/>
-                    </a:stretch>
-                  </pic:blipFill>
-                  <pic:spPr>
-                    <a:xfrm>
-                      <a:off x="0" y="0"/>
-                      <a:ext cx="1896745" cy="1560830"/>
-                    </a:xfrm>
-                    <a:prstGeom prst="rect">
-                      <a:avLst/>
-                    </a:prstGeom>
-                  </pic:spPr>
-                </pic:pic>
-              </a:graphicData>
-            </a:graphic>
-            <wp14:sizeRelH relativeFrom="margin">
-              <wp14:pctWidth>0</wp14:pctWidth>
-            </wp14:sizeRelH>
-            <wp14:sizeRelV relativeFrom="margin">
-              <wp14:pctHeight>0</wp14:pctHeight>
-            </wp14:sizeRelV>
-          </wp:anchor>
-        </w:drawing>
+        <mc:AlternateContent>
+          <mc:Choice Requires="wpg">
+            <w:drawing>
+              <wp:anchor distT="0" distB="0" distL="114300" distR="114300" simplePos="0" relativeHeight="251688960" behindDoc="0" locked="0" layoutInCell="1" allowOverlap="1" wp14:anchorId="62A345B0" wp14:editId="6ECCC380">
+                <wp:simplePos x="0" y="0"/>
+                <wp:positionH relativeFrom="column">
+                  <wp:posOffset>3408218</wp:posOffset>
+                </wp:positionH>
+                <wp:positionV relativeFrom="paragraph">
+                  <wp:posOffset>133795</wp:posOffset>
+                </wp:positionV>
+                <wp:extent cx="3584575" cy="1786890"/>
+                <wp:effectExtent l="0" t="0" r="0" b="3810"/>
+                <wp:wrapNone/>
+                <wp:docPr id="2037521232" name="组合 8"/>
+                <wp:cNvGraphicFramePr/>
+                <a:graphic xmlns:a="http://schemas.openxmlformats.org/drawingml/2006/main">
+                  <a:graphicData uri="http://schemas.microsoft.com/office/word/2010/wordprocessingGroup">
+                    <wpg:wgp>
+                      <wpg:cNvGrpSpPr/>
+                      <wpg:grpSpPr>
+                        <a:xfrm>
+                          <a:off x="0" y="0"/>
+                          <a:ext cx="3584575" cy="1786890"/>
+                          <a:chOff x="0" y="0"/>
+                          <a:chExt cx="3584575" cy="1786890"/>
+                        </a:xfrm>
+                      </wpg:grpSpPr>
+                      <pic:pic xmlns:pic="http://schemas.openxmlformats.org/drawingml/2006/picture">
+                        <pic:nvPicPr>
+                          <pic:cNvPr id="1229827445" name="图片 1"/>
+                          <pic:cNvPicPr>
+                            <a:picLocks noChangeAspect="1"/>
+                          </pic:cNvPicPr>
+                        </pic:nvPicPr>
+                        <pic:blipFill>
+                          <a:blip r:embed="rId72" cstate="print">
+                            <a:extLst>
+                              <a:ext uri="{28A0092B-C50C-407E-A947-70E740481C1C}">
+                                <a14:useLocalDpi xmlns:a14="http://schemas.microsoft.com/office/drawing/2010/main" val="0"/>
+                              </a:ext>
+                            </a:extLst>
+                          </a:blip>
+                          <a:stretch>
+                            <a:fillRect/>
+                          </a:stretch>
+                        </pic:blipFill>
+                        <pic:spPr>
+                          <a:xfrm>
+                            <a:off x="0" y="0"/>
+                            <a:ext cx="3584575" cy="1786890"/>
+                          </a:xfrm>
+                          <a:prstGeom prst="rect">
+                            <a:avLst/>
+                          </a:prstGeom>
+                        </pic:spPr>
+                      </pic:pic>
+                      <wps:wsp>
+                        <wps:cNvPr id="1692339966" name="文本框 6"/>
+                        <wps:cNvSpPr txBox="1"/>
+                        <wps:spPr>
+                          <a:xfrm>
+                            <a:off x="2731325" y="1466603"/>
+                            <a:ext cx="801584" cy="267195"/>
+                          </a:xfrm>
+                          <a:prstGeom prst="rect">
+                            <a:avLst/>
+                          </a:prstGeom>
+                          <a:noFill/>
+                          <a:ln w="6350">
+                            <a:noFill/>
+                          </a:ln>
+                        </wps:spPr>
+                        <wps:txbx>
+                          <w:txbxContent>
+                            <w:p>
+                              <w:pPr>
+                                <w:rPr>
+                                  <w:rFonts w:ascii="华文楷体" w:eastAsia="华文楷体" w:hAnsi="华文楷体" w:hint="eastAsia"/>
+                                  <w:b/>
+                                  <w:bCs/>
+                                  <w:color w:val="FFFFFF" w:themeColor="background1"/>
+                                  <w:sz w:val="17"/>
+                                  <w:szCs w:val="18"/>
+                                </w:rPr>
+                              </w:pPr>
+                              <w:r>
+                                <w:rPr>
+                                  <w:rFonts w:ascii="华文楷体" w:eastAsia="华文楷体" w:hAnsi="华文楷体" w:hint="eastAsia"/>
+                                  <w:b/>
+                                  <w:bCs/>
+                                  <w:color w:val="FFFFFF" w:themeColor="background1"/>
+                                  <w:sz w:val="17"/>
+                                  <w:szCs w:val="18"/>
+                                  <w:highlight w:val="black"/>
+                                </w:rPr>
+                                <w:t>只修改通道</w:t>
+                              </w:r>
+                            </w:p>
+                          </w:txbxContent>
+                        </wps:txbx>
+                        <wps:bodyPr rot="0" spcFirstLastPara="0" vertOverflow="overflow" horzOverflow="overflow" vert="horz" wrap="square" lIns="91440" tIns="45720" rIns="91440" bIns="45720" numCol="1" spcCol="0" rtlCol="0" fromWordArt="0" anchor="t" anchorCtr="0" forceAA="0" compatLnSpc="1">
+                          <a:prstTxWarp prst="textNoShape">
+                            <a:avLst/>
+                          </a:prstTxWarp>
+                          <a:noAutofit/>
+                        </wps:bodyPr>
+                      </wps:wsp>
+                    </wpg:wgp>
+                  </a:graphicData>
+                </a:graphic>
+              </wp:anchor>
+            </w:drawing>
+          </mc:Choice>
+          <mc:Fallback>
+            <w:pict>
+              <v:group w14:anchorId="62A345B0" id="组合 8" o:spid="_x0000_s1029" style="position:absolute;margin-left:268.35pt;margin-top:10.55pt;width:282.25pt;height:140.7pt;z-index:251688960" coordsize="35845,17868" o:gfxdata="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">
+                <v:shapetype id="_x0000_t75" coordsize="21600,21600" o:spt="75" o:preferrelative="t" path="m@4@5l@4@11@9@11@9@5xe" filled="f" stroked="f">
+                  <v:stroke joinstyle="miter"/>
+                  <v:formulas>
+                    <v:f eqn="if lineDrawn pixelLineWidth 0"/>
+                    <v:f eqn="sum @0 1 0"/>
+                    <v:f eqn="sum 0 0 @1"/>
+                    <v:f eqn="prod @2 1 2"/>
+                    <v:f eqn="prod @3 21600 pixelWidth"/>
+                    <v:f eqn="prod @3 21600 pixelHeight"/>
+                    <v:f eqn="sum @0 0 1"/>
+                    <v:f eqn="prod @6 1 2"/>
+                    <v:f eqn="prod @7 21600 pixelWidth"/>
+                    <v:f eqn="sum @8 21600 0"/>
+                    <v:f eqn="prod @7 21600 pixelHeight"/>
+                    <v:f eqn="sum @10 21600 0"/>
+                  </v:formulas>
+                  <v:path o:extrusionok="f" gradientshapeok="t" o:connecttype="rect"/>
+                  <o:lock v:ext="edit" aspectratio="t"/>
+                </v:shapetype>
+                <v:shape id="图片 1" o:spid="_x0000_s1030" type="#_x0000_t75" style="position:absolute;width:35845;height:17868;visibility:visible;mso-wrap-style:square" o:gfxdata="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">
+                  <v:imagedata r:id="rId73" o:title=""/>
+                </v:shape>
+                <v:shape id="文本框 6" o:spid="_x0000_s1031" type="#_x0000_t202" style="position:absolute;left:27313;top:14666;width:8016;height:2671;visibility:visible;mso-wrap-style:square;v-text-anchor:top" o:gfxdata="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" filled="f" stroked="f" strokeweight=".5pt">
+                  <v:textbox>
+                    <w:txbxContent>
+                      <w:p>
+                        <w:pPr>
+                          <w:rPr>
+                            <w:rFonts w:ascii="华文楷体" w:eastAsia="华文楷体" w:hAnsi="华文楷体" w:hint="eastAsia"/>
+                            <w:b/>
+                            <w:bCs/>
+                            <w:color w:val="FFFFFF" w:themeColor="background1"/>
+                            <w:sz w:val="17"/>
+                            <w:szCs w:val="18"/>
+                          </w:rPr>
+                        </w:pPr>
+                        <w:r>
+                          <w:rPr>
+                            <w:rFonts w:ascii="华文楷体" w:eastAsia="华文楷体" w:hAnsi="华文楷体" w:hint="eastAsia"/>
+                            <w:b/>
+                            <w:bCs/>
+                            <w:color w:val="FFFFFF" w:themeColor="background1"/>
+                            <w:sz w:val="17"/>
+                            <w:szCs w:val="18"/>
+                            <w:highlight w:val="black"/>
+                          </w:rPr>
+                          <w:t>只修改通道</w:t>
+                        </w:r>
+                      </w:p>
+                    </w:txbxContent>
+                  </v:textbox>
+                </v:shape>
+              </v:group>
+            </w:pict>
+          </mc:Fallback>
+        </mc:AlternateContent>
       </w:r>
       <w:r>
         <w:rPr>
           <w:rFonts w:ascii="华文楷体" w:eastAsia="华文楷体" w:hAnsi="华文楷体"/>
           <w:noProof/>
         </w:rPr>
-        <w:drawing>
-          <wp:anchor distT="0" distB="0" distL="114300" distR="114300" simplePos="0" relativeHeight="251666432" behindDoc="0" locked="0" layoutInCell="1" allowOverlap="1" wp14:anchorId="3C5A735A" wp14:editId="798D6812">
-            <wp:simplePos x="0" y="0"/>
-            <wp:positionH relativeFrom="column">
-              <wp:posOffset>47172</wp:posOffset>
-            </wp:positionH>
-            <wp:positionV relativeFrom="paragraph">
-              <wp:posOffset>68250</wp:posOffset>
-            </wp:positionV>
-            <wp:extent cx="2440940" cy="1539240"/>
-            <wp:effectExtent l="0" t="0" r="0" b="3810"/>
-            <wp:wrapSquare wrapText="bothSides"/>
-            <wp:docPr id="1188479308" name="图片 1"/>
-            <wp:cNvGraphicFramePr>
-              <a:graphicFrameLocks xmlns:a="http://schemas.openxmlformats.org/drawingml/2006/main" noChangeAspect="1"/>
-            </wp:cNvGraphicFramePr>
-            <a:graphic xmlns:a="http://schemas.openxmlformats.org/drawingml/2006/main">
-              <a:graphicData uri="http://schemas.openxmlformats.org/drawingml/2006/picture">
-                <pic:pic xmlns:pic="http://schemas.openxmlformats.org/drawingml/2006/picture">
-                  <pic:nvPicPr>
-                    <pic:cNvPr id="1188479308" name=""/>
-                    <pic:cNvPicPr/>
-                  </pic:nvPicPr>
-                  <pic:blipFill>
-                    <a:blip r:embed="rId72">
-                      <a:extLst>
-                        <a:ext uri="{28A0092B-C50C-407E-A947-70E740481C1C}">
-                          <a14:useLocalDpi xmlns:a14="http://schemas.microsoft.com/office/drawing/2010/main" val="0"/>
-                        </a:ext>
-                      </a:extLst>
-                    </a:blip>
-                    <a:stretch>
-                      <a:fillRect/>
-                    </a:stretch>
-                  </pic:blipFill>
-                  <pic:spPr>
-                    <a:xfrm>
-                      <a:off x="0" y="0"/>
-                      <a:ext cx="2440940" cy="1539240"/>
-                    </a:xfrm>
-                    <a:prstGeom prst="rect">
-                      <a:avLst/>
-                    </a:prstGeom>
-                  </pic:spPr>
-                </pic:pic>
-              </a:graphicData>
-            </a:graphic>
-            <wp14:sizeRelH relativeFrom="margin">
-              <wp14:pctWidth>0</wp14:pctWidth>
-            </wp14:sizeRelH>
-            <wp14:sizeRelV relativeFrom="margin">
-              <wp14:pctHeight>0</wp14:pctHeight>
-            </wp14:sizeRelV>
-          </wp:anchor>
-        </w:drawing>
-      </w:r>
-    </w:p>
-    <w:p>
-      <w:pPr>
-        <w:jc w:val="left"/>
-        <w:rPr>
-          <w:rFonts w:ascii="华文楷体" w:eastAsia="华文楷体" w:hAnsi="华文楷体" w:hint="eastAsia"/>
-        </w:rPr>
-      </w:pPr>
-    </w:p>
-    <w:p>
-      <w:pPr>
-        <w:jc w:val="left"/>
-        <w:rPr>
-          <w:rFonts w:ascii="华文楷体" w:eastAsia="华文楷体" w:hAnsi="华文楷体" w:hint="eastAsia"/>
-        </w:rPr>
-      </w:pPr>
-    </w:p>
-    <w:p>
-      <w:pPr>
-        <w:jc w:val="left"/>
-        <w:rPr>
-          <w:rFonts w:ascii="华文楷体" w:eastAsia="华文楷体" w:hAnsi="华文楷体" w:hint="eastAsia"/>
-        </w:rPr>
-      </w:pPr>
-    </w:p>
-    <w:p>
-      <w:pPr>
-        <w:jc w:val="left"/>
-        <w:rPr>
-          <w:rFonts w:ascii="华文楷体" w:eastAsia="华文楷体" w:hAnsi="华文楷体" w:hint="eastAsia"/>
-        </w:rPr>
-      </w:pPr>
-    </w:p>
-    <w:p>
-      <w:pPr>
-        <w:jc w:val="left"/>
-        <w:rPr>
-          <w:rFonts w:ascii="华文楷体" w:eastAsia="华文楷体" w:hAnsi="华文楷体" w:hint="eastAsia"/>
-        </w:rPr>
-      </w:pPr>
-    </w:p>
-    <w:p>
-      <w:pPr>
-        <w:jc w:val="left"/>
-        <w:rPr>
-          <w:rFonts w:ascii="华文楷体" w:eastAsia="华文楷体" w:hAnsi="华文楷体" w:hint="eastAsia"/>
-        </w:rPr>
-      </w:pPr>
-    </w:p>
-    <w:p>
-      <w:pPr>
-        <w:jc w:val="left"/>
-        <w:rPr>
-          <w:rFonts w:ascii="华文楷体" w:eastAsia="华文楷体" w:hAnsi="华文楷体" w:hint="eastAsia"/>
-        </w:rPr>
-      </w:pPr>
-    </w:p>
-    <w:p>
-      <w:pPr>
-        <w:jc w:val="left"/>
-        <w:rPr>
-          <w:rFonts w:ascii="华文楷体" w:eastAsia="华文楷体" w:hAnsi="华文楷体" w:hint="eastAsia"/>
-        </w:rPr>
-      </w:pPr>
-      <w:r>
-        <w:rPr>
-          <w:rFonts w:ascii="华文楷体" w:eastAsia="华文楷体" w:hAnsi="华文楷体"/>
-          <w:noProof/>
-        </w:rPr>
-        <w:drawing>
-          <wp:anchor distT="0" distB="0" distL="114300" distR="114300" simplePos="0" relativeHeight="251665408" behindDoc="0" locked="0" layoutInCell="1" allowOverlap="1" wp14:anchorId="26EF43BF" wp14:editId="002C7E01">
-            <wp:simplePos x="0" y="0"/>
-            <wp:positionH relativeFrom="column">
-              <wp:posOffset>3368675</wp:posOffset>
-            </wp:positionH>
-            <wp:positionV relativeFrom="paragraph">
-              <wp:posOffset>311150</wp:posOffset>
-            </wp:positionV>
-            <wp:extent cx="3672840" cy="1158875"/>
-            <wp:effectExtent l="0" t="0" r="3810" b="3175"/>
-            <wp:wrapSquare wrapText="bothSides"/>
-            <wp:docPr id="1985710065" name="图片 1"/>
-            <wp:cNvGraphicFramePr>
-              <a:graphicFrameLocks xmlns:a="http://schemas.openxmlformats.org/drawingml/2006/main" noChangeAspect="1"/>
-            </wp:cNvGraphicFramePr>
-            <a:graphic xmlns:a="http://schemas.openxmlformats.org/drawingml/2006/main">
-              <a:graphicData uri="http://schemas.openxmlformats.org/drawingml/2006/picture">
-                <pic:pic xmlns:pic="http://schemas.openxmlformats.org/drawingml/2006/picture">
-                  <pic:nvPicPr>
-                    <pic:cNvPr id="1985710065" name=""/>
-                    <pic:cNvPicPr/>
-                  </pic:nvPicPr>
-                  <pic:blipFill>
-                    <a:blip r:embed="rId73">
-                      <a:extLst>
-                        <a:ext uri="{28A0092B-C50C-407E-A947-70E740481C1C}">
-                          <a14:useLocalDpi xmlns:a14="http://schemas.microsoft.com/office/drawing/2010/main" val="0"/>
-                        </a:ext>
-                      </a:extLst>
-                    </a:blip>
-                    <a:stretch>
-                      <a:fillRect/>
-                    </a:stretch>
-                  </pic:blipFill>
-                  <pic:spPr>
-                    <a:xfrm>
-                      <a:off x="0" y="0"/>
-                      <a:ext cx="3672840" cy="1158875"/>
-                    </a:xfrm>
-                    <a:prstGeom prst="rect">
-                      <a:avLst/>
-                    </a:prstGeom>
-                  </pic:spPr>
-                </pic:pic>
-              </a:graphicData>
-            </a:graphic>
-            <wp14:sizeRelH relativeFrom="margin">
-              <wp14:pctWidth>0</wp14:pctWidth>
-            </wp14:sizeRelH>
-            <wp14:sizeRelV relativeFrom="margin">
-              <wp14:pctHeight>0</wp14:pctHeight>
-            </wp14:sizeRelV>
-          </wp:anchor>
-        </w:drawing>
-      </w:r>
-      <w:r>
-        <w:rPr>
-          <w:rFonts w:ascii="华文楷体" w:eastAsia="华文楷体" w:hAnsi="华文楷体"/>
-          <w:noProof/>
-        </w:rPr>
-        <w:drawing>
-          <wp:anchor distT="0" distB="0" distL="114300" distR="114300" simplePos="0" relativeHeight="251664384" behindDoc="0" locked="0" layoutInCell="1" allowOverlap="1" wp14:anchorId="6DAE484D" wp14:editId="0FEA3F74">
-            <wp:simplePos x="0" y="0"/>
-            <wp:positionH relativeFrom="column">
-              <wp:posOffset>-408940</wp:posOffset>
-            </wp:positionH>
-            <wp:positionV relativeFrom="paragraph">
-              <wp:posOffset>271780</wp:posOffset>
-            </wp:positionV>
-            <wp:extent cx="3587115" cy="1385570"/>
-            <wp:effectExtent l="0" t="0" r="0" b="5080"/>
-            <wp:wrapSquare wrapText="bothSides"/>
-            <wp:docPr id="413425016" name="图片 1"/>
-            <wp:cNvGraphicFramePr>
-              <a:graphicFrameLocks xmlns:a="http://schemas.openxmlformats.org/drawingml/2006/main" noChangeAspect="1"/>
-            </wp:cNvGraphicFramePr>
-            <a:graphic xmlns:a="http://schemas.openxmlformats.org/drawingml/2006/main">
-              <a:graphicData uri="http://schemas.openxmlformats.org/drawingml/2006/picture">
-                <pic:pic xmlns:pic="http://schemas.openxmlformats.org/drawingml/2006/picture">
-                  <pic:nvPicPr>
-                    <pic:cNvPr id="413425016" name=""/>
-                    <pic:cNvPicPr/>
-                  </pic:nvPicPr>
-                  <pic:blipFill>
-                    <a:blip r:embed="rId74">
-                      <a:extLst>
-                        <a:ext uri="{28A0092B-C50C-407E-A947-70E740481C1C}">
-                          <a14:useLocalDpi xmlns:a14="http://schemas.microsoft.com/office/drawing/2010/main" val="0"/>
-                        </a:ext>
-                      </a:extLst>
-                    </a:blip>
-                    <a:stretch>
-                      <a:fillRect/>
-                    </a:stretch>
-                  </pic:blipFill>
-                  <pic:spPr>
-                    <a:xfrm>
-                      <a:off x="0" y="0"/>
-                      <a:ext cx="3587115" cy="1385570"/>
-                    </a:xfrm>
-                    <a:prstGeom prst="rect">
-                      <a:avLst/>
-                    </a:prstGeom>
-                  </pic:spPr>
-                </pic:pic>
-              </a:graphicData>
-            </a:graphic>
-            <wp14:sizeRelH relativeFrom="margin">
-              <wp14:pctWidth>0</wp14:pctWidth>
-            </wp14:sizeRelH>
-            <wp14:sizeRelV relativeFrom="margin">
-              <wp14:pctHeight>0</wp14:pctHeight>
-            </wp14:sizeRelV>
-          </wp:anchor>
-        </w:drawing>
-      </w:r>
+        <mc:AlternateContent>
+          <mc:Choice Requires="wpg">
+            <w:drawing>
+              <wp:anchor distT="0" distB="0" distL="114300" distR="114300" simplePos="0" relativeHeight="251685888" behindDoc="0" locked="0" layoutInCell="1" allowOverlap="1" wp14:anchorId="652B0E67" wp14:editId="2294E72E">
+                <wp:simplePos x="0" y="0"/>
+                <wp:positionH relativeFrom="column">
+                  <wp:posOffset>-302821</wp:posOffset>
+                </wp:positionH>
+                <wp:positionV relativeFrom="paragraph">
+                  <wp:posOffset>133795</wp:posOffset>
+                </wp:positionV>
+                <wp:extent cx="3608705" cy="2739390"/>
+                <wp:effectExtent l="0" t="0" r="0" b="3810"/>
+                <wp:wrapNone/>
+                <wp:docPr id="1583407643" name="组合 7"/>
+                <wp:cNvGraphicFramePr/>
+                <a:graphic xmlns:a="http://schemas.openxmlformats.org/drawingml/2006/main">
+                  <a:graphicData uri="http://schemas.microsoft.com/office/word/2010/wordprocessingGroup">
+                    <wpg:wgp>
+                      <wpg:cNvGrpSpPr/>
+                      <wpg:grpSpPr>
+                        <a:xfrm>
+                          <a:off x="0" y="0"/>
+                          <a:ext cx="3608705" cy="2739390"/>
+                          <a:chOff x="0" y="0"/>
+                          <a:chExt cx="3608705" cy="2739390"/>
+                        </a:xfrm>
+                      </wpg:grpSpPr>
+                      <pic:pic xmlns:pic="http://schemas.openxmlformats.org/drawingml/2006/picture">
+                        <pic:nvPicPr>
+                          <pic:cNvPr id="863595982" name="图片 1"/>
+                          <pic:cNvPicPr>
+                            <a:picLocks noChangeAspect="1"/>
+                          </pic:cNvPicPr>
+                        </pic:nvPicPr>
+                        <pic:blipFill>
+                          <a:blip r:embed="rId74">
+                            <a:extLst>
+                              <a:ext uri="{28A0092B-C50C-407E-A947-70E740481C1C}">
+                                <a14:useLocalDpi xmlns:a14="http://schemas.microsoft.com/office/drawing/2010/main" val="0"/>
+                              </a:ext>
+                            </a:extLst>
+                          </a:blip>
+                          <a:stretch>
+                            <a:fillRect/>
+                          </a:stretch>
+                        </pic:blipFill>
+                        <pic:spPr>
+                          <a:xfrm>
+                            <a:off x="0" y="0"/>
+                            <a:ext cx="3608705" cy="2739390"/>
+                          </a:xfrm>
+                          <a:prstGeom prst="rect">
+                            <a:avLst/>
+                          </a:prstGeom>
+                        </pic:spPr>
+                      </pic:pic>
+                      <wps:wsp>
+                        <wps:cNvPr id="1987045103" name="文本框 6"/>
+                        <wps:cNvSpPr txBox="1"/>
+                        <wps:spPr>
+                          <a:xfrm>
+                            <a:off x="2159915" y="2392879"/>
+                            <a:ext cx="1448790" cy="267195"/>
+                          </a:xfrm>
+                          <a:prstGeom prst="rect">
+                            <a:avLst/>
+                          </a:prstGeom>
+                          <a:noFill/>
+                          <a:ln w="6350">
+                            <a:noFill/>
+                          </a:ln>
+                        </wps:spPr>
+                        <wps:txbx>
+                          <w:txbxContent>
+                            <w:p>
+                              <w:pPr>
+                                <w:rPr>
+                                  <w:rFonts w:ascii="华文楷体" w:eastAsia="华文楷体" w:hAnsi="华文楷体" w:hint="eastAsia"/>
+                                  <w:b/>
+                                  <w:bCs/>
+                                  <w:color w:val="FFFFFF" w:themeColor="background1"/>
+                                  <w:sz w:val="17"/>
+                                  <w:szCs w:val="18"/>
+                                </w:rPr>
+                              </w:pPr>
+                              <w:r>
+                                <w:rPr>
+                                  <w:rFonts w:ascii="华文楷体" w:eastAsia="华文楷体" w:hAnsi="华文楷体" w:hint="eastAsia"/>
+                                  <w:b/>
+                                  <w:bCs/>
+                                  <w:color w:val="FFFFFF" w:themeColor="background1"/>
+                                  <w:sz w:val="17"/>
+                                  <w:szCs w:val="18"/>
+                                  <w:highlight w:val="black"/>
+                                </w:rPr>
+                                <w:t>修改采样时间或其他</w:t>
+                              </w:r>
+                              <w:r>
+                                <w:rPr>
+                                  <w:rFonts w:ascii="华文楷体" w:eastAsia="华文楷体" w:hAnsi="华文楷体" w:hint="eastAsia"/>
+                                  <w:b/>
+                                  <w:bCs/>
+                                  <w:color w:val="FFFFFF" w:themeColor="background1"/>
+                                  <w:sz w:val="17"/>
+                                  <w:szCs w:val="18"/>
+                                  <w:highlight w:val="black"/>
+                                </w:rPr>
+                                <w:t>参数</w:t>
+                              </w:r>
+                            </w:p>
+                          </w:txbxContent>
+                        </wps:txbx>
+                        <wps:bodyPr rot="0" spcFirstLastPara="0" vertOverflow="overflow" horzOverflow="overflow" vert="horz" wrap="square" lIns="91440" tIns="45720" rIns="91440" bIns="45720" numCol="1" spcCol="0" rtlCol="0" fromWordArt="0" anchor="t" anchorCtr="0" forceAA="0" compatLnSpc="1">
+                          <a:prstTxWarp prst="textNoShape">
+                            <a:avLst/>
+                          </a:prstTxWarp>
+                          <a:noAutofit/>
+                        </wps:bodyPr>
+                      </wps:wsp>
+                    </wpg:wgp>
+                  </a:graphicData>
+                </a:graphic>
+              </wp:anchor>
+            </w:drawing>
+          </mc:Choice>
+          <mc:Fallback>
+            <w:pict>
+              <v:group w14:anchorId="652B0E67" id="组合 7" o:spid="_x0000_s1032" style="position:absolute;margin-left:-23.85pt;margin-top:10.55pt;width:284.15pt;height:215.7pt;z-index:251685888" coordsize="36087,27393" o:gfxdata="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">
+                <v:shape id="图片 1" o:spid="_x0000_s1033" type="#_x0000_t75" style="position:absolute;width:36087;height:27393;visibility:visible;mso-wrap-style:square" o:gfxdata="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">
+                  <v:imagedata r:id="rId75" o:title=""/>
+                </v:shape>
+                <v:shape id="文本框 6" o:spid="_x0000_s1034" type="#_x0000_t202" style="position:absolute;left:21599;top:23928;width:14488;height:2672;visibility:visible;mso-wrap-style:square;v-text-anchor:top" o:gfxdata="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" filled="f" stroked="f" strokeweight=".5pt">
+                  <v:textbox>
+                    <w:txbxContent>
+                      <w:p>
+                        <w:pPr>
+                          <w:rPr>
+                            <w:rFonts w:ascii="华文楷体" w:eastAsia="华文楷体" w:hAnsi="华文楷体" w:hint="eastAsia"/>
+                            <w:b/>
+                            <w:bCs/>
+                            <w:color w:val="FFFFFF" w:themeColor="background1"/>
+                            <w:sz w:val="17"/>
+                            <w:szCs w:val="18"/>
+                          </w:rPr>
+                        </w:pPr>
+                        <w:r>
+                          <w:rPr>
+                            <w:rFonts w:ascii="华文楷体" w:eastAsia="华文楷体" w:hAnsi="华文楷体" w:hint="eastAsia"/>
+                            <w:b/>
+                            <w:bCs/>
+                            <w:color w:val="FFFFFF" w:themeColor="background1"/>
+                            <w:sz w:val="17"/>
+                            <w:szCs w:val="18"/>
+                            <w:highlight w:val="black"/>
+                          </w:rPr>
+                          <w:t>修改采样时间或其他</w:t>
+                        </w:r>
+                        <w:r>
+                          <w:rPr>
+                            <w:rFonts w:ascii="华文楷体" w:eastAsia="华文楷体" w:hAnsi="华文楷体" w:hint="eastAsia"/>
+                            <w:b/>
+                            <w:bCs/>
+                            <w:color w:val="FFFFFF" w:themeColor="background1"/>
+                            <w:sz w:val="17"/>
+                            <w:szCs w:val="18"/>
+                            <w:highlight w:val="black"/>
+                          </w:rPr>
+                          <w:t>参数</w:t>
+                        </w:r>
+                      </w:p>
+                    </w:txbxContent>
+                  </v:textbox>
+                </v:shape>
+              </v:group>
+            </w:pict>
+          </mc:Fallback>
+        </mc:AlternateContent>
+      </w:r>
+    </w:p>
+    <w:p>
+      <w:pPr>
+        <w:jc w:val="left"/>
+        <w:rPr>
+          <w:rFonts w:ascii="华文楷体" w:eastAsia="华文楷体" w:hAnsi="华文楷体" w:hint="eastAsia"/>
+        </w:rPr>
+      </w:pPr>
     </w:p>
     <w:p>
       <w:pPr>
@@ -8886,7 +10811,7 @@
                     <pic:cNvPicPr/>
                   </pic:nvPicPr>
                   <pic:blipFill>
-                    <a:blip r:embed="rId75"/>
+                    <a:blip r:embed="rId76"/>
                     <a:stretch>
                       <a:fillRect/>
                     </a:stretch>
@@ -8962,7 +10887,7 @@
                     <pic:cNvPicPr/>
                   </pic:nvPicPr>
                   <pic:blipFill>
-                    <a:blip r:embed="rId76"/>
+                    <a:blip r:embed="rId77"/>
                     <a:stretch>
                       <a:fillRect/>
                     </a:stretch>
@@ -9028,7 +10953,7 @@
                     <pic:cNvPicPr/>
                   </pic:nvPicPr>
                   <pic:blipFill>
-                    <a:blip r:embed="rId77"/>
+                    <a:blip r:embed="rId78"/>
                     <a:stretch>
                       <a:fillRect/>
                     </a:stretch>
@@ -9092,7 +11017,7 @@
                     <pic:cNvPicPr/>
                   </pic:nvPicPr>
                   <pic:blipFill rotWithShape="1">
-                    <a:blip r:embed="rId78"/>
+                    <a:blip r:embed="rId79"/>
                     <a:srcRect l="2905" t="13879" r="4040" b="13294"/>
                     <a:stretch>
                       <a:fillRect/>
@@ -9178,7 +11103,7 @@
                     <pic:cNvPicPr/>
                   </pic:nvPicPr>
                   <pic:blipFill>
-                    <a:blip r:embed="rId79"/>
+                    <a:blip r:embed="rId80"/>
                     <a:stretch>
                       <a:fillRect/>
                     </a:stretch>
@@ -9230,7 +11155,7 @@
                     <pic:cNvPicPr/>
                   </pic:nvPicPr>
                   <pic:blipFill>
-                    <a:blip r:embed="rId80"/>
+                    <a:blip r:embed="rId81"/>
                     <a:stretch>
                       <a:fillRect/>
                     </a:stretch>
@@ -9832,7 +11757,7 @@
         <w:spacing w:line="280" w:lineRule="exact"/>
         <w:jc w:val="left"/>
         <w:rPr>
-          <w:rFonts w:ascii="华文楷体" w:eastAsia="华文楷体" w:hAnsi="华文楷体"/>
+          <w:rFonts w:ascii="华文楷体" w:eastAsia="华文楷体" w:hAnsi="华文楷体" w:hint="eastAsia"/>
           <w:sz w:val="15"/>
           <w:szCs w:val="16"/>
         </w:rPr>
@@ -10321,9 +12246,10 @@
       <w:r>
         <w:rPr>
           <w:rFonts w:ascii="华文楷体" w:eastAsia="华文楷体" w:hAnsi="华文楷体"/>
+          <w:noProof/>
         </w:rPr>
         <w:drawing>
-          <wp:anchor distT="0" distB="0" distL="114300" distR="114300" simplePos="0" relativeHeight="251671552" behindDoc="0" locked="0" layoutInCell="1" allowOverlap="1" wp14:anchorId="7EA93290" wp14:editId="03EBABBF">
+          <wp:anchor distT="0" distB="0" distL="114300" distR="114300" simplePos="0" relativeHeight="251667456" behindDoc="0" locked="0" layoutInCell="1" allowOverlap="1" wp14:anchorId="7EA93290" wp14:editId="7A20BFCB">
             <wp:simplePos x="0" y="0"/>
             <wp:positionH relativeFrom="column">
               <wp:posOffset>25088</wp:posOffset>
@@ -10346,7 +12272,7 @@
                     <pic:cNvPicPr/>
                   </pic:nvPicPr>
                   <pic:blipFill>
-                    <a:blip r:embed="rId81" cstate="print">
+                    <a:blip r:embed="rId82" cstate="print">
                       <a:extLst>
                         <a:ext uri="{28A0092B-C50C-407E-A947-70E740481C1C}">
                           <a14:useLocalDpi xmlns:a14="http://schemas.microsoft.com/office/drawing/2010/main" val="0"/>
@@ -10377,7 +12303,7 @@
       <w:pPr>
         <w:jc w:val="left"/>
         <w:rPr>
-          <w:rFonts w:ascii="华文楷体" w:eastAsia="华文楷体" w:hAnsi="华文楷体"/>
+          <w:rFonts w:ascii="华文楷体" w:eastAsia="华文楷体" w:hAnsi="华文楷体" w:hint="eastAsia"/>
           <w:b/>
           <w:bCs/>
           <w:sz w:val="17"/>
@@ -10446,7 +12372,7 @@
       <w:pPr>
         <w:jc w:val="left"/>
         <w:rPr>
-          <w:rFonts w:ascii="华文楷体" w:eastAsia="华文楷体" w:hAnsi="华文楷体"/>
+          <w:rFonts w:ascii="华文楷体" w:eastAsia="华文楷体" w:hAnsi="华文楷体" w:hint="eastAsia"/>
           <w:b/>
           <w:bCs/>
           <w:i/>
@@ -10518,27 +12444,27 @@
       <w:pPr>
         <w:jc w:val="left"/>
         <w:rPr>
-          <w:rFonts w:ascii="华文楷体" w:eastAsia="华文楷体" w:hAnsi="华文楷体"/>
-          <w:sz w:val="17"/>
-          <w:szCs w:val="18"/>
-        </w:rPr>
-      </w:pPr>
-    </w:p>
-    <w:p>
-      <w:pPr>
-        <w:jc w:val="left"/>
-        <w:rPr>
-          <w:rFonts w:ascii="华文楷体" w:eastAsia="华文楷体" w:hAnsi="华文楷体"/>
-          <w:sz w:val="17"/>
-          <w:szCs w:val="18"/>
-        </w:rPr>
-      </w:pPr>
-    </w:p>
-    <w:p>
-      <w:pPr>
-        <w:jc w:val="left"/>
-        <w:rPr>
-          <w:rFonts w:ascii="华文楷体" w:eastAsia="华文楷体" w:hAnsi="华文楷体"/>
+          <w:rFonts w:ascii="华文楷体" w:eastAsia="华文楷体" w:hAnsi="华文楷体" w:hint="eastAsia"/>
+          <w:sz w:val="17"/>
+          <w:szCs w:val="18"/>
+        </w:rPr>
+      </w:pPr>
+    </w:p>
+    <w:p>
+      <w:pPr>
+        <w:jc w:val="left"/>
+        <w:rPr>
+          <w:rFonts w:ascii="华文楷体" w:eastAsia="华文楷体" w:hAnsi="华文楷体" w:hint="eastAsia"/>
+          <w:sz w:val="17"/>
+          <w:szCs w:val="18"/>
+        </w:rPr>
+      </w:pPr>
+    </w:p>
+    <w:p>
+      <w:pPr>
+        <w:jc w:val="left"/>
+        <w:rPr>
+          <w:rFonts w:ascii="华文楷体" w:eastAsia="华文楷体" w:hAnsi="华文楷体" w:hint="eastAsia"/>
           <w:sz w:val="17"/>
           <w:szCs w:val="18"/>
         </w:rPr>
@@ -10589,6 +12515,239 @@
           <w:szCs w:val="18"/>
         </w:rPr>
       </w:pPr>
+      <w:r>
+        <w:rPr>
+          <w:rFonts w:ascii="华文楷体" w:eastAsia="华文楷体" w:hAnsi="华文楷体" w:hint="eastAsia"/>
+          <w:noProof/>
+        </w:rPr>
+        <w:lastRenderedPageBreak/>
+        <mc:AlternateContent>
+          <mc:Choice Requires="wps">
+            <w:drawing>
+              <wp:anchor distT="0" distB="0" distL="114300" distR="114300" simplePos="0" relativeHeight="251691008" behindDoc="0" locked="0" layoutInCell="1" allowOverlap="1" wp14:anchorId="276957A0" wp14:editId="43415B35">
+                <wp:simplePos x="0" y="0"/>
+                <wp:positionH relativeFrom="column">
+                  <wp:posOffset>2841372</wp:posOffset>
+                </wp:positionH>
+                <wp:positionV relativeFrom="paragraph">
+                  <wp:posOffset>-322564</wp:posOffset>
+                </wp:positionV>
+                <wp:extent cx="3665987" cy="280490"/>
+                <wp:effectExtent l="0" t="0" r="10795" b="24765"/>
+                <wp:wrapNone/>
+                <wp:docPr id="310252262" name="文本框 5"/>
+                <wp:cNvGraphicFramePr/>
+                <a:graphic xmlns:a="http://schemas.openxmlformats.org/drawingml/2006/main">
+                  <a:graphicData uri="http://schemas.microsoft.com/office/word/2010/wordprocessingShape">
+                    <wps:wsp>
+                      <wps:cNvSpPr txBox="1"/>
+                      <wps:spPr>
+                        <a:xfrm>
+                          <a:off x="0" y="0"/>
+                          <a:ext cx="3665987" cy="280490"/>
+                        </a:xfrm>
+                        <a:prstGeom prst="rect">
+                          <a:avLst/>
+                        </a:prstGeom>
+                        <a:noFill/>
+                        <a:ln w="6350">
+                          <a:solidFill>
+                            <a:srgbClr val="7030A0"/>
+                          </a:solidFill>
+                        </a:ln>
+                      </wps:spPr>
+                      <wps:txbx>
+                        <w:txbxContent>
+                          <w:p>
+                            <w:pPr>
+                              <w:spacing w:line="240" w:lineRule="exact"/>
+                              <w:jc w:val="left"/>
+                              <w:rPr>
+                                <w:rFonts w:ascii="华文楷体" w:eastAsia="华文楷体" w:hAnsi="华文楷体" w:hint="eastAsia"/>
+                                <w:sz w:val="15"/>
+                                <w:szCs w:val="16"/>
+                              </w:rPr>
+                            </w:pPr>
+                            <w:proofErr w:type="spellStart"/>
+                            <w:r>
+                              <w:rPr>
+                                <w:rFonts w:ascii="华文楷体" w:eastAsia="华文楷体" w:hAnsi="华文楷体" w:hint="eastAsia"/>
+                                <w:sz w:val="15"/>
+                                <w:szCs w:val="16"/>
+                              </w:rPr>
+                              <w:t>S</w:t>
+                            </w:r>
+                            <w:r>
+                              <w:rPr>
+                                <w:rFonts w:ascii="华文楷体" w:eastAsia="华文楷体" w:hAnsi="华文楷体"/>
+                                <w:sz w:val="15"/>
+                                <w:szCs w:val="16"/>
+                              </w:rPr>
+                              <w:t>print</w:t>
+                            </w:r>
+                            <w:r>
+                              <w:rPr>
+                                <w:rFonts w:ascii="华文楷体" w:eastAsia="华文楷体" w:hAnsi="华文楷体" w:hint="eastAsia"/>
+                                <w:sz w:val="15"/>
+                                <w:szCs w:val="16"/>
+                              </w:rPr>
+                              <w:t>f</w:t>
+                            </w:r>
+                            <w:proofErr w:type="spellEnd"/>
+                            <w:proofErr w:type="gramStart"/>
+                            <w:r>
+                              <w:rPr>
+                                <w:rFonts w:ascii="华文楷体" w:eastAsia="华文楷体" w:hAnsi="华文楷体" w:hint="eastAsia"/>
+                                <w:sz w:val="15"/>
+                                <w:szCs w:val="16"/>
+                              </w:rPr>
+                              <w:t xml:space="preserve">( </w:t>
+                            </w:r>
+                            <w:proofErr w:type="gramEnd"/>
+                            <w:r>
+                              <w:rPr>
+                                <w:rFonts w:ascii="华文楷体" w:eastAsia="华文楷体" w:hAnsi="华文楷体" w:hint="eastAsia"/>
+                                <w:sz w:val="15"/>
+                                <w:szCs w:val="16"/>
+                              </w:rPr>
+                              <w:t>);</w:t>
+                            </w:r>
+                            <w:r>
+                              <w:rPr>
+                                <w:rFonts w:ascii="华文楷体" w:eastAsia="华文楷体" w:hAnsi="华文楷体"/>
+                                <w:sz w:val="15"/>
+                                <w:szCs w:val="16"/>
+                              </w:rPr>
+                              <w:tab/>
+                            </w:r>
+                            <w:r>
+                              <w:rPr>
+                                <w:rFonts w:ascii="华文楷体" w:eastAsia="华文楷体" w:hAnsi="华文楷体" w:hint="eastAsia"/>
+                                <w:sz w:val="15"/>
+                                <w:szCs w:val="16"/>
+                              </w:rPr>
+                              <w:t>//执行完会返回一个整数 该数值为</w:t>
+                            </w:r>
+                            <w:r>
+                              <w:rPr>
+                                <w:rFonts w:ascii="华文楷体" w:eastAsia="华文楷体" w:hAnsi="华文楷体"/>
+                                <w:sz w:val="15"/>
+                                <w:szCs w:val="16"/>
+                              </w:rPr>
+                              <w:t>写入的字节数（不含末尾的 \0）</w:t>
+                            </w:r>
+                          </w:p>
+                        </w:txbxContent>
+                      </wps:txbx>
+                      <wps:bodyPr rot="0" spcFirstLastPara="0" vertOverflow="overflow" horzOverflow="overflow" vert="horz" wrap="square" lIns="91440" tIns="45720" rIns="91440" bIns="45720" numCol="1" spcCol="0" rtlCol="0" fromWordArt="0" anchor="t" anchorCtr="0" forceAA="0" compatLnSpc="1">
+                        <a:prstTxWarp prst="textNoShape">
+                          <a:avLst/>
+                        </a:prstTxWarp>
+                        <a:noAutofit/>
+                      </wps:bodyPr>
+                    </wps:wsp>
+                  </a:graphicData>
+                </a:graphic>
+                <wp14:sizeRelH relativeFrom="margin">
+                  <wp14:pctWidth>0</wp14:pctWidth>
+                </wp14:sizeRelH>
+                <wp14:sizeRelV relativeFrom="margin">
+                  <wp14:pctHeight>0</wp14:pctHeight>
+                </wp14:sizeRelV>
+              </wp:anchor>
+            </w:drawing>
+          </mc:Choice>
+          <mc:Fallback>
+            <w:pict>
+              <v:shape w14:anchorId="276957A0" id="_x0000_s1035" type="#_x0000_t202" style="position:absolute;margin-left:223.75pt;margin-top:-25.4pt;width:288.65pt;height:22.1pt;z-index:251691008;visibility:visible;mso-wrap-style:square;mso-width-percent:0;mso-height-percent:0;mso-wrap-distance-left:9pt;mso-wrap-distance-top:0;mso-wrap-distance-right:9pt;mso-wrap-distance-bottom:0;mso-position-horizontal:absolute;mso-position-horizontal-relative:text;mso-position-vertical:absolute;mso-position-vertical-relative:text;mso-width-percent:0;mso-height-percent:0;mso-width-relative:margin;mso-height-relative:margin;v-text-anchor:top" o:gfxdata="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" filled="f" strokecolor="#7030a0" strokeweight=".5pt">
+                <v:textbox>
+                  <w:txbxContent>
+                    <w:p>
+                      <w:pPr>
+                        <w:spacing w:line="240" w:lineRule="exact"/>
+                        <w:jc w:val="left"/>
+                        <w:rPr>
+                          <w:rFonts w:ascii="华文楷体" w:eastAsia="华文楷体" w:hAnsi="华文楷体" w:hint="eastAsia"/>
+                          <w:sz w:val="15"/>
+                          <w:szCs w:val="16"/>
+                        </w:rPr>
+                      </w:pPr>
+                      <w:proofErr w:type="spellStart"/>
+                      <w:r>
+                        <w:rPr>
+                          <w:rFonts w:ascii="华文楷体" w:eastAsia="华文楷体" w:hAnsi="华文楷体" w:hint="eastAsia"/>
+                          <w:sz w:val="15"/>
+                          <w:szCs w:val="16"/>
+                        </w:rPr>
+                        <w:t>S</w:t>
+                      </w:r>
+                      <w:r>
+                        <w:rPr>
+                          <w:rFonts w:ascii="华文楷体" w:eastAsia="华文楷体" w:hAnsi="华文楷体"/>
+                          <w:sz w:val="15"/>
+                          <w:szCs w:val="16"/>
+                        </w:rPr>
+                        <w:t>print</w:t>
+                      </w:r>
+                      <w:r>
+                        <w:rPr>
+                          <w:rFonts w:ascii="华文楷体" w:eastAsia="华文楷体" w:hAnsi="华文楷体" w:hint="eastAsia"/>
+                          <w:sz w:val="15"/>
+                          <w:szCs w:val="16"/>
+                        </w:rPr>
+                        <w:t>f</w:t>
+                      </w:r>
+                      <w:proofErr w:type="spellEnd"/>
+                      <w:proofErr w:type="gramStart"/>
+                      <w:r>
+                        <w:rPr>
+                          <w:rFonts w:ascii="华文楷体" w:eastAsia="华文楷体" w:hAnsi="华文楷体" w:hint="eastAsia"/>
+                          <w:sz w:val="15"/>
+                          <w:szCs w:val="16"/>
+                        </w:rPr>
+                        <w:t xml:space="preserve">( </w:t>
+                      </w:r>
+                      <w:proofErr w:type="gramEnd"/>
+                      <w:r>
+                        <w:rPr>
+                          <w:rFonts w:ascii="华文楷体" w:eastAsia="华文楷体" w:hAnsi="华文楷体" w:hint="eastAsia"/>
+                          <w:sz w:val="15"/>
+                          <w:szCs w:val="16"/>
+                        </w:rPr>
+                        <w:t>);</w:t>
+                      </w:r>
+                      <w:r>
+                        <w:rPr>
+                          <w:rFonts w:ascii="华文楷体" w:eastAsia="华文楷体" w:hAnsi="华文楷体"/>
+                          <w:sz w:val="15"/>
+                          <w:szCs w:val="16"/>
+                        </w:rPr>
+                        <w:tab/>
+                      </w:r>
+                      <w:r>
+                        <w:rPr>
+                          <w:rFonts w:ascii="华文楷体" w:eastAsia="华文楷体" w:hAnsi="华文楷体" w:hint="eastAsia"/>
+                          <w:sz w:val="15"/>
+                          <w:szCs w:val="16"/>
+                        </w:rPr>
+                        <w:t>//执行完会返回一个整数 该数值为</w:t>
+                      </w:r>
+                      <w:r>
+                        <w:rPr>
+                          <w:rFonts w:ascii="华文楷体" w:eastAsia="华文楷体" w:hAnsi="华文楷体"/>
+                          <w:sz w:val="15"/>
+                          <w:szCs w:val="16"/>
+                        </w:rPr>
+                        <w:t>写入的字节数（不含末尾的 \0）</w:t>
+                      </w:r>
+                    </w:p>
+                  </w:txbxContent>
+                </v:textbox>
+              </v:shape>
+            </w:pict>
+          </mc:Fallback>
+        </mc:AlternateContent>
+      </w:r>
       <w:proofErr w:type="spellStart"/>
       <w:r>
         <w:rPr>
@@ -10598,7 +12757,6 @@
           <w:sz w:val="17"/>
           <w:szCs w:val="18"/>
         </w:rPr>
-        <w:lastRenderedPageBreak/>
         <w:t>printf</w:t>
       </w:r>
       <w:proofErr w:type="spellEnd"/>
@@ -10865,7 +13023,27 @@
           <w:sz w:val="17"/>
           <w:szCs w:val="18"/>
         </w:rPr>
-        <w:t>__write</w:t>
+        <w:t>_</w:t>
+      </w:r>
+      <w:r>
+        <w:rPr>
+          <w:rFonts w:ascii="华文楷体" w:eastAsia="华文楷体" w:hAnsi="华文楷体" w:hint="eastAsia"/>
+          <w:b/>
+          <w:bCs/>
+          <w:sz w:val="17"/>
+          <w:szCs w:val="18"/>
+        </w:rPr>
+        <w:t xml:space="preserve"> </w:t>
+      </w:r>
+      <w:r>
+        <w:rPr>
+          <w:rFonts w:ascii="华文楷体" w:eastAsia="华文楷体" w:hAnsi="华文楷体"/>
+          <w:b/>
+          <w:bCs/>
+          <w:sz w:val="17"/>
+          <w:szCs w:val="18"/>
+        </w:rPr>
+        <w:t>_write</w:t>
       </w:r>
       <w:r>
         <w:rPr>
@@ -10964,7 +13142,7 @@
         <mc:AlternateContent>
           <mc:Choice Requires="wpg">
             <w:drawing>
-              <wp:anchor distT="0" distB="0" distL="114300" distR="114300" simplePos="0" relativeHeight="251669504" behindDoc="0" locked="0" layoutInCell="1" allowOverlap="1" wp14:anchorId="64E28F44" wp14:editId="0FC8780E">
+              <wp:anchor distT="0" distB="0" distL="114300" distR="114300" simplePos="0" relativeHeight="251665408" behindDoc="0" locked="0" layoutInCell="1" allowOverlap="1" wp14:anchorId="64E28F44" wp14:editId="3325F012">
                 <wp:simplePos x="0" y="0"/>
                 <wp:positionH relativeFrom="column">
                   <wp:posOffset>-4445</wp:posOffset>
@@ -10997,7 +13175,7 @@
                           </pic:cNvPicPr>
                         </pic:nvPicPr>
                         <pic:blipFill>
-                          <a:blip r:embed="rId82">
+                          <a:blip r:embed="rId83">
                             <a:extLst>
                               <a:ext uri="{28A0092B-C50C-407E-A947-70E740481C1C}">
                                 <a14:useLocalDpi xmlns:a14="http://schemas.microsoft.com/office/drawing/2010/main" val="0"/>
@@ -11107,35 +13285,12 @@
           </mc:Choice>
           <mc:Fallback>
             <w:pict>
-              <v:group w14:anchorId="64E28F44" id="组合 8" o:spid="_x0000_s1026" style="position:absolute;margin-left:-.35pt;margin-top:3.55pt;width:323.95pt;height:48.85pt;z-index:251669504;mso-width-relative:margin;mso-height-relative:margin" coordorigin=",52" coordsize="41142,6209" o:gfxdata="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">
-                <v:shapetype id="_x0000_t75" coordsize="21600,21600" o:spt="75" o:preferrelative="t" path="m@4@5l@4@11@9@11@9@5xe" filled="f" stroked="f">
-                  <v:stroke joinstyle="miter"/>
-                  <v:formulas>
-                    <v:f eqn="if lineDrawn pixelLineWidth 0"/>
-                    <v:f eqn="sum @0 1 0"/>
-                    <v:f eqn="sum 0 0 @1"/>
-                    <v:f eqn="prod @2 1 2"/>
-                    <v:f eqn="prod @3 21600 pixelWidth"/>
-                    <v:f eqn="prod @3 21600 pixelHeight"/>
-                    <v:f eqn="sum @0 0 1"/>
-                    <v:f eqn="prod @6 1 2"/>
-                    <v:f eqn="prod @7 21600 pixelWidth"/>
-                    <v:f eqn="sum @8 21600 0"/>
-                    <v:f eqn="prod @7 21600 pixelHeight"/>
-                    <v:f eqn="sum @10 21600 0"/>
-                  </v:formulas>
-                  <v:path o:extrusionok="f" gradientshapeok="t" o:connecttype="rect"/>
-                  <o:lock v:ext="edit" aspectratio="t"/>
-                </v:shapetype>
-                <v:shape id="图片 1" o:spid="_x0000_s1027" type="#_x0000_t75" style="position:absolute;top:560;width:40081;height:5702;visibility:visible;mso-wrap-style:square" o:gfxdata="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" stroked="t" strokecolor="#00b0f0">
-                  <v:imagedata r:id="rId83" o:title=""/>
+              <v:group w14:anchorId="64E28F44" id="_x0000_s1036" style="position:absolute;margin-left:-.35pt;margin-top:3.55pt;width:323.95pt;height:48.85pt;z-index:251665408;mso-width-relative:margin;mso-height-relative:margin" coordorigin=",52" coordsize="41142,6209" o:gfxdata="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">
+                <v:shape id="图片 1" o:spid="_x0000_s1037" type="#_x0000_t75" style="position:absolute;top:560;width:40081;height:5702;visibility:visible;mso-wrap-style:square" o:gfxdata="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" stroked="t" strokecolor="#00b0f0">
+                  <v:imagedata r:id="rId84" o:title=""/>
                   <v:path arrowok="t"/>
                 </v:shape>
-                <v:shapetype id="_x0000_t202" coordsize="21600,21600" o:spt="202" path="m,l,21600r21600,l21600,xe">
-                  <v:stroke joinstyle="miter"/>
-                  <v:path gradientshapeok="t" o:connecttype="rect"/>
-                </v:shapetype>
-                <v:shape id="文本框 7" o:spid="_x0000_s1028" type="#_x0000_t202" style="position:absolute;left:26607;top:52;width:14535;height:2432;visibility:visible;mso-wrap-style:square;v-text-anchor:top" o:gfxdata="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" filled="f" stroked="f" strokeweight=".5pt">
+                <v:shape id="文本框 7" o:spid="_x0000_s1038" type="#_x0000_t202" style="position:absolute;left:26607;top:52;width:14535;height:2432;visibility:visible;mso-wrap-style:square;v-text-anchor:top" o:gfxdata="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" filled="f" stroked="f" strokeweight=".5pt">
                   <v:textbox>
                     <w:txbxContent>
                       <w:p>
@@ -11434,8 +13589,8 @@
         <mc:AlternateContent>
           <mc:Choice Requires="wpg">
             <w:drawing>
-              <wp:inline distT="0" distB="0" distL="0" distR="0" wp14:anchorId="0EDF198B" wp14:editId="5152668D">
-                <wp:extent cx="3348839" cy="1009461"/>
+              <wp:inline distT="0" distB="0" distL="0" distR="0" wp14:anchorId="0EDF198B" wp14:editId="1C4A1127">
+                <wp:extent cx="3348355" cy="1009461"/>
                 <wp:effectExtent l="19050" t="0" r="0" b="19685"/>
                 <wp:docPr id="1006081128" name="组合 2"/>
                 <wp:cNvGraphicFramePr/>
@@ -11446,9 +13601,9 @@
                       <wpg:grpSpPr>
                         <a:xfrm>
                           <a:off x="0" y="0"/>
-                          <a:ext cx="3348839" cy="1009461"/>
+                          <a:ext cx="3348355" cy="1009461"/>
                           <a:chOff x="0" y="-5614"/>
-                          <a:chExt cx="3610069" cy="1160048"/>
+                          <a:chExt cx="3609547" cy="1160048"/>
                         </a:xfrm>
                       </wpg:grpSpPr>
                       <pic:pic xmlns:pic="http://schemas.openxmlformats.org/drawingml/2006/picture">
@@ -11459,7 +13614,7 @@
                           </pic:cNvPicPr>
                         </pic:nvPicPr>
                         <pic:blipFill>
-                          <a:blip r:embed="rId84" cstate="print">
+                          <a:blip r:embed="rId85" cstate="print">
                             <a:extLst>
                               <a:ext uri="{28A0092B-C50C-407E-A947-70E740481C1C}">
                                 <a14:useLocalDpi xmlns:a14="http://schemas.microsoft.com/office/drawing/2010/main" val="0"/>
@@ -11490,8 +13645,8 @@
                         <wps:cNvSpPr txBox="1"/>
                         <wps:spPr>
                           <a:xfrm>
-                            <a:off x="2382013" y="-5614"/>
-                            <a:ext cx="1228056" cy="274320"/>
+                            <a:off x="2259881" y="-5614"/>
+                            <a:ext cx="1349666" cy="274320"/>
                           </a:xfrm>
                           <a:prstGeom prst="rect">
                             <a:avLst/>
@@ -11536,7 +13691,19 @@
                                   <w:szCs w:val="14"/>
                                   <w:highlight w:val="black"/>
                                 </w:rPr>
-                                <w:t xml:space="preserve"> 适用所有MCU的</w:t>
+                                <w:t xml:space="preserve"> 适用所有MCU</w:t>
+                              </w:r>
+                              <w:r>
+                                <w:rPr>
+                                  <w:rFonts w:hint="eastAsia"/>
+                                  <w:b/>
+                                  <w:bCs/>
+                                  <w:color w:val="FFFFFF" w:themeColor="background1"/>
+                                  <w:sz w:val="13"/>
+                                  <w:szCs w:val="14"/>
+                                  <w:highlight w:val="black"/>
+                                </w:rPr>
+                                <w:t>的</w:t>
                               </w:r>
                               <w:r>
                                 <w:rPr>
@@ -11579,12 +13746,12 @@
           </mc:Choice>
           <mc:Fallback>
             <w:pict>
-              <v:group w14:anchorId="0EDF198B" id="组合 2" o:spid="_x0000_s1029" style="width:263.7pt;height:79.5pt;mso-position-horizontal-relative:char;mso-position-vertical-relative:line" coordorigin=",-56" coordsize="36100,11600" o:gfxdata="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">
-                <v:shape id="图片 1" o:spid="_x0000_s1030" type="#_x0000_t75" style="position:absolute;top:527;width:35090;height:11017;visibility:visible;mso-wrap-style:square" o:gfxdata="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" stroked="t" strokecolor="black [3213]">
-                  <v:imagedata r:id="rId85" o:title=""/>
+              <v:group w14:anchorId="0EDF198B" id="组合 2" o:spid="_x0000_s1039" style="width:263.65pt;height:79.5pt;mso-position-horizontal-relative:char;mso-position-vertical-relative:line" coordorigin=",-56" coordsize="36095,11600" o:gfxdata="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">
+                <v:shape id="图片 1" o:spid="_x0000_s1040" type="#_x0000_t75" style="position:absolute;top:527;width:35090;height:11017;visibility:visible;mso-wrap-style:square" o:gfxdata="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" stroked="t" strokecolor="black [3213]">
+                  <v:imagedata r:id="rId86" o:title=""/>
                   <v:path arrowok="t"/>
                 </v:shape>
-                <v:shape id="文本框 1" o:spid="_x0000_s1031" type="#_x0000_t202" style="position:absolute;left:23820;top:-56;width:12280;height:2743;visibility:visible;mso-wrap-style:square;v-text-anchor:top" o:gfxdata="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" filled="f" stroked="f" strokeweight=".5pt">
+                <v:shape id="文本框 1" o:spid="_x0000_s1041" type="#_x0000_t202" style="position:absolute;left:22598;top:-56;width:13497;height:2743;visibility:visible;mso-wrap-style:square;v-text-anchor:top" o:gfxdata="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" filled="f" stroked="f" strokeweight=".5pt">
                   <v:textbox>
                     <w:txbxContent>
                       <w:p>
@@ -11620,7 +13787,19 @@
                             <w:szCs w:val="14"/>
                             <w:highlight w:val="black"/>
                           </w:rPr>
-                          <w:t xml:space="preserve"> 适用所有MCU的</w:t>
+                          <w:t xml:space="preserve"> 适用所有MCU</w:t>
+                        </w:r>
+                        <w:r>
+                          <w:rPr>
+                            <w:rFonts w:hint="eastAsia"/>
+                            <w:b/>
+                            <w:bCs/>
+                            <w:color w:val="FFFFFF" w:themeColor="background1"/>
+                            <w:sz w:val="13"/>
+                            <w:szCs w:val="14"/>
+                            <w:highlight w:val="black"/>
+                          </w:rPr>
+                          <w:t>的</w:t>
                         </w:r>
                         <w:r>
                           <w:rPr>
@@ -11831,7 +14010,7 @@
                     <pic:cNvPicPr/>
                   </pic:nvPicPr>
                   <pic:blipFill>
-                    <a:blip r:embed="rId86"/>
+                    <a:blip r:embed="rId87"/>
                     <a:stretch>
                       <a:fillRect/>
                     </a:stretch>
@@ -11874,7 +14053,7 @@
                     <pic:cNvPicPr/>
                   </pic:nvPicPr>
                   <pic:blipFill rotWithShape="1">
-                    <a:blip r:embed="rId87"/>
+                    <a:blip r:embed="rId88"/>
                     <a:srcRect l="8507" t="2209" r="1169" b="12020"/>
                     <a:stretch>
                       <a:fillRect/>
@@ -12833,8 +15012,6 @@
         <w:jc w:val="left"/>
         <w:rPr>
           <w:rFonts w:ascii="华文楷体" w:eastAsia="华文楷体" w:hAnsi="华文楷体" w:hint="eastAsia"/>
-          <w:i/>
-          <w:iCs/>
           <w:sz w:val="15"/>
           <w:szCs w:val="16"/>
         </w:rPr>
@@ -12923,235 +15100,13 @@
           <w:szCs w:val="16"/>
           <w:u w:val="single"/>
         </w:rPr>
-        <w:t>但注意只有空闲状态需要手动清0</w:t>
-      </w:r>
-    </w:p>
-    <w:p>
-      <w:pPr>
-        <w:widowControl/>
-        <w:spacing w:line="240" w:lineRule="exact"/>
-        <w:jc w:val="left"/>
-        <w:rPr>
-          <w:rFonts w:ascii="华文楷体" w:eastAsia="华文楷体" w:hAnsi="华文楷体" w:hint="eastAsia"/>
-          <w:i/>
-          <w:iCs/>
-          <w:sz w:val="15"/>
-          <w:szCs w:val="16"/>
-        </w:rPr>
-      </w:pPr>
-      <w:r>
-        <w:rPr>
-          <w:rFonts w:ascii="华文楷体" w:eastAsia="华文楷体" w:hAnsi="华文楷体"/>
-          <w:i/>
-          <w:iCs/>
-          <w:sz w:val="15"/>
-          <w:szCs w:val="16"/>
-        </w:rPr>
-        <w:t>__HAL_UART_CLEAR_IDLEFLAG</w:t>
-      </w:r>
-      <w:proofErr w:type="gramStart"/>
-      <w:r>
-        <w:rPr>
-          <w:rFonts w:ascii="华文楷体" w:eastAsia="华文楷体" w:hAnsi="华文楷体"/>
-          <w:i/>
-          <w:iCs/>
-          <w:sz w:val="15"/>
-          <w:szCs w:val="16"/>
-        </w:rPr>
-        <w:t>(&amp;huart1)</w:t>
-      </w:r>
-      <w:proofErr w:type="gramEnd"/>
-      <w:r>
-        <w:rPr>
-          <w:rFonts w:ascii="华文楷体" w:eastAsia="华文楷体" w:hAnsi="华文楷体"/>
-          <w:i/>
-          <w:iCs/>
-          <w:sz w:val="15"/>
-          <w:szCs w:val="16"/>
-        </w:rPr>
-        <w:t>;</w:t>
-      </w:r>
-      <w:r>
-        <w:rPr>
-          <w:rFonts w:ascii="华文楷体" w:eastAsia="华文楷体" w:hAnsi="华文楷体"/>
-          <w:i/>
-          <w:iCs/>
-          <w:sz w:val="15"/>
-          <w:szCs w:val="16"/>
-        </w:rPr>
-        <w:tab/>
-      </w:r>
-      <w:r>
-        <w:rPr>
-          <w:rFonts w:ascii="华文楷体" w:eastAsia="华文楷体" w:hAnsi="华文楷体"/>
-          <w:i/>
-          <w:iCs/>
-          <w:sz w:val="15"/>
-          <w:szCs w:val="16"/>
-        </w:rPr>
-        <w:tab/>
-      </w:r>
-      <w:r>
-        <w:rPr>
-          <w:rFonts w:ascii="华文楷体" w:eastAsia="华文楷体" w:hAnsi="华文楷体"/>
-          <w:i/>
-          <w:iCs/>
-          <w:sz w:val="15"/>
-          <w:szCs w:val="16"/>
-        </w:rPr>
-        <w:tab/>
-      </w:r>
-      <w:r>
-        <w:rPr>
-          <w:rFonts w:ascii="华文楷体" w:eastAsia="华文楷体" w:hAnsi="华文楷体"/>
-          <w:i/>
-          <w:iCs/>
-          <w:sz w:val="15"/>
-          <w:szCs w:val="16"/>
-        </w:rPr>
-        <w:tab/>
-      </w:r>
-      <w:r>
-        <w:rPr>
-          <w:rFonts w:ascii="华文楷体" w:eastAsia="华文楷体" w:hAnsi="华文楷体" w:hint="eastAsia"/>
-          <w:i/>
-          <w:iCs/>
-          <w:sz w:val="15"/>
-          <w:szCs w:val="16"/>
-        </w:rPr>
-        <w:t>//空闲标志清除</w:t>
-      </w:r>
-    </w:p>
-    <w:p>
-      <w:pPr>
-        <w:widowControl/>
-        <w:spacing w:line="240" w:lineRule="exact"/>
-        <w:jc w:val="left"/>
-        <w:rPr>
-          <w:rFonts w:ascii="华文楷体" w:eastAsia="华文楷体" w:hAnsi="华文楷体" w:hint="eastAsia"/>
-          <w:i/>
-          <w:iCs/>
-          <w:sz w:val="15"/>
-          <w:szCs w:val="16"/>
-        </w:rPr>
-      </w:pPr>
-      <w:r>
-        <w:rPr>
-          <w:rFonts w:ascii="华文楷体" w:eastAsia="华文楷体" w:hAnsi="华文楷体"/>
-          <w:i/>
-          <w:iCs/>
-          <w:sz w:val="15"/>
-          <w:szCs w:val="16"/>
-        </w:rPr>
-        <w:t>__HAL_DMA_GET_COUNTER(</w:t>
-      </w:r>
-      <w:proofErr w:type="spellStart"/>
-      <w:r>
-        <w:rPr>
-          <w:rFonts w:ascii="华文楷体" w:eastAsia="华文楷体" w:hAnsi="华文楷体"/>
-          <w:i/>
-          <w:iCs/>
-          <w:sz w:val="15"/>
-          <w:szCs w:val="16"/>
-        </w:rPr>
-        <w:t>huart</w:t>
-      </w:r>
-      <w:proofErr w:type="spellEnd"/>
-      <w:r>
-        <w:rPr>
-          <w:rFonts w:ascii="华文楷体" w:eastAsia="华文楷体" w:hAnsi="华文楷体"/>
-          <w:i/>
-          <w:iCs/>
-          <w:sz w:val="15"/>
-          <w:szCs w:val="16"/>
-        </w:rPr>
-        <w:t>-&gt;</w:t>
-      </w:r>
-      <w:proofErr w:type="spellStart"/>
-      <w:r>
-        <w:rPr>
-          <w:rFonts w:ascii="华文楷体" w:eastAsia="华文楷体" w:hAnsi="华文楷体"/>
-          <w:i/>
-          <w:iCs/>
-          <w:sz w:val="15"/>
-          <w:szCs w:val="16"/>
-        </w:rPr>
-        <w:t>hdmarx</w:t>
-      </w:r>
-      <w:proofErr w:type="spellEnd"/>
-      <w:r>
-        <w:rPr>
-          <w:rFonts w:ascii="华文楷体" w:eastAsia="华文楷体" w:hAnsi="华文楷体"/>
-          <w:i/>
-          <w:iCs/>
-          <w:sz w:val="15"/>
-          <w:szCs w:val="16"/>
-        </w:rPr>
-        <w:t>)</w:t>
-      </w:r>
-      <w:r>
-        <w:rPr>
-          <w:rFonts w:ascii="华文楷体" w:eastAsia="华文楷体" w:hAnsi="华文楷体" w:hint="eastAsia"/>
-          <w:i/>
-          <w:iCs/>
-          <w:sz w:val="15"/>
-          <w:szCs w:val="16"/>
-        </w:rPr>
-        <w:t>;</w:t>
-      </w:r>
-      <w:r>
-        <w:rPr>
-          <w:rFonts w:ascii="华文楷体" w:eastAsia="华文楷体" w:hAnsi="华文楷体"/>
-          <w:i/>
-          <w:iCs/>
-          <w:sz w:val="15"/>
-          <w:szCs w:val="16"/>
-        </w:rPr>
-        <w:tab/>
-      </w:r>
-      <w:r>
-        <w:rPr>
-          <w:rFonts w:ascii="华文楷体" w:eastAsia="华文楷体" w:hAnsi="华文楷体"/>
-          <w:i/>
-          <w:iCs/>
-          <w:sz w:val="15"/>
-          <w:szCs w:val="16"/>
-        </w:rPr>
-        <w:tab/>
-      </w:r>
-      <w:r>
-        <w:rPr>
-          <w:rFonts w:ascii="华文楷体" w:eastAsia="华文楷体" w:hAnsi="华文楷体"/>
-          <w:i/>
-          <w:iCs/>
-          <w:sz w:val="15"/>
-          <w:szCs w:val="16"/>
-        </w:rPr>
-        <w:tab/>
-      </w:r>
-      <w:r>
-        <w:rPr>
-          <w:rFonts w:ascii="华文楷体" w:eastAsia="华文楷体" w:hAnsi="华文楷体" w:hint="eastAsia"/>
-          <w:i/>
-          <w:iCs/>
-          <w:sz w:val="15"/>
-          <w:szCs w:val="16"/>
-        </w:rPr>
-        <w:t>//获取当前NTDR还有多少数据未搬运</w:t>
-      </w:r>
-      <w:r>
-        <w:rPr>
-          <w:rFonts w:ascii="华文楷体" w:eastAsia="华文楷体" w:hAnsi="华文楷体"/>
-          <w:i/>
-          <w:iCs/>
-          <w:sz w:val="15"/>
-          <w:szCs w:val="16"/>
-        </w:rPr>
-        <w:tab/>
-      </w:r>
-      <w:r>
-        <w:rPr>
-          <w:rFonts w:ascii="华文楷体" w:eastAsia="华文楷体" w:hAnsi="华文楷体" w:hint="eastAsia"/>
+        <w:t>但注意只有空闲状态需要手动清</w:t>
+      </w:r>
+      <w:r>
+        <w:rPr>
+          <w:rFonts w:ascii="华文楷体" w:eastAsia="华文楷体" w:hAnsi="华文楷体" w:hint="eastAsia"/>
+          <w:b/>
+          <w:bCs/>
           <w:i/>
           <w:iCs/>
           <w:color w:val="EE0000"/>
@@ -13159,27 +15114,262 @@
           <w:szCs w:val="16"/>
           <w:u w:val="single"/>
         </w:rPr>
-        <w:t>DMA启动时数据宽度就写入了NTDR</w:t>
+        <w:t xml:space="preserve">0 </w:t>
+      </w:r>
+      <w:r>
+        <w:rPr>
+          <w:rFonts w:ascii="华文楷体" w:eastAsia="华文楷体" w:hAnsi="华文楷体" w:hint="eastAsia"/>
+          <w:b/>
+          <w:bCs/>
+          <w:color w:val="EE0000"/>
+          <w:sz w:val="15"/>
+          <w:szCs w:val="16"/>
+        </w:rPr>
+        <w:t xml:space="preserve">  返回值TRUE为空闲</w:t>
       </w:r>
     </w:p>
     <w:p>
       <w:pPr>
         <w:widowControl/>
-        <w:jc w:val="left"/>
+        <w:spacing w:line="240" w:lineRule="exact"/>
+        <w:jc w:val="left"/>
+        <w:rPr>
+          <w:rFonts w:ascii="华文楷体" w:eastAsia="华文楷体" w:hAnsi="华文楷体" w:hint="eastAsia"/>
+          <w:i/>
+          <w:iCs/>
+          <w:sz w:val="15"/>
+          <w:szCs w:val="16"/>
+        </w:rPr>
+      </w:pPr>
+      <w:r>
+        <w:rPr>
+          <w:rFonts w:ascii="华文楷体" w:eastAsia="华文楷体" w:hAnsi="华文楷体"/>
+          <w:i/>
+          <w:iCs/>
+          <w:sz w:val="15"/>
+          <w:szCs w:val="16"/>
+        </w:rPr>
+        <w:t>__HAL_UART_CLEAR_IDLEFLAG</w:t>
+      </w:r>
+      <w:proofErr w:type="gramStart"/>
+      <w:r>
+        <w:rPr>
+          <w:rFonts w:ascii="华文楷体" w:eastAsia="华文楷体" w:hAnsi="华文楷体"/>
+          <w:i/>
+          <w:iCs/>
+          <w:sz w:val="15"/>
+          <w:szCs w:val="16"/>
+        </w:rPr>
+        <w:t>(&amp;huart1)</w:t>
+      </w:r>
+      <w:proofErr w:type="gramEnd"/>
+      <w:r>
+        <w:rPr>
+          <w:rFonts w:ascii="华文楷体" w:eastAsia="华文楷体" w:hAnsi="华文楷体"/>
+          <w:i/>
+          <w:iCs/>
+          <w:sz w:val="15"/>
+          <w:szCs w:val="16"/>
+        </w:rPr>
+        <w:t>;</w:t>
+      </w:r>
+      <w:r>
+        <w:rPr>
+          <w:rFonts w:ascii="华文楷体" w:eastAsia="华文楷体" w:hAnsi="华文楷体"/>
+          <w:i/>
+          <w:iCs/>
+          <w:sz w:val="15"/>
+          <w:szCs w:val="16"/>
+        </w:rPr>
+        <w:tab/>
+      </w:r>
+      <w:r>
+        <w:rPr>
+          <w:rFonts w:ascii="华文楷体" w:eastAsia="华文楷体" w:hAnsi="华文楷体"/>
+          <w:i/>
+          <w:iCs/>
+          <w:sz w:val="15"/>
+          <w:szCs w:val="16"/>
+        </w:rPr>
+        <w:tab/>
+      </w:r>
+      <w:r>
+        <w:rPr>
+          <w:rFonts w:ascii="华文楷体" w:eastAsia="华文楷体" w:hAnsi="华文楷体"/>
+          <w:i/>
+          <w:iCs/>
+          <w:sz w:val="15"/>
+          <w:szCs w:val="16"/>
+        </w:rPr>
+        <w:tab/>
+      </w:r>
+      <w:r>
+        <w:rPr>
+          <w:rFonts w:ascii="华文楷体" w:eastAsia="华文楷体" w:hAnsi="华文楷体"/>
+          <w:i/>
+          <w:iCs/>
+          <w:sz w:val="15"/>
+          <w:szCs w:val="16"/>
+        </w:rPr>
+        <w:tab/>
+      </w:r>
+      <w:r>
+        <w:rPr>
+          <w:rFonts w:ascii="华文楷体" w:eastAsia="华文楷体" w:hAnsi="华文楷体" w:hint="eastAsia"/>
+          <w:i/>
+          <w:iCs/>
+          <w:sz w:val="15"/>
+          <w:szCs w:val="16"/>
+        </w:rPr>
+        <w:t>//空闲标志清除</w:t>
+      </w:r>
+    </w:p>
+    <w:p>
+      <w:pPr>
+        <w:widowControl/>
+        <w:spacing w:line="240" w:lineRule="exact"/>
+        <w:jc w:val="left"/>
+        <w:rPr>
+          <w:rFonts w:ascii="华文楷体" w:eastAsia="华文楷体" w:hAnsi="华文楷体" w:hint="eastAsia"/>
+          <w:i/>
+          <w:iCs/>
+          <w:sz w:val="15"/>
+          <w:szCs w:val="16"/>
+        </w:rPr>
+      </w:pPr>
+      <w:r>
+        <w:rPr>
+          <w:rFonts w:ascii="华文楷体" w:eastAsia="华文楷体" w:hAnsi="华文楷体"/>
+          <w:i/>
+          <w:iCs/>
+          <w:sz w:val="15"/>
+          <w:szCs w:val="16"/>
+        </w:rPr>
+        <w:t>__HAL_DMA_GET_COUNTER(</w:t>
+      </w:r>
+      <w:proofErr w:type="spellStart"/>
+      <w:r>
+        <w:rPr>
+          <w:rFonts w:ascii="华文楷体" w:eastAsia="华文楷体" w:hAnsi="华文楷体"/>
+          <w:i/>
+          <w:iCs/>
+          <w:sz w:val="15"/>
+          <w:szCs w:val="16"/>
+        </w:rPr>
+        <w:t>huart</w:t>
+      </w:r>
+      <w:proofErr w:type="spellEnd"/>
+      <w:r>
+        <w:rPr>
+          <w:rFonts w:ascii="华文楷体" w:eastAsia="华文楷体" w:hAnsi="华文楷体"/>
+          <w:i/>
+          <w:iCs/>
+          <w:sz w:val="15"/>
+          <w:szCs w:val="16"/>
+        </w:rPr>
+        <w:t>-&gt;</w:t>
+      </w:r>
+      <w:proofErr w:type="spellStart"/>
+      <w:r>
+        <w:rPr>
+          <w:rFonts w:ascii="华文楷体" w:eastAsia="华文楷体" w:hAnsi="华文楷体"/>
+          <w:i/>
+          <w:iCs/>
+          <w:sz w:val="15"/>
+          <w:szCs w:val="16"/>
+        </w:rPr>
+        <w:t>hdmarx</w:t>
+      </w:r>
+      <w:proofErr w:type="spellEnd"/>
+      <w:r>
+        <w:rPr>
+          <w:rFonts w:ascii="华文楷体" w:eastAsia="华文楷体" w:hAnsi="华文楷体"/>
+          <w:i/>
+          <w:iCs/>
+          <w:sz w:val="15"/>
+          <w:szCs w:val="16"/>
+        </w:rPr>
+        <w:t>)</w:t>
+      </w:r>
+      <w:r>
+        <w:rPr>
+          <w:rFonts w:ascii="华文楷体" w:eastAsia="华文楷体" w:hAnsi="华文楷体" w:hint="eastAsia"/>
+          <w:i/>
+          <w:iCs/>
+          <w:sz w:val="15"/>
+          <w:szCs w:val="16"/>
+        </w:rPr>
+        <w:t>;</w:t>
+      </w:r>
+      <w:r>
+        <w:rPr>
+          <w:rFonts w:ascii="华文楷体" w:eastAsia="华文楷体" w:hAnsi="华文楷体"/>
+          <w:i/>
+          <w:iCs/>
+          <w:sz w:val="15"/>
+          <w:szCs w:val="16"/>
+        </w:rPr>
+        <w:tab/>
+      </w:r>
+      <w:r>
+        <w:rPr>
+          <w:rFonts w:ascii="华文楷体" w:eastAsia="华文楷体" w:hAnsi="华文楷体"/>
+          <w:i/>
+          <w:iCs/>
+          <w:sz w:val="15"/>
+          <w:szCs w:val="16"/>
+        </w:rPr>
+        <w:tab/>
+      </w:r>
+      <w:r>
+        <w:rPr>
+          <w:rFonts w:ascii="华文楷体" w:eastAsia="华文楷体" w:hAnsi="华文楷体"/>
+          <w:i/>
+          <w:iCs/>
+          <w:sz w:val="15"/>
+          <w:szCs w:val="16"/>
+        </w:rPr>
+        <w:tab/>
+      </w:r>
+      <w:r>
+        <w:rPr>
+          <w:rFonts w:ascii="华文楷体" w:eastAsia="华文楷体" w:hAnsi="华文楷体" w:hint="eastAsia"/>
+          <w:i/>
+          <w:iCs/>
+          <w:sz w:val="15"/>
+          <w:szCs w:val="16"/>
+        </w:rPr>
+        <w:t>//获取当前NTDR还有多少数据未搬运</w:t>
+      </w:r>
+      <w:r>
+        <w:rPr>
+          <w:rFonts w:ascii="华文楷体" w:eastAsia="华文楷体" w:hAnsi="华文楷体"/>
+          <w:i/>
+          <w:iCs/>
+          <w:sz w:val="15"/>
+          <w:szCs w:val="16"/>
+        </w:rPr>
+        <w:tab/>
+      </w:r>
+      <w:r>
         <w:rPr>
           <w:rFonts w:ascii="华文楷体" w:eastAsia="华文楷体" w:hAnsi="华文楷体" w:hint="eastAsia"/>
           <w:i/>
           <w:iCs/>
           <w:color w:val="EE0000"/>
-          <w:sz w:val="17"/>
-          <w:szCs w:val="18"/>
+          <w:sz w:val="15"/>
+          <w:szCs w:val="16"/>
           <w:u w:val="single"/>
         </w:rPr>
-      </w:pPr>
-      <w:proofErr w:type="spellStart"/>
-      <w:r>
-        <w:rPr>
-          <w:rFonts w:ascii="华文楷体" w:eastAsia="华文楷体" w:hAnsi="华文楷体"/>
+        <w:t>DMA启动时数据宽度就写入了NTDR</w:t>
+      </w:r>
+    </w:p>
+    <w:p>
+      <w:pPr>
+        <w:widowControl/>
+        <w:jc w:val="left"/>
+        <w:rPr>
+          <w:rFonts w:ascii="华文楷体" w:eastAsia="华文楷体" w:hAnsi="华文楷体" w:hint="eastAsia"/>
           <w:i/>
           <w:iCs/>
           <w:color w:val="EE0000"/>
@@ -13187,9 +15377,8 @@
           <w:szCs w:val="18"/>
           <w:u w:val="single"/>
         </w:rPr>
-        <w:t>hdmarx</w:t>
-      </w:r>
-      <w:proofErr w:type="spellEnd"/>
+      </w:pPr>
+      <w:proofErr w:type="spellStart"/>
       <w:r>
         <w:rPr>
           <w:rFonts w:ascii="华文楷体" w:eastAsia="华文楷体" w:hAnsi="华文楷体"/>
@@ -13200,13 +15389,12 @@
           <w:szCs w:val="18"/>
           <w:u w:val="single"/>
         </w:rPr>
-        <w:t xml:space="preserve"> 本质上就是</w:t>
-      </w:r>
-      <w:r>
-        <w:rPr>
-          <w:rFonts w:ascii="华文楷体" w:eastAsia="华文楷体" w:hAnsi="华文楷体"/>
-          <w:b/>
-          <w:bCs/>
+        <w:t>hdmarx</w:t>
+      </w:r>
+      <w:proofErr w:type="spellEnd"/>
+      <w:r>
+        <w:rPr>
+          <w:rFonts w:ascii="华文楷体" w:eastAsia="华文楷体" w:hAnsi="华文楷体"/>
           <w:i/>
           <w:iCs/>
           <w:color w:val="EE0000"/>
@@ -13214,11 +15402,13 @@
           <w:szCs w:val="18"/>
           <w:u w:val="single"/>
         </w:rPr>
-        <w:t>一根软件连线（内存指针）</w:t>
-      </w:r>
-      <w:r>
-        <w:rPr>
-          <w:rFonts w:ascii="华文楷体" w:eastAsia="华文楷体" w:hAnsi="华文楷体"/>
+        <w:t xml:space="preserve"> 本质上就是</w:t>
+      </w:r>
+      <w:r>
+        <w:rPr>
+          <w:rFonts w:ascii="华文楷体" w:eastAsia="华文楷体" w:hAnsi="华文楷体"/>
+          <w:b/>
+          <w:bCs/>
           <w:i/>
           <w:iCs/>
           <w:color w:val="EE0000"/>
@@ -13226,6 +15416,18 @@
           <w:szCs w:val="18"/>
           <w:u w:val="single"/>
         </w:rPr>
+        <w:t>一根软件连线（内存指针）</w:t>
+      </w:r>
+      <w:r>
+        <w:rPr>
+          <w:rFonts w:ascii="华文楷体" w:eastAsia="华文楷体" w:hAnsi="华文楷体"/>
+          <w:i/>
+          <w:iCs/>
+          <w:color w:val="EE0000"/>
+          <w:sz w:val="17"/>
+          <w:szCs w:val="18"/>
+          <w:u w:val="single"/>
+        </w:rPr>
         <w:t>，把串口和负责帮它搬运数据的那个 DMA 绑定在一起</w:t>
       </w:r>
     </w:p>
@@ -13243,7 +15445,7 @@
           <w:noProof/>
         </w:rPr>
         <w:drawing>
-          <wp:anchor distT="0" distB="0" distL="114300" distR="114300" simplePos="0" relativeHeight="251670528" behindDoc="0" locked="0" layoutInCell="1" allowOverlap="1" wp14:anchorId="6F7D69D6" wp14:editId="3212D0B3">
+          <wp:anchor distT="0" distB="0" distL="114300" distR="114300" simplePos="0" relativeHeight="251666432" behindDoc="0" locked="0" layoutInCell="1" allowOverlap="1" wp14:anchorId="6F7D69D6" wp14:editId="5177C080">
             <wp:simplePos x="0" y="0"/>
             <wp:positionH relativeFrom="column">
               <wp:posOffset>250825</wp:posOffset>
@@ -13266,7 +15468,7 @@
                     <pic:cNvPicPr/>
                   </pic:nvPicPr>
                   <pic:blipFill>
-                    <a:blip r:embed="rId88" cstate="print">
+                    <a:blip r:embed="rId89" cstate="print">
                       <a:extLst>
                         <a:ext uri="{28A0092B-C50C-407E-A947-70E740481C1C}">
                           <a14:useLocalDpi xmlns:a14="http://schemas.microsoft.com/office/drawing/2010/main" val="0"/>
@@ -13307,6 +15509,1494 @@
     </w:p>
     <w:p>
       <w:pPr>
+        <w:jc w:val="left"/>
+        <w:rPr>
+          <w:rFonts w:ascii="华文楷体" w:eastAsia="华文楷体" w:hAnsi="华文楷体" w:hint="eastAsia"/>
+          <w:b/>
+          <w:bCs/>
+          <w:sz w:val="15"/>
+          <w:szCs w:val="15"/>
+        </w:rPr>
+      </w:pPr>
+      <w:r>
+        <w:rPr>
+          <w:rFonts w:ascii="华文楷体" w:eastAsia="华文楷体" w:hAnsi="华文楷体" w:hint="eastAsia"/>
+          <w:b/>
+          <w:bCs/>
+          <w:sz w:val="15"/>
+          <w:szCs w:val="15"/>
+        </w:rPr>
+        <w:lastRenderedPageBreak/>
+        <w:t>串口UART核心架构笔记</w:t>
+      </w:r>
+    </w:p>
+    <w:p>
+      <w:pPr>
+        <w:jc w:val="left"/>
+        <w:rPr>
+          <w:rFonts w:ascii="华文楷体" w:eastAsia="华文楷体" w:hAnsi="华文楷体" w:hint="eastAsia"/>
+          <w:sz w:val="15"/>
+          <w:szCs w:val="15"/>
+        </w:rPr>
+      </w:pPr>
+      <w:r>
+        <w:rPr>
+          <w:rFonts w:ascii="华文楷体" w:eastAsia="华文楷体" w:hAnsi="华文楷体"/>
+          <w:noProof/>
+          <w:sz w:val="15"/>
+          <w:szCs w:val="15"/>
+        </w:rPr>
+        <w:drawing>
+          <wp:inline distT="0" distB="0" distL="0" distR="0" wp14:anchorId="6BF4AFB2" wp14:editId="5E1579B3">
+            <wp:extent cx="3089869" cy="1369387"/>
+            <wp:effectExtent l="0" t="0" r="0" b="2540"/>
+            <wp:docPr id="256845729" name="图片 1"/>
+            <wp:cNvGraphicFramePr>
+              <a:graphicFrameLocks xmlns:a="http://schemas.openxmlformats.org/drawingml/2006/main" noChangeAspect="1"/>
+            </wp:cNvGraphicFramePr>
+            <a:graphic xmlns:a="http://schemas.openxmlformats.org/drawingml/2006/main">
+              <a:graphicData uri="http://schemas.openxmlformats.org/drawingml/2006/picture">
+                <pic:pic xmlns:pic="http://schemas.openxmlformats.org/drawingml/2006/picture">
+                  <pic:nvPicPr>
+                    <pic:cNvPr id="256845729" name=""/>
+                    <pic:cNvPicPr/>
+                  </pic:nvPicPr>
+                  <pic:blipFill>
+                    <a:blip r:embed="rId90"/>
+                    <a:stretch>
+                      <a:fillRect/>
+                    </a:stretch>
+                  </pic:blipFill>
+                  <pic:spPr>
+                    <a:xfrm>
+                      <a:off x="0" y="0"/>
+                      <a:ext cx="3102440" cy="1374958"/>
+                    </a:xfrm>
+                    <a:prstGeom prst="rect">
+                      <a:avLst/>
+                    </a:prstGeom>
+                  </pic:spPr>
+                </pic:pic>
+              </a:graphicData>
+            </a:graphic>
+          </wp:inline>
+        </w:drawing>
+      </w:r>
+    </w:p>
+    <w:p>
+      <w:pPr>
+        <w:rPr>
+          <w:rFonts w:ascii="华文楷体" w:eastAsia="华文楷体" w:hAnsi="华文楷体" w:hint="eastAsia"/>
+          <w:sz w:val="15"/>
+          <w:szCs w:val="15"/>
+        </w:rPr>
+      </w:pPr>
+    </w:p>
+    <w:p>
+      <w:pPr>
+        <w:rPr>
+          <w:rFonts w:ascii="华文楷体" w:eastAsia="华文楷体" w:hAnsi="华文楷体" w:hint="eastAsia"/>
+          <w:sz w:val="15"/>
+          <w:szCs w:val="15"/>
+        </w:rPr>
+      </w:pPr>
+      <w:r>
+        <w:rPr>
+          <w:rFonts w:ascii="华文楷体" w:eastAsia="华文楷体" w:hAnsi="华文楷体" w:hint="eastAsia"/>
+          <w:sz w:val="15"/>
+          <w:szCs w:val="15"/>
+        </w:rPr>
+        <w:t>对于DMA循环模式+协议格式 运行流程如下</w:t>
+      </w:r>
+    </w:p>
+    <w:p>
+      <w:pPr>
+        <w:rPr>
+          <w:rFonts w:ascii="华文楷体" w:eastAsia="华文楷体" w:hAnsi="华文楷体" w:hint="eastAsia"/>
+          <w:sz w:val="15"/>
+          <w:szCs w:val="15"/>
+        </w:rPr>
+      </w:pPr>
+      <w:r>
+        <w:rPr>
+          <w:rFonts w:ascii="华文楷体" w:eastAsia="华文楷体" w:hAnsi="华文楷体"/>
+          <w:noProof/>
+          <w:sz w:val="15"/>
+          <w:szCs w:val="15"/>
+        </w:rPr>
+        <w:drawing>
+          <wp:anchor distT="0" distB="0" distL="114300" distR="114300" simplePos="0" relativeHeight="251669504" behindDoc="0" locked="0" layoutInCell="1" allowOverlap="1" wp14:anchorId="52341EA4" wp14:editId="556AD205">
+            <wp:simplePos x="0" y="0"/>
+            <wp:positionH relativeFrom="column">
+              <wp:posOffset>0</wp:posOffset>
+            </wp:positionH>
+            <wp:positionV relativeFrom="paragraph">
+              <wp:posOffset>18415</wp:posOffset>
+            </wp:positionV>
+            <wp:extent cx="3108960" cy="2707640"/>
+            <wp:effectExtent l="0" t="0" r="0" b="0"/>
+            <wp:wrapSquare wrapText="bothSides"/>
+            <wp:docPr id="112763608" name="图片 1"/>
+            <wp:cNvGraphicFramePr>
+              <a:graphicFrameLocks xmlns:a="http://schemas.openxmlformats.org/drawingml/2006/main" noChangeAspect="1"/>
+            </wp:cNvGraphicFramePr>
+            <a:graphic xmlns:a="http://schemas.openxmlformats.org/drawingml/2006/main">
+              <a:graphicData uri="http://schemas.openxmlformats.org/drawingml/2006/picture">
+                <pic:pic xmlns:pic="http://schemas.openxmlformats.org/drawingml/2006/picture">
+                  <pic:nvPicPr>
+                    <pic:cNvPr id="112763608" name=""/>
+                    <pic:cNvPicPr/>
+                  </pic:nvPicPr>
+                  <pic:blipFill>
+                    <a:blip r:embed="rId91" cstate="print">
+                      <a:extLst>
+                        <a:ext uri="{28A0092B-C50C-407E-A947-70E740481C1C}">
+                          <a14:useLocalDpi xmlns:a14="http://schemas.microsoft.com/office/drawing/2010/main" val="0"/>
+                        </a:ext>
+                      </a:extLst>
+                    </a:blip>
+                    <a:stretch>
+                      <a:fillRect/>
+                    </a:stretch>
+                  </pic:blipFill>
+                  <pic:spPr>
+                    <a:xfrm>
+                      <a:off x="0" y="0"/>
+                      <a:ext cx="3108960" cy="2707640"/>
+                    </a:xfrm>
+                    <a:prstGeom prst="rect">
+                      <a:avLst/>
+                    </a:prstGeom>
+                  </pic:spPr>
+                </pic:pic>
+              </a:graphicData>
+            </a:graphic>
+            <wp14:sizeRelH relativeFrom="margin">
+              <wp14:pctWidth>0</wp14:pctWidth>
+            </wp14:sizeRelH>
+            <wp14:sizeRelV relativeFrom="margin">
+              <wp14:pctHeight>0</wp14:pctHeight>
+            </wp14:sizeRelV>
+          </wp:anchor>
+        </w:drawing>
+      </w:r>
+    </w:p>
+    <w:p>
+      <w:pPr>
+        <w:rPr>
+          <w:rFonts w:ascii="华文楷体" w:eastAsia="华文楷体" w:hAnsi="华文楷体" w:hint="eastAsia"/>
+          <w:sz w:val="15"/>
+          <w:szCs w:val="15"/>
+        </w:rPr>
+      </w:pPr>
+    </w:p>
+    <w:p>
+      <w:pPr>
+        <w:rPr>
+          <w:rFonts w:ascii="华文楷体" w:eastAsia="华文楷体" w:hAnsi="华文楷体" w:hint="eastAsia"/>
+          <w:sz w:val="15"/>
+          <w:szCs w:val="15"/>
+        </w:rPr>
+      </w:pPr>
+      <w:r>
+        <w:rPr>
+          <w:rFonts w:ascii="华文楷体" w:eastAsia="华文楷体" w:hAnsi="华文楷体"/>
+          <w:sz w:val="15"/>
+          <w:szCs w:val="15"/>
+        </w:rPr>
+        <w:tab/>
+      </w:r>
+      <w:r>
+        <w:rPr>
+          <w:rFonts w:ascii="华文楷体" w:eastAsia="华文楷体" w:hAnsi="华文楷体" w:hint="eastAsia"/>
+          <w:sz w:val="15"/>
+          <w:szCs w:val="15"/>
+        </w:rPr>
+        <w:t>可以在</w:t>
+      </w:r>
+      <w:r>
+        <w:rPr>
+          <w:rFonts w:ascii="华文楷体" w:eastAsia="华文楷体" w:hAnsi="华文楷体" w:hint="eastAsia"/>
+          <w:sz w:val="15"/>
+          <w:szCs w:val="15"/>
+        </w:rPr>
+        <w:t>此</w:t>
+      </w:r>
+      <w:r>
+        <w:rPr>
+          <w:rFonts w:ascii="华文楷体" w:eastAsia="华文楷体" w:hAnsi="华文楷体" w:hint="eastAsia"/>
+          <w:sz w:val="15"/>
+          <w:szCs w:val="15"/>
+        </w:rPr>
+        <w:t>基础上增加</w:t>
+      </w:r>
+      <w:proofErr w:type="spellStart"/>
+      <w:r>
+        <w:rPr>
+          <w:rFonts w:ascii="华文楷体" w:eastAsia="华文楷体" w:hAnsi="华文楷体" w:hint="eastAsia"/>
+          <w:sz w:val="15"/>
+          <w:szCs w:val="15"/>
+        </w:rPr>
+        <w:t>uart</w:t>
+      </w:r>
+      <w:proofErr w:type="spellEnd"/>
+      <w:r>
+        <w:rPr>
+          <w:rFonts w:ascii="华文楷体" w:eastAsia="华文楷体" w:hAnsi="华文楷体" w:hint="eastAsia"/>
+          <w:sz w:val="15"/>
+          <w:szCs w:val="15"/>
+        </w:rPr>
+        <w:t>空闲中断 避免主循环一直轮询—“降低功耗”</w:t>
+      </w:r>
+    </w:p>
+    <w:p>
+      <w:pPr>
+        <w:jc w:val="center"/>
+        <w:rPr>
+          <w:rFonts w:ascii="华文楷体" w:eastAsia="华文楷体" w:hAnsi="华文楷体" w:hint="eastAsia"/>
+          <w:sz w:val="15"/>
+          <w:szCs w:val="15"/>
+        </w:rPr>
+      </w:pPr>
+      <w:r>
+        <w:rPr>
+          <w:rFonts w:ascii="华文楷体" w:eastAsia="华文楷体" w:hAnsi="华文楷体" w:hint="eastAsia"/>
+          <w:sz w:val="15"/>
+          <w:szCs w:val="15"/>
+        </w:rPr>
+        <w:t>注意：空闲中断只告诉当前有数据要处理；具体几帧让pop函数自己循环处理</w:t>
+      </w:r>
+    </w:p>
+    <w:p>
+      <w:pPr>
+        <w:rPr>
+          <w:rFonts w:ascii="华文楷体" w:eastAsia="华文楷体" w:hAnsi="华文楷体" w:hint="eastAsia"/>
+          <w:sz w:val="15"/>
+          <w:szCs w:val="15"/>
+        </w:rPr>
+      </w:pPr>
+      <w:r>
+        <w:rPr>
+          <w:rFonts w:ascii="华文楷体" w:eastAsia="华文楷体" w:hAnsi="华文楷体"/>
+          <w:sz w:val="15"/>
+          <w:szCs w:val="15"/>
+        </w:rPr>
+        <w:tab/>
+      </w:r>
+    </w:p>
+    <w:p>
+      <w:pPr>
+        <w:rPr>
+          <w:rFonts w:ascii="华文楷体" w:eastAsia="华文楷体" w:hAnsi="华文楷体" w:hint="eastAsia"/>
+          <w:sz w:val="15"/>
+          <w:szCs w:val="15"/>
+        </w:rPr>
+      </w:pPr>
+      <w:r>
+        <w:rPr>
+          <w:rFonts w:ascii="华文楷体" w:eastAsia="华文楷体" w:hAnsi="华文楷体" w:hint="eastAsia"/>
+          <w:sz w:val="15"/>
+          <w:szCs w:val="15"/>
+        </w:rPr>
+        <w:t xml:space="preserve">  加入空闲中断很有必要 </w:t>
+      </w:r>
+      <w:r>
+        <w:rPr>
+          <w:rFonts w:ascii="华文楷体" w:eastAsia="华文楷体" w:hAnsi="华文楷体"/>
+          <w:sz w:val="15"/>
+          <w:szCs w:val="15"/>
+        </w:rPr>
+        <w:t>–</w:t>
+      </w:r>
+      <w:r>
+        <w:rPr>
+          <w:rFonts w:ascii="华文楷体" w:eastAsia="华文楷体" w:hAnsi="华文楷体" w:hint="eastAsia"/>
+          <w:sz w:val="15"/>
+          <w:szCs w:val="15"/>
+        </w:rPr>
+        <w:t xml:space="preserve"> 不论裸机还是</w:t>
+      </w:r>
+      <w:proofErr w:type="spellStart"/>
+      <w:r>
+        <w:rPr>
+          <w:rFonts w:ascii="华文楷体" w:eastAsia="华文楷体" w:hAnsi="华文楷体" w:hint="eastAsia"/>
+          <w:sz w:val="15"/>
+          <w:szCs w:val="15"/>
+        </w:rPr>
+        <w:t>frtos</w:t>
+      </w:r>
+      <w:proofErr w:type="spellEnd"/>
+      <w:r>
+        <w:rPr>
+          <w:rFonts w:ascii="华文楷体" w:eastAsia="华文楷体" w:hAnsi="华文楷体" w:hint="eastAsia"/>
+          <w:sz w:val="15"/>
+          <w:szCs w:val="15"/>
+        </w:rPr>
+        <w:t xml:space="preserve"> 【即使只是用标志位轮询有数据，也会比轮询数据池是否有数据效率高很多；而</w:t>
+      </w:r>
+      <w:proofErr w:type="spellStart"/>
+      <w:r>
+        <w:rPr>
+          <w:rFonts w:ascii="华文楷体" w:eastAsia="华文楷体" w:hAnsi="华文楷体" w:hint="eastAsia"/>
+          <w:sz w:val="15"/>
+          <w:szCs w:val="15"/>
+        </w:rPr>
+        <w:t>frtos</w:t>
+      </w:r>
+      <w:proofErr w:type="spellEnd"/>
+      <w:r>
+        <w:rPr>
+          <w:rFonts w:ascii="华文楷体" w:eastAsia="华文楷体" w:hAnsi="华文楷体" w:hint="eastAsia"/>
+          <w:sz w:val="15"/>
+          <w:szCs w:val="15"/>
+        </w:rPr>
+        <w:t>也完全可以用信号量将任务在空闲时进行阻塞；达到降低功效</w:t>
+      </w:r>
+      <w:r>
+        <w:rPr>
+          <w:rFonts w:ascii="华文楷体" w:eastAsia="华文楷体" w:hAnsi="华文楷体" w:hint="eastAsia"/>
+          <w:sz w:val="15"/>
+          <w:szCs w:val="15"/>
+        </w:rPr>
+        <w:t xml:space="preserve"> </w:t>
+      </w:r>
+      <w:r>
+        <w:rPr>
+          <w:rFonts w:ascii="华文楷体" w:eastAsia="华文楷体" w:hAnsi="华文楷体" w:hint="eastAsia"/>
+          <w:sz w:val="15"/>
+          <w:szCs w:val="15"/>
+        </w:rPr>
+        <w:t>-</w:t>
+      </w:r>
+      <w:r>
+        <w:rPr>
+          <w:rFonts w:ascii="华文楷体" w:eastAsia="华文楷体" w:hAnsi="华文楷体" w:hint="eastAsia"/>
+          <w:sz w:val="15"/>
+          <w:szCs w:val="15"/>
+        </w:rPr>
+        <w:t xml:space="preserve"> </w:t>
+      </w:r>
+      <w:r>
+        <w:rPr>
+          <w:rFonts w:ascii="华文楷体" w:eastAsia="华文楷体" w:hAnsi="华文楷体" w:hint="eastAsia"/>
+          <w:sz w:val="15"/>
+          <w:szCs w:val="15"/>
+        </w:rPr>
+        <w:t>释放算力的效果】</w:t>
+      </w:r>
+    </w:p>
+    <w:p>
+      <w:pPr>
+        <w:rPr>
+          <w:rFonts w:ascii="华文楷体" w:eastAsia="华文楷体" w:hAnsi="华文楷体" w:hint="eastAsia"/>
+          <w:sz w:val="15"/>
+          <w:szCs w:val="15"/>
+        </w:rPr>
+      </w:pPr>
+    </w:p>
+    <w:p>
+      <w:pPr>
+        <w:rPr>
+          <w:rFonts w:ascii="华文楷体" w:eastAsia="华文楷体" w:hAnsi="华文楷体" w:hint="eastAsia"/>
+          <w:sz w:val="15"/>
+          <w:szCs w:val="15"/>
+        </w:rPr>
+      </w:pPr>
+    </w:p>
+    <w:p>
+      <w:pPr>
+        <w:rPr>
+          <w:rFonts w:ascii="华文楷体" w:eastAsia="华文楷体" w:hAnsi="华文楷体" w:hint="eastAsia"/>
+          <w:sz w:val="15"/>
+          <w:szCs w:val="15"/>
+        </w:rPr>
+      </w:pPr>
+    </w:p>
+    <w:p>
+      <w:pPr>
+        <w:rPr>
+          <w:rFonts w:ascii="华文楷体" w:eastAsia="华文楷体" w:hAnsi="华文楷体" w:hint="eastAsia"/>
+          <w:sz w:val="15"/>
+          <w:szCs w:val="15"/>
+        </w:rPr>
+      </w:pPr>
+    </w:p>
+    <w:p>
+      <w:pPr>
+        <w:rPr>
+          <w:rFonts w:ascii="华文楷体" w:eastAsia="华文楷体" w:hAnsi="华文楷体" w:hint="eastAsia"/>
+          <w:sz w:val="15"/>
+          <w:szCs w:val="15"/>
+        </w:rPr>
+      </w:pPr>
+    </w:p>
+    <w:p>
+      <w:pPr>
+        <w:rPr>
+          <w:rFonts w:ascii="华文楷体" w:eastAsia="华文楷体" w:hAnsi="华文楷体" w:hint="eastAsia"/>
+          <w:sz w:val="15"/>
+          <w:szCs w:val="15"/>
+        </w:rPr>
+      </w:pPr>
+    </w:p>
+    <w:p>
+      <w:pPr>
+        <w:spacing w:line="240" w:lineRule="exact"/>
+        <w:rPr>
+          <w:rFonts w:ascii="华文楷体" w:eastAsia="华文楷体" w:hAnsi="华文楷体" w:hint="eastAsia"/>
+          <w:sz w:val="15"/>
+          <w:szCs w:val="15"/>
+        </w:rPr>
+      </w:pPr>
+      <w:proofErr w:type="gramStart"/>
+      <w:r>
+        <w:rPr>
+          <w:rFonts w:ascii="华文楷体" w:eastAsia="华文楷体" w:hAnsi="华文楷体"/>
+          <w:sz w:val="15"/>
+          <w:szCs w:val="15"/>
+        </w:rPr>
+        <w:t xml:space="preserve">  </w:t>
+      </w:r>
+      <w:r>
+        <w:rPr>
+          <w:rFonts w:ascii="华文楷体" w:eastAsia="华文楷体" w:hAnsi="华文楷体"/>
+          <w:b/>
+          <w:bCs/>
+          <w:sz w:val="15"/>
+          <w:szCs w:val="15"/>
+        </w:rPr>
+        <w:t>为什么用</w:t>
+      </w:r>
+      <w:proofErr w:type="gramEnd"/>
+      <w:r>
+        <w:rPr>
+          <w:rFonts w:ascii="华文楷体" w:eastAsia="华文楷体" w:hAnsi="华文楷体"/>
+          <w:b/>
+          <w:bCs/>
+          <w:sz w:val="15"/>
+          <w:szCs w:val="15"/>
+        </w:rPr>
+        <w:t xml:space="preserve"> DMA 循环模式？</w:t>
+      </w:r>
+      <w:r>
+        <w:rPr>
+          <w:rFonts w:ascii="华文楷体" w:eastAsia="华文楷体" w:hAnsi="华文楷体"/>
+          <w:sz w:val="15"/>
+          <w:szCs w:val="15"/>
+        </w:rPr>
+        <w:t xml:space="preserve"> 解放 CPU 算力，避免</w:t>
+      </w:r>
+      <w:r>
+        <w:rPr>
+          <w:rFonts w:ascii="华文楷体" w:eastAsia="华文楷体" w:hAnsi="华文楷体" w:hint="eastAsia"/>
+          <w:sz w:val="15"/>
+          <w:szCs w:val="15"/>
+        </w:rPr>
+        <w:t>频繁</w:t>
+      </w:r>
+      <w:r>
+        <w:rPr>
+          <w:rFonts w:ascii="华文楷体" w:eastAsia="华文楷体" w:hAnsi="华文楷体"/>
+          <w:sz w:val="15"/>
+          <w:szCs w:val="15"/>
+        </w:rPr>
+        <w:t>中断；且循环模式由硬件自动重载计数器，消除了单次模式重开时的微秒级</w:t>
+      </w:r>
+      <w:r>
+        <w:rPr>
+          <w:rFonts w:ascii="华文楷体" w:eastAsia="华文楷体" w:hAnsi="华文楷体"/>
+          <w:sz w:val="13"/>
+          <w:szCs w:val="13"/>
+        </w:rPr>
+        <w:t>“死区（Dead-Time）”</w:t>
+      </w:r>
+      <w:r>
+        <w:rPr>
+          <w:rFonts w:ascii="华文楷体" w:eastAsia="华文楷体" w:hAnsi="华文楷体"/>
+          <w:sz w:val="15"/>
+          <w:szCs w:val="15"/>
+        </w:rPr>
+        <w:t>，杜绝漏字</w:t>
+      </w:r>
+    </w:p>
+    <w:p>
+      <w:pPr>
+        <w:spacing w:line="240" w:lineRule="exact"/>
+        <w:rPr>
+          <w:rFonts w:ascii="华文楷体" w:eastAsia="华文楷体" w:hAnsi="华文楷体" w:hint="eastAsia"/>
+          <w:sz w:val="15"/>
+          <w:szCs w:val="15"/>
+        </w:rPr>
+      </w:pPr>
+      <w:proofErr w:type="gramStart"/>
+      <w:r>
+        <w:rPr>
+          <w:rFonts w:ascii="华文楷体" w:eastAsia="华文楷体" w:hAnsi="华文楷体"/>
+          <w:sz w:val="15"/>
+          <w:szCs w:val="15"/>
+        </w:rPr>
+        <w:t xml:space="preserve">  </w:t>
+      </w:r>
+      <w:r>
+        <w:rPr>
+          <w:rFonts w:ascii="华文楷体" w:eastAsia="华文楷体" w:hAnsi="华文楷体"/>
+          <w:b/>
+          <w:bCs/>
+          <w:sz w:val="15"/>
+          <w:szCs w:val="15"/>
+        </w:rPr>
+        <w:t>为什么需要环形缓冲池</w:t>
+      </w:r>
+      <w:proofErr w:type="gramEnd"/>
+      <w:r>
+        <w:rPr>
+          <w:rFonts w:ascii="华文楷体" w:eastAsia="华文楷体" w:hAnsi="华文楷体"/>
+          <w:b/>
+          <w:bCs/>
+          <w:sz w:val="15"/>
+          <w:szCs w:val="15"/>
+        </w:rPr>
+        <w:t>？</w:t>
+      </w:r>
+      <w:r>
+        <w:rPr>
+          <w:rFonts w:ascii="华文楷体" w:eastAsia="华文楷体" w:hAnsi="华文楷体"/>
+          <w:sz w:val="15"/>
+          <w:szCs w:val="15"/>
+        </w:rPr>
+        <w:t xml:space="preserve"> 作为弹性蓄水池，吸收上位机短时间的</w:t>
+      </w:r>
+      <w:r>
+        <w:rPr>
+          <w:rFonts w:ascii="华文楷体" w:eastAsia="华文楷体" w:hAnsi="华文楷体"/>
+          <w:b/>
+          <w:bCs/>
+          <w:sz w:val="15"/>
+          <w:szCs w:val="15"/>
+        </w:rPr>
+        <w:t>数据突发（Burst）与 CPU 执行耗时任务时的调度抖动（Jitter）</w:t>
+      </w:r>
+    </w:p>
+    <w:p>
+      <w:pPr>
+        <w:spacing w:line="240" w:lineRule="exact"/>
+        <w:rPr>
+          <w:rFonts w:ascii="华文楷体" w:eastAsia="华文楷体" w:hAnsi="华文楷体" w:hint="eastAsia"/>
+          <w:sz w:val="15"/>
+          <w:szCs w:val="15"/>
+        </w:rPr>
+      </w:pPr>
+      <w:proofErr w:type="gramStart"/>
+      <w:r>
+        <w:rPr>
+          <w:rFonts w:ascii="华文楷体" w:eastAsia="华文楷体" w:hAnsi="华文楷体"/>
+          <w:sz w:val="15"/>
+          <w:szCs w:val="15"/>
+        </w:rPr>
+        <w:t xml:space="preserve">  </w:t>
+      </w:r>
+      <w:r>
+        <w:rPr>
+          <w:rFonts w:ascii="华文楷体" w:eastAsia="华文楷体" w:hAnsi="华文楷体"/>
+          <w:b/>
+          <w:bCs/>
+          <w:sz w:val="15"/>
+          <w:szCs w:val="15"/>
+        </w:rPr>
+        <w:t>为什么不能只靠空闲中断</w:t>
+      </w:r>
+      <w:proofErr w:type="gramEnd"/>
+      <w:r>
+        <w:rPr>
+          <w:rFonts w:ascii="华文楷体" w:eastAsia="华文楷体" w:hAnsi="华文楷体"/>
+          <w:b/>
+          <w:bCs/>
+          <w:sz w:val="15"/>
+          <w:szCs w:val="15"/>
+        </w:rPr>
+        <w:t>（IDLE）代替协议？</w:t>
+      </w:r>
+      <w:r>
+        <w:rPr>
+          <w:rFonts w:ascii="华文楷体" w:eastAsia="华文楷体" w:hAnsi="华文楷体"/>
+          <w:sz w:val="15"/>
+          <w:szCs w:val="15"/>
+        </w:rPr>
+        <w:t xml:space="preserve"> IDLE 只是“按总线无信号时间切刀”，上位机无缝连发时依然会粘包；且 IDLE 无法防御总线干扰噪声，必须由包含包头、长度门禁与校验和的协议提供物理检错</w:t>
+      </w:r>
+      <w:r>
+        <w:rPr>
+          <w:rFonts w:ascii="华文楷体" w:eastAsia="华文楷体" w:hAnsi="华文楷体" w:hint="eastAsia"/>
+          <w:sz w:val="15"/>
+          <w:szCs w:val="15"/>
+        </w:rPr>
+        <w:t>【</w:t>
+      </w:r>
+      <w:r>
+        <w:rPr>
+          <w:rFonts w:ascii="华文楷体" w:eastAsia="华文楷体" w:hAnsi="华文楷体" w:hint="eastAsia"/>
+          <w:b/>
+          <w:bCs/>
+          <w:i/>
+          <w:iCs/>
+          <w:sz w:val="15"/>
+          <w:szCs w:val="15"/>
+        </w:rPr>
+        <w:t>如果用IDLE来打包填入包头包尾 -“伪协议”</w:t>
+      </w:r>
+      <w:r>
+        <w:rPr>
+          <w:rFonts w:ascii="华文楷体" w:eastAsia="华文楷体" w:hAnsi="华文楷体" w:hint="eastAsia"/>
+          <w:sz w:val="15"/>
+          <w:szCs w:val="15"/>
+        </w:rPr>
+        <w:t>】</w:t>
+      </w:r>
+    </w:p>
+    <w:p>
+      <w:pPr>
+        <w:rPr>
+          <w:rFonts w:ascii="华文楷体" w:eastAsia="华文楷体" w:hAnsi="华文楷体" w:hint="eastAsia"/>
+          <w:sz w:val="15"/>
+          <w:szCs w:val="15"/>
+        </w:rPr>
+      </w:pPr>
+    </w:p>
+    <w:p>
+      <w:pPr>
+        <w:spacing w:line="240" w:lineRule="exact"/>
+        <w:rPr>
+          <w:rFonts w:ascii="华文楷体" w:eastAsia="华文楷体" w:hAnsi="华文楷体" w:hint="eastAsia"/>
+          <w:sz w:val="15"/>
+          <w:szCs w:val="15"/>
+        </w:rPr>
+      </w:pPr>
+      <w:r>
+        <w:rPr>
+          <w:rFonts w:ascii="华文楷体" w:eastAsia="华文楷体" w:hAnsi="华文楷体"/>
+          <w:b/>
+          <w:bCs/>
+          <w:sz w:val="15"/>
+          <w:szCs w:val="15"/>
+        </w:rPr>
+        <w:t>DMA 硬件写入游标解算</w:t>
+      </w:r>
+      <w:r>
+        <w:rPr>
+          <w:rFonts w:ascii="华文楷体" w:eastAsia="华文楷体" w:hAnsi="华文楷体" w:hint="eastAsia"/>
+          <w:b/>
+          <w:bCs/>
+          <w:sz w:val="15"/>
+          <w:szCs w:val="15"/>
+        </w:rPr>
+        <w:t xml:space="preserve"> — 替代 % </w:t>
+      </w:r>
+      <w:proofErr w:type="spellStart"/>
+      <w:r>
+        <w:rPr>
+          <w:rFonts w:ascii="华文楷体" w:eastAsia="华文楷体" w:hAnsi="华文楷体" w:hint="eastAsia"/>
+          <w:b/>
+          <w:bCs/>
+          <w:sz w:val="15"/>
+          <w:szCs w:val="15"/>
+        </w:rPr>
+        <w:t>ubuf_size</w:t>
+      </w:r>
+      <w:proofErr w:type="spellEnd"/>
+      <w:r>
+        <w:rPr>
+          <w:rFonts w:ascii="华文楷体" w:eastAsia="华文楷体" w:hAnsi="华文楷体"/>
+          <w:sz w:val="15"/>
+          <w:szCs w:val="15"/>
+        </w:rPr>
+        <w:t xml:space="preserve">（需保证 SIZE 为 </w:t>
+      </w:r>
+      <m:oMath>
+        <m:sSup>
+          <m:sSupPr>
+            <m:ctrlPr>
+              <w:rPr>
+                <w:rFonts w:ascii="Cambria Math" w:eastAsia="华文楷体" w:hAnsi="Cambria Math"/>
+                <w:sz w:val="15"/>
+                <w:szCs w:val="15"/>
+              </w:rPr>
+            </m:ctrlPr>
+          </m:sSupPr>
+          <m:e>
+            <m:r>
+              <w:rPr>
+                <w:rFonts w:ascii="Cambria Math" w:eastAsia="华文楷体" w:hAnsi="Cambria Math"/>
+                <w:sz w:val="15"/>
+                <w:szCs w:val="15"/>
+              </w:rPr>
+              <m:t>2</m:t>
+            </m:r>
+          </m:e>
+          <m:sup>
+            <m:r>
+              <w:rPr>
+                <w:rFonts w:ascii="Cambria Math" w:eastAsia="华文楷体" w:hAnsi="Cambria Math"/>
+                <w:sz w:val="15"/>
+                <w:szCs w:val="15"/>
+              </w:rPr>
+              <m:t>n</m:t>
+            </m:r>
+          </m:sup>
+        </m:sSup>
+      </m:oMath>
+      <w:r>
+        <w:rPr>
+          <w:rFonts w:ascii="华文楷体" w:eastAsia="华文楷体" w:hAnsi="华文楷体"/>
+          <w:sz w:val="15"/>
+          <w:szCs w:val="15"/>
+        </w:rPr>
+        <w:t>）</w:t>
+      </w:r>
+      <w:r>
+        <w:rPr>
+          <w:rFonts w:ascii="华文楷体" w:eastAsia="华文楷体" w:hAnsi="华文楷体" w:hint="eastAsia"/>
+          <w:sz w:val="15"/>
+          <w:szCs w:val="15"/>
+        </w:rPr>
+        <w:t>：</w:t>
+      </w:r>
+    </w:p>
+    <w:p>
+      <w:pPr>
+        <w:spacing w:line="240" w:lineRule="exact"/>
+        <w:rPr>
+          <w:rFonts w:ascii="华文楷体" w:eastAsia="华文楷体" w:hAnsi="华文楷体" w:hint="eastAsia"/>
+          <w:b/>
+          <w:bCs/>
+          <w:i/>
+          <w:iCs/>
+          <w:sz w:val="15"/>
+          <w:szCs w:val="15"/>
+        </w:rPr>
+      </w:pPr>
+      <w:r>
+        <w:rPr>
+          <w:rFonts w:ascii="华文楷体" w:eastAsia="华文楷体" w:hAnsi="华文楷体"/>
+          <w:b/>
+          <w:bCs/>
+          <w:i/>
+          <w:iCs/>
+          <w:sz w:val="15"/>
+          <w:szCs w:val="15"/>
+        </w:rPr>
+        <w:tab/>
+      </w:r>
+      <w:proofErr w:type="spellStart"/>
+      <w:r>
+        <w:rPr>
+          <w:rFonts w:ascii="华文楷体" w:eastAsia="华文楷体" w:hAnsi="华文楷体"/>
+          <w:b/>
+          <w:bCs/>
+          <w:i/>
+          <w:iCs/>
+          <w:sz w:val="15"/>
+          <w:szCs w:val="15"/>
+        </w:rPr>
+        <w:t>p_head</w:t>
+      </w:r>
+      <w:proofErr w:type="spellEnd"/>
+      <w:r>
+        <w:rPr>
+          <w:rFonts w:ascii="华文楷体" w:eastAsia="华文楷体" w:hAnsi="华文楷体"/>
+          <w:b/>
+          <w:bCs/>
+          <w:i/>
+          <w:iCs/>
+          <w:sz w:val="15"/>
+          <w:szCs w:val="15"/>
+        </w:rPr>
+        <w:t xml:space="preserve"> = (</w:t>
+      </w:r>
+      <w:proofErr w:type="spellStart"/>
+      <w:r>
+        <w:rPr>
+          <w:rFonts w:ascii="华文楷体" w:eastAsia="华文楷体" w:hAnsi="华文楷体"/>
+          <w:b/>
+          <w:bCs/>
+          <w:i/>
+          <w:iCs/>
+          <w:sz w:val="15"/>
+          <w:szCs w:val="15"/>
+        </w:rPr>
+        <w:t>ubuf_size</w:t>
+      </w:r>
+      <w:proofErr w:type="spellEnd"/>
+      <w:r>
+        <w:rPr>
+          <w:rFonts w:ascii="华文楷体" w:eastAsia="华文楷体" w:hAnsi="华文楷体"/>
+          <w:b/>
+          <w:bCs/>
+          <w:i/>
+          <w:iCs/>
+          <w:sz w:val="15"/>
+          <w:szCs w:val="15"/>
+        </w:rPr>
+        <w:t xml:space="preserve"> - __HAL_DMA_GET_</w:t>
+      </w:r>
+      <w:proofErr w:type="gramStart"/>
+      <w:r>
+        <w:rPr>
+          <w:rFonts w:ascii="华文楷体" w:eastAsia="华文楷体" w:hAnsi="华文楷体"/>
+          <w:b/>
+          <w:bCs/>
+          <w:i/>
+          <w:iCs/>
+          <w:sz w:val="15"/>
+          <w:szCs w:val="15"/>
+        </w:rPr>
+        <w:t>COUNTER(</w:t>
+      </w:r>
+      <w:proofErr w:type="spellStart"/>
+      <w:proofErr w:type="gramEnd"/>
+      <w:r>
+        <w:rPr>
+          <w:rFonts w:ascii="华文楷体" w:eastAsia="华文楷体" w:hAnsi="华文楷体"/>
+          <w:b/>
+          <w:bCs/>
+          <w:i/>
+          <w:iCs/>
+          <w:sz w:val="15"/>
+          <w:szCs w:val="15"/>
+        </w:rPr>
+        <w:t>hdmarx</w:t>
+      </w:r>
+      <w:proofErr w:type="spellEnd"/>
+      <w:r>
+        <w:rPr>
+          <w:rFonts w:ascii="华文楷体" w:eastAsia="华文楷体" w:hAnsi="华文楷体"/>
+          <w:b/>
+          <w:bCs/>
+          <w:i/>
+          <w:iCs/>
+          <w:sz w:val="15"/>
+          <w:szCs w:val="15"/>
+        </w:rPr>
+        <w:t>)) &amp; (</w:t>
+      </w:r>
+      <w:proofErr w:type="spellStart"/>
+      <w:r>
+        <w:rPr>
+          <w:rFonts w:ascii="华文楷体" w:eastAsia="华文楷体" w:hAnsi="华文楷体"/>
+          <w:b/>
+          <w:bCs/>
+          <w:i/>
+          <w:iCs/>
+          <w:sz w:val="15"/>
+          <w:szCs w:val="15"/>
+        </w:rPr>
+        <w:t>ubuf_size</w:t>
+      </w:r>
+      <w:proofErr w:type="spellEnd"/>
+      <w:r>
+        <w:rPr>
+          <w:rFonts w:ascii="华文楷体" w:eastAsia="华文楷体" w:hAnsi="华文楷体"/>
+          <w:b/>
+          <w:bCs/>
+          <w:i/>
+          <w:iCs/>
+          <w:sz w:val="15"/>
+          <w:szCs w:val="15"/>
+        </w:rPr>
+        <w:t xml:space="preserve"> - 1);</w:t>
+      </w:r>
+    </w:p>
+    <w:p>
+      <w:pPr>
+        <w:spacing w:line="240" w:lineRule="exact"/>
+        <w:rPr>
+          <w:rFonts w:ascii="华文楷体" w:eastAsia="华文楷体" w:hAnsi="华文楷体" w:hint="eastAsia"/>
+          <w:b/>
+          <w:bCs/>
+          <w:i/>
+          <w:iCs/>
+          <w:sz w:val="15"/>
+          <w:szCs w:val="15"/>
+        </w:rPr>
+      </w:pPr>
+      <w:r>
+        <w:rPr>
+          <w:rFonts w:ascii="华文楷体" w:eastAsia="华文楷体" w:hAnsi="华文楷体"/>
+          <w:b/>
+          <w:bCs/>
+          <w:i/>
+          <w:iCs/>
+          <w:sz w:val="15"/>
+          <w:szCs w:val="15"/>
+        </w:rPr>
+        <w:tab/>
+      </w:r>
+      <w:proofErr w:type="spellStart"/>
+      <w:r>
+        <w:rPr>
+          <w:rFonts w:ascii="华文楷体" w:eastAsia="华文楷体" w:hAnsi="华文楷体"/>
+          <w:b/>
+          <w:bCs/>
+          <w:i/>
+          <w:iCs/>
+          <w:sz w:val="15"/>
+          <w:szCs w:val="15"/>
+        </w:rPr>
+        <w:t>p_tail</w:t>
+      </w:r>
+      <w:proofErr w:type="spellEnd"/>
+      <w:r>
+        <w:rPr>
+          <w:rFonts w:ascii="华文楷体" w:eastAsia="华文楷体" w:hAnsi="华文楷体"/>
+          <w:b/>
+          <w:bCs/>
+          <w:i/>
+          <w:iCs/>
+          <w:sz w:val="15"/>
+          <w:szCs w:val="15"/>
+        </w:rPr>
+        <w:t xml:space="preserve"> = (</w:t>
+      </w:r>
+      <w:proofErr w:type="spellStart"/>
+      <w:r>
+        <w:rPr>
+          <w:rFonts w:ascii="华文楷体" w:eastAsia="华文楷体" w:hAnsi="华文楷体"/>
+          <w:b/>
+          <w:bCs/>
+          <w:i/>
+          <w:iCs/>
+          <w:sz w:val="15"/>
+          <w:szCs w:val="15"/>
+        </w:rPr>
+        <w:t>p_tail</w:t>
+      </w:r>
+      <w:proofErr w:type="spellEnd"/>
+      <w:r>
+        <w:rPr>
+          <w:rFonts w:ascii="华文楷体" w:eastAsia="华文楷体" w:hAnsi="华文楷体"/>
+          <w:b/>
+          <w:bCs/>
+          <w:i/>
+          <w:iCs/>
+          <w:sz w:val="15"/>
+          <w:szCs w:val="15"/>
+        </w:rPr>
+        <w:t xml:space="preserve"> + 1) &amp; (</w:t>
+      </w:r>
+      <w:proofErr w:type="spellStart"/>
+      <w:r>
+        <w:rPr>
+          <w:rFonts w:ascii="华文楷体" w:eastAsia="华文楷体" w:hAnsi="华文楷体"/>
+          <w:b/>
+          <w:bCs/>
+          <w:i/>
+          <w:iCs/>
+          <w:sz w:val="15"/>
+          <w:szCs w:val="15"/>
+        </w:rPr>
+        <w:t>ubuf_size</w:t>
+      </w:r>
+      <w:proofErr w:type="spellEnd"/>
+      <w:r>
+        <w:rPr>
+          <w:rFonts w:ascii="华文楷体" w:eastAsia="华文楷体" w:hAnsi="华文楷体"/>
+          <w:b/>
+          <w:bCs/>
+          <w:i/>
+          <w:iCs/>
+          <w:sz w:val="15"/>
+          <w:szCs w:val="15"/>
+        </w:rPr>
+        <w:t xml:space="preserve"> - 1);</w:t>
+      </w:r>
+    </w:p>
+    <w:p>
+      <w:pPr>
+        <w:spacing w:line="240" w:lineRule="exact"/>
+        <w:jc w:val="center"/>
+        <w:rPr>
+          <w:rFonts w:ascii="华文楷体" w:eastAsia="华文楷体" w:hAnsi="华文楷体" w:hint="eastAsia"/>
+          <w:b/>
+          <w:bCs/>
+          <w:sz w:val="15"/>
+          <w:szCs w:val="15"/>
+          <w:u w:val="single"/>
+        </w:rPr>
+      </w:pPr>
+      <w:r>
+        <w:rPr>
+          <w:rFonts w:ascii="华文楷体" w:eastAsia="华文楷体" w:hAnsi="华文楷体" w:hint="eastAsia"/>
+          <w:b/>
+          <w:bCs/>
+          <w:sz w:val="15"/>
+          <w:szCs w:val="15"/>
+          <w:u w:val="single"/>
+        </w:rPr>
+        <w:t xml:space="preserve">状态机解协议包时 </w:t>
+      </w:r>
+      <w:proofErr w:type="spellStart"/>
+      <w:r>
+        <w:rPr>
+          <w:rFonts w:ascii="华文楷体" w:eastAsia="华文楷体" w:hAnsi="华文楷体"/>
+          <w:b/>
+          <w:bCs/>
+          <w:sz w:val="15"/>
+          <w:szCs w:val="15"/>
+          <w:u w:val="single"/>
+        </w:rPr>
+        <w:t>parse_byte</w:t>
+      </w:r>
+      <w:proofErr w:type="spellEnd"/>
+      <w:r>
+        <w:rPr>
+          <w:rFonts w:ascii="华文楷体" w:eastAsia="华文楷体" w:hAnsi="华文楷体"/>
+          <w:b/>
+          <w:bCs/>
+          <w:sz w:val="15"/>
+          <w:szCs w:val="15"/>
+          <w:u w:val="single"/>
+        </w:rPr>
+        <w:t xml:space="preserve"> 内部绝不能用 while 接收，因为该函数有状态推进副作用，一个字节会被误判两次</w:t>
+      </w:r>
+    </w:p>
+    <w:p>
+      <w:pPr>
+        <w:rPr>
+          <w:rFonts w:ascii="华文楷体" w:eastAsia="华文楷体" w:hAnsi="华文楷体" w:hint="eastAsia"/>
+          <w:sz w:val="15"/>
+          <w:szCs w:val="15"/>
+        </w:rPr>
+      </w:pPr>
+    </w:p>
+    <w:p>
+      <w:pPr>
+        <w:rPr>
+          <w:rFonts w:ascii="华文楷体" w:eastAsia="华文楷体" w:hAnsi="华文楷体" w:hint="eastAsia"/>
+          <w:sz w:val="15"/>
+          <w:szCs w:val="15"/>
+        </w:rPr>
+      </w:pPr>
+      <w:r>
+        <w:rPr>
+          <w:rFonts w:ascii="华文楷体" w:eastAsia="华文楷体" w:hAnsi="华文楷体" w:hint="eastAsia"/>
+          <w:sz w:val="15"/>
+          <w:szCs w:val="15"/>
+        </w:rPr>
+        <w:t>环形缓冲区只能提升对数据突发的应对能力【如消费速度慢，生产速度快】— 但如果消费和生产速度始终不匹配那么不论怎么做都无法彻底解决问题</w:t>
+      </w:r>
+    </w:p>
+    <w:p>
+      <w:pPr>
+        <w:rPr>
+          <w:rFonts w:ascii="华文楷体" w:eastAsia="华文楷体" w:hAnsi="华文楷体" w:hint="eastAsia"/>
+          <w:sz w:val="15"/>
+          <w:szCs w:val="15"/>
+        </w:rPr>
+      </w:pPr>
+      <w:r>
+        <w:rPr>
+          <w:rFonts w:ascii="华文楷体" w:eastAsia="华文楷体" w:hAnsi="华文楷体" w:hint="eastAsia"/>
+          <w:sz w:val="15"/>
+          <w:szCs w:val="15"/>
+        </w:rPr>
+        <w:t>在写UART时要明确自己用来干什么 如果只是普通辅助调试 那么直接重定向</w:t>
+      </w:r>
+      <w:proofErr w:type="spellStart"/>
+      <w:r>
+        <w:rPr>
+          <w:rFonts w:ascii="华文楷体" w:eastAsia="华文楷体" w:hAnsi="华文楷体" w:hint="eastAsia"/>
+          <w:sz w:val="15"/>
+          <w:szCs w:val="15"/>
+        </w:rPr>
+        <w:t>printf</w:t>
+      </w:r>
+      <w:proofErr w:type="spellEnd"/>
+      <w:r>
+        <w:rPr>
+          <w:rFonts w:ascii="华文楷体" w:eastAsia="华文楷体" w:hAnsi="华文楷体" w:hint="eastAsia"/>
+          <w:sz w:val="15"/>
+          <w:szCs w:val="15"/>
+        </w:rPr>
+        <w:t>即可</w:t>
+      </w:r>
+    </w:p>
+    <w:p>
+      <w:pPr>
+        <w:widowControl/>
+        <w:jc w:val="left"/>
+        <w:rPr>
+          <w:rFonts w:ascii="华文楷体" w:eastAsia="华文楷体" w:hAnsi="华文楷体" w:hint="eastAsia"/>
+        </w:rPr>
+      </w:pPr>
+      <w:r>
+        <w:rPr>
+          <w:rFonts w:ascii="华文楷体" w:eastAsia="华文楷体" w:hAnsi="华文楷体"/>
+          <w:noProof/>
+          <w:sz w:val="15"/>
+          <w:szCs w:val="15"/>
+        </w:rPr>
+        <mc:AlternateContent>
+          <mc:Choice Requires="wpg">
+            <w:drawing>
+              <wp:anchor distT="0" distB="0" distL="114300" distR="114300" simplePos="0" relativeHeight="251676672" behindDoc="0" locked="0" layoutInCell="1" allowOverlap="1" wp14:anchorId="650821C7" wp14:editId="110E6630">
+                <wp:simplePos x="0" y="0"/>
+                <wp:positionH relativeFrom="column">
+                  <wp:posOffset>-158920</wp:posOffset>
+                </wp:positionH>
+                <wp:positionV relativeFrom="paragraph">
+                  <wp:posOffset>198201</wp:posOffset>
+                </wp:positionV>
+                <wp:extent cx="3180080" cy="2688590"/>
+                <wp:effectExtent l="0" t="0" r="1270" b="0"/>
+                <wp:wrapNone/>
+                <wp:docPr id="209182443" name="组合 5"/>
+                <wp:cNvGraphicFramePr/>
+                <a:graphic xmlns:a="http://schemas.openxmlformats.org/drawingml/2006/main">
+                  <a:graphicData uri="http://schemas.microsoft.com/office/word/2010/wordprocessingGroup">
+                    <wpg:wgp>
+                      <wpg:cNvGrpSpPr/>
+                      <wpg:grpSpPr>
+                        <a:xfrm>
+                          <a:off x="0" y="0"/>
+                          <a:ext cx="3180080" cy="2688590"/>
+                          <a:chOff x="0" y="0"/>
+                          <a:chExt cx="3180080" cy="2688590"/>
+                        </a:xfrm>
+                      </wpg:grpSpPr>
+                      <pic:pic xmlns:pic="http://schemas.openxmlformats.org/drawingml/2006/picture">
+                        <pic:nvPicPr>
+                          <pic:cNvPr id="2132014418" name="图片 1"/>
+                          <pic:cNvPicPr>
+                            <a:picLocks noChangeAspect="1"/>
+                          </pic:cNvPicPr>
+                        </pic:nvPicPr>
+                        <pic:blipFill rotWithShape="1">
+                          <a:blip r:embed="rId92" cstate="print">
+                            <a:extLst>
+                              <a:ext uri="{28A0092B-C50C-407E-A947-70E740481C1C}">
+                                <a14:useLocalDpi xmlns:a14="http://schemas.microsoft.com/office/drawing/2010/main" val="0"/>
+                              </a:ext>
+                            </a:extLst>
+                          </a:blip>
+                          <a:srcRect t="3304" b="1955"/>
+                          <a:stretch>
+                            <a:fillRect/>
+                          </a:stretch>
+                        </pic:blipFill>
+                        <pic:spPr bwMode="auto">
+                          <a:xfrm>
+                            <a:off x="0" y="0"/>
+                            <a:ext cx="3180080" cy="2688590"/>
+                          </a:xfrm>
+                          <a:prstGeom prst="rect">
+                            <a:avLst/>
+                          </a:prstGeom>
+                          <a:ln>
+                            <a:noFill/>
+                          </a:ln>
+                          <a:extLst>
+                            <a:ext uri="{53640926-AAD7-44D8-BBD7-CCE9431645EC}">
+                              <a14:shadowObscured xmlns:a14="http://schemas.microsoft.com/office/drawing/2010/main"/>
+                            </a:ext>
+                          </a:extLst>
+                        </pic:spPr>
+                      </pic:pic>
+                      <wps:wsp>
+                        <wps:cNvPr id="463406539" name="文本框 3"/>
+                        <wps:cNvSpPr txBox="1"/>
+                        <wps:spPr>
+                          <a:xfrm>
+                            <a:off x="0" y="2401556"/>
+                            <a:ext cx="1217570" cy="266065"/>
+                          </a:xfrm>
+                          <a:prstGeom prst="rect">
+                            <a:avLst/>
+                          </a:prstGeom>
+                          <a:noFill/>
+                          <a:ln w="6350">
+                            <a:noFill/>
+                          </a:ln>
+                        </wps:spPr>
+                        <wps:txbx>
+                          <w:txbxContent>
+                            <w:p>
+                              <w:pPr>
+                                <w:spacing w:line="240" w:lineRule="exact"/>
+                                <w:rPr>
+                                  <w:rFonts w:ascii="华文楷体" w:eastAsia="华文楷体" w:hAnsi="华文楷体" w:hint="eastAsia"/>
+                                  <w:b/>
+                                  <w:bCs/>
+                                  <w:color w:val="FFFFFF" w:themeColor="background1"/>
+                                  <w:sz w:val="15"/>
+                                  <w:szCs w:val="15"/>
+                                </w:rPr>
+                              </w:pPr>
+                              <w:r>
+                                <w:rPr>
+                                  <w:rFonts w:ascii="华文楷体" w:eastAsia="华文楷体" w:hAnsi="华文楷体" w:hint="eastAsia"/>
+                                  <w:b/>
+                                  <w:bCs/>
+                                  <w:color w:val="FFFFFF" w:themeColor="background1"/>
+                                  <w:sz w:val="15"/>
+                                  <w:szCs w:val="15"/>
+                                  <w:highlight w:val="black"/>
+                                </w:rPr>
+                                <w:t>代码大纲</w:t>
+                              </w:r>
+                              <w:r>
+                                <w:rPr>
+                                  <w:rFonts w:ascii="华文楷体" w:eastAsia="华文楷体" w:hAnsi="华文楷体" w:hint="eastAsia"/>
+                                  <w:b/>
+                                  <w:bCs/>
+                                  <w:color w:val="FFFFFF" w:themeColor="background1"/>
+                                  <w:sz w:val="15"/>
+                                  <w:szCs w:val="15"/>
+                                  <w:highlight w:val="black"/>
+                                </w:rPr>
+                                <w:t>流程图</w:t>
+                              </w:r>
+                            </w:p>
+                          </w:txbxContent>
+                        </wps:txbx>
+                        <wps:bodyPr rot="0" spcFirstLastPara="0" vertOverflow="overflow" horzOverflow="overflow" vert="horz" wrap="square" lIns="91440" tIns="45720" rIns="91440" bIns="45720" numCol="1" spcCol="0" rtlCol="0" fromWordArt="0" anchor="t" anchorCtr="0" forceAA="0" compatLnSpc="1">
+                          <a:prstTxWarp prst="textNoShape">
+                            <a:avLst/>
+                          </a:prstTxWarp>
+                          <a:noAutofit/>
+                        </wps:bodyPr>
+                      </wps:wsp>
+                    </wpg:wgp>
+                  </a:graphicData>
+                </a:graphic>
+              </wp:anchor>
+            </w:drawing>
+          </mc:Choice>
+          <mc:Fallback>
+            <w:pict>
+              <v:group w14:anchorId="650821C7" id="组合 5" o:spid="_x0000_s1042" style="position:absolute;margin-left:-12.5pt;margin-top:15.6pt;width:250.4pt;height:211.7pt;z-index:251676672;mso-position-horizontal-relative:text;mso-position-vertical-relative:text" coordsize="31800,26885" o:gfxdata="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">
+                <v:shape id="图片 1" o:spid="_x0000_s1043" type="#_x0000_t75" style="position:absolute;width:31800;height:26885;visibility:visible;mso-wrap-style:square" o:gfxdata="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">
+                  <v:imagedata r:id="rId93" o:title="" croptop="2165f" cropbottom="1281f"/>
+                </v:shape>
+                <v:shape id="文本框 3" o:spid="_x0000_s1044" type="#_x0000_t202" style="position:absolute;top:24015;width:12175;height:2661;visibility:visible;mso-wrap-style:square;v-text-anchor:top" o:gfxdata="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" filled="f" stroked="f" strokeweight=".5pt">
+                  <v:textbox>
+                    <w:txbxContent>
+                      <w:p>
+                        <w:pPr>
+                          <w:spacing w:line="240" w:lineRule="exact"/>
+                          <w:rPr>
+                            <w:rFonts w:ascii="华文楷体" w:eastAsia="华文楷体" w:hAnsi="华文楷体" w:hint="eastAsia"/>
+                            <w:b/>
+                            <w:bCs/>
+                            <w:color w:val="FFFFFF" w:themeColor="background1"/>
+                            <w:sz w:val="15"/>
+                            <w:szCs w:val="15"/>
+                          </w:rPr>
+                        </w:pPr>
+                        <w:r>
+                          <w:rPr>
+                            <w:rFonts w:ascii="华文楷体" w:eastAsia="华文楷体" w:hAnsi="华文楷体" w:hint="eastAsia"/>
+                            <w:b/>
+                            <w:bCs/>
+                            <w:color w:val="FFFFFF" w:themeColor="background1"/>
+                            <w:sz w:val="15"/>
+                            <w:szCs w:val="15"/>
+                            <w:highlight w:val="black"/>
+                          </w:rPr>
+                          <w:t>代码大纲</w:t>
+                        </w:r>
+                        <w:r>
+                          <w:rPr>
+                            <w:rFonts w:ascii="华文楷体" w:eastAsia="华文楷体" w:hAnsi="华文楷体" w:hint="eastAsia"/>
+                            <w:b/>
+                            <w:bCs/>
+                            <w:color w:val="FFFFFF" w:themeColor="background1"/>
+                            <w:sz w:val="15"/>
+                            <w:szCs w:val="15"/>
+                            <w:highlight w:val="black"/>
+                          </w:rPr>
+                          <w:t>流程图</w:t>
+                        </w:r>
+                      </w:p>
+                    </w:txbxContent>
+                  </v:textbox>
+                </v:shape>
+              </v:group>
+            </w:pict>
+          </mc:Fallback>
+        </mc:AlternateContent>
+      </w:r>
+      <w:r>
+        <w:rPr>
+          <w:rFonts w:ascii="华文楷体" w:eastAsia="华文楷体" w:hAnsi="华文楷体"/>
+          <w:noProof/>
+          <w:sz w:val="15"/>
+          <w:szCs w:val="15"/>
+        </w:rPr>
+        <mc:AlternateContent>
+          <mc:Choice Requires="wpg">
+            <w:drawing>
+              <wp:anchor distT="0" distB="0" distL="114300" distR="114300" simplePos="0" relativeHeight="251673600" behindDoc="0" locked="0" layoutInCell="1" allowOverlap="1" wp14:anchorId="2CB2519C" wp14:editId="7E07ECA5">
+                <wp:simplePos x="0" y="0"/>
+                <wp:positionH relativeFrom="column">
+                  <wp:posOffset>3526636</wp:posOffset>
+                </wp:positionH>
+                <wp:positionV relativeFrom="paragraph">
+                  <wp:posOffset>199969</wp:posOffset>
+                </wp:positionV>
+                <wp:extent cx="2657475" cy="3081655"/>
+                <wp:effectExtent l="0" t="0" r="9525" b="4445"/>
+                <wp:wrapNone/>
+                <wp:docPr id="1189172320" name="组合 4"/>
+                <wp:cNvGraphicFramePr/>
+                <a:graphic xmlns:a="http://schemas.openxmlformats.org/drawingml/2006/main">
+                  <a:graphicData uri="http://schemas.microsoft.com/office/word/2010/wordprocessingGroup">
+                    <wpg:wgp>
+                      <wpg:cNvGrpSpPr/>
+                      <wpg:grpSpPr>
+                        <a:xfrm>
+                          <a:off x="0" y="0"/>
+                          <a:ext cx="2657475" cy="3081655"/>
+                          <a:chOff x="0" y="0"/>
+                          <a:chExt cx="2657475" cy="3081655"/>
+                        </a:xfrm>
+                      </wpg:grpSpPr>
+                      <pic:pic xmlns:pic="http://schemas.openxmlformats.org/drawingml/2006/picture">
+                        <pic:nvPicPr>
+                          <pic:cNvPr id="873430269" name="图片 1"/>
+                          <pic:cNvPicPr>
+                            <a:picLocks noChangeAspect="1"/>
+                          </pic:cNvPicPr>
+                        </pic:nvPicPr>
+                        <pic:blipFill>
+                          <a:blip r:embed="rId94" cstate="print">
+                            <a:extLst>
+                              <a:ext uri="{28A0092B-C50C-407E-A947-70E740481C1C}">
+                                <a14:useLocalDpi xmlns:a14="http://schemas.microsoft.com/office/drawing/2010/main" val="0"/>
+                              </a:ext>
+                            </a:extLst>
+                          </a:blip>
+                          <a:stretch>
+                            <a:fillRect/>
+                          </a:stretch>
+                        </pic:blipFill>
+                        <pic:spPr>
+                          <a:xfrm>
+                            <a:off x="0" y="0"/>
+                            <a:ext cx="2657475" cy="3081655"/>
+                          </a:xfrm>
+                          <a:prstGeom prst="rect">
+                            <a:avLst/>
+                          </a:prstGeom>
+                        </pic:spPr>
+                      </pic:pic>
+                      <wps:wsp>
+                        <wps:cNvPr id="1827351545" name="文本框 3"/>
+                        <wps:cNvSpPr txBox="1"/>
+                        <wps:spPr>
+                          <a:xfrm>
+                            <a:off x="1657978" y="2748224"/>
+                            <a:ext cx="964642" cy="266281"/>
+                          </a:xfrm>
+                          <a:prstGeom prst="rect">
+                            <a:avLst/>
+                          </a:prstGeom>
+                          <a:noFill/>
+                          <a:ln w="6350">
+                            <a:noFill/>
+                          </a:ln>
+                        </wps:spPr>
+                        <wps:txbx>
+                          <w:txbxContent>
+                            <w:p>
+                              <w:pPr>
+                                <w:spacing w:line="240" w:lineRule="exact"/>
+                                <w:rPr>
+                                  <w:rFonts w:ascii="华文楷体" w:eastAsia="华文楷体" w:hAnsi="华文楷体" w:hint="eastAsia"/>
+                                  <w:b/>
+                                  <w:bCs/>
+                                  <w:color w:val="FFFFFF" w:themeColor="background1"/>
+                                  <w:sz w:val="15"/>
+                                  <w:szCs w:val="15"/>
+                                </w:rPr>
+                              </w:pPr>
+                              <w:r>
+                                <w:rPr>
+                                  <w:rFonts w:ascii="华文楷体" w:eastAsia="华文楷体" w:hAnsi="华文楷体" w:hint="eastAsia"/>
+                                  <w:b/>
+                                  <w:bCs/>
+                                  <w:color w:val="FFFFFF" w:themeColor="background1"/>
+                                  <w:sz w:val="15"/>
+                                  <w:szCs w:val="15"/>
+                                  <w:highlight w:val="black"/>
+                                </w:rPr>
+                                <w:t>状态机解包流程图</w:t>
+                              </w:r>
+                            </w:p>
+                          </w:txbxContent>
+                        </wps:txbx>
+                        <wps:bodyPr rot="0" spcFirstLastPara="0" vertOverflow="overflow" horzOverflow="overflow" vert="horz" wrap="square" lIns="91440" tIns="45720" rIns="91440" bIns="45720" numCol="1" spcCol="0" rtlCol="0" fromWordArt="0" anchor="t" anchorCtr="0" forceAA="0" compatLnSpc="1">
+                          <a:prstTxWarp prst="textNoShape">
+                            <a:avLst/>
+                          </a:prstTxWarp>
+                          <a:noAutofit/>
+                        </wps:bodyPr>
+                      </wps:wsp>
+                    </wpg:wgp>
+                  </a:graphicData>
+                </a:graphic>
+              </wp:anchor>
+            </w:drawing>
+          </mc:Choice>
+          <mc:Fallback>
+            <w:pict>
+              <v:group w14:anchorId="2CB2519C" id="组合 4" o:spid="_x0000_s1045" style="position:absolute;margin-left:277.7pt;margin-top:15.75pt;width:209.25pt;height:242.65pt;z-index:251673600;mso-position-horizontal-relative:text;mso-position-vertical-relative:text" coordsize="26574,30816" o:gfxdata="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">
+                <v:shape id="图片 1" o:spid="_x0000_s1046" type="#_x0000_t75" style="position:absolute;width:26574;height:30816;visibility:visible;mso-wrap-style:square" o:gfxdata="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">
+                  <v:imagedata r:id="rId95" o:title=""/>
+                </v:shape>
+                <v:shape id="文本框 3" o:spid="_x0000_s1047" type="#_x0000_t202" style="position:absolute;left:16579;top:27482;width:9647;height:2663;visibility:visible;mso-wrap-style:square;v-text-anchor:top" o:gfxdata="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" filled="f" stroked="f" strokeweight=".5pt">
+                  <v:textbox>
+                    <w:txbxContent>
+                      <w:p>
+                        <w:pPr>
+                          <w:spacing w:line="240" w:lineRule="exact"/>
+                          <w:rPr>
+                            <w:rFonts w:ascii="华文楷体" w:eastAsia="华文楷体" w:hAnsi="华文楷体" w:hint="eastAsia"/>
+                            <w:b/>
+                            <w:bCs/>
+                            <w:color w:val="FFFFFF" w:themeColor="background1"/>
+                            <w:sz w:val="15"/>
+                            <w:szCs w:val="15"/>
+                          </w:rPr>
+                        </w:pPr>
+                        <w:r>
+                          <w:rPr>
+                            <w:rFonts w:ascii="华文楷体" w:eastAsia="华文楷体" w:hAnsi="华文楷体" w:hint="eastAsia"/>
+                            <w:b/>
+                            <w:bCs/>
+                            <w:color w:val="FFFFFF" w:themeColor="background1"/>
+                            <w:sz w:val="15"/>
+                            <w:szCs w:val="15"/>
+                            <w:highlight w:val="black"/>
+                          </w:rPr>
+                          <w:t>状态机解包流程图</w:t>
+                        </w:r>
+                      </w:p>
+                    </w:txbxContent>
+                  </v:textbox>
+                </v:shape>
+              </v:group>
+            </w:pict>
+          </mc:Fallback>
+        </mc:AlternateContent>
+      </w:r>
+      <w:r>
+        <w:rPr>
+          <w:rFonts w:ascii="华文楷体" w:eastAsia="华文楷体" w:hAnsi="华文楷体" w:hint="eastAsia"/>
+        </w:rPr>
+        <w:br w:type="page"/>
+      </w:r>
+    </w:p>
+    <w:p>
+      <w:pPr>
         <w:widowControl/>
         <w:jc w:val="left"/>
         <w:rPr>
@@ -13361,7 +17051,7 @@
                     <pic:cNvPicPr/>
                   </pic:nvPicPr>
                   <pic:blipFill>
-                    <a:blip r:embed="rId89"/>
+                    <a:blip r:embed="rId96"/>
                     <a:stretch>
                       <a:fillRect/>
                     </a:stretch>
@@ -13425,7 +17115,7 @@
                     <pic:cNvPicPr/>
                   </pic:nvPicPr>
                   <pic:blipFill>
-                    <a:blip r:embed="rId90"/>
+                    <a:blip r:embed="rId97"/>
                     <a:stretch>
                       <a:fillRect/>
                     </a:stretch>
@@ -13477,7 +17167,7 @@
                     <pic:cNvPicPr/>
                   </pic:nvPicPr>
                   <pic:blipFill>
-                    <a:blip r:embed="rId91"/>
+                    <a:blip r:embed="rId98"/>
                     <a:stretch>
                       <a:fillRect/>
                     </a:stretch>
@@ -13549,7 +17239,7 @@
                     <pic:cNvPicPr/>
                   </pic:nvPicPr>
                   <pic:blipFill>
-                    <a:blip r:embed="rId92"/>
+                    <a:blip r:embed="rId99"/>
                     <a:stretch>
                       <a:fillRect/>
                     </a:stretch>
@@ -13610,7 +17300,7 @@
                     <pic:cNvPicPr/>
                   </pic:nvPicPr>
                   <pic:blipFill>
-                    <a:blip r:embed="rId93"/>
+                    <a:blip r:embed="rId100"/>
                     <a:stretch>
                       <a:fillRect/>
                     </a:stretch>
@@ -13671,7 +17361,7 @@
                     <pic:cNvPicPr/>
                   </pic:nvPicPr>
                   <pic:blipFill>
-                    <a:blip r:embed="rId94"/>
+                    <a:blip r:embed="rId101"/>
                     <a:stretch>
                       <a:fillRect/>
                     </a:stretch>
@@ -13723,7 +17413,7 @@
                     <pic:cNvPicPr/>
                   </pic:nvPicPr>
                   <pic:blipFill>
-                    <a:blip r:embed="rId95"/>
+                    <a:blip r:embed="rId102"/>
                     <a:stretch>
                       <a:fillRect/>
                     </a:stretch>
@@ -13789,7 +17479,7 @@
                     <pic:cNvPicPr/>
                   </pic:nvPicPr>
                   <pic:blipFill>
-                    <a:blip r:embed="rId96"/>
+                    <a:blip r:embed="rId103"/>
                     <a:stretch>
                       <a:fillRect/>
                     </a:stretch>
@@ -13978,7 +17668,7 @@
                     <pic:cNvPicPr/>
                   </pic:nvPicPr>
                   <pic:blipFill>
-                    <a:blip r:embed="rId97"/>
+                    <a:blip r:embed="rId104"/>
                     <a:stretch>
                       <a:fillRect/>
                     </a:stretch>
@@ -14039,7 +17729,7 @@
                     <pic:cNvPicPr/>
                   </pic:nvPicPr>
                   <pic:blipFill>
-                    <a:blip r:embed="rId98"/>
+                    <a:blip r:embed="rId105"/>
                     <a:stretch>
                       <a:fillRect/>
                     </a:stretch>
@@ -14094,7 +17784,7 @@
                     <pic:cNvPicPr/>
                   </pic:nvPicPr>
                   <pic:blipFill>
-                    <a:blip r:embed="rId99"/>
+                    <a:blip r:embed="rId106"/>
                     <a:stretch>
                       <a:fillRect/>
                     </a:stretch>
@@ -14251,7 +17941,7 @@
                     <pic:cNvPicPr/>
                   </pic:nvPicPr>
                   <pic:blipFill>
-                    <a:blip r:embed="rId100"/>
+                    <a:blip r:embed="rId107"/>
                     <a:stretch>
                       <a:fillRect/>
                     </a:stretch>
